--- a/docs/SIM-EEG-018_RevA_production_simulation.docx
+++ b/docs/SIM-EEG-018_RevA_production_simulation.docx
@@ -205,7 +205,7 @@
           <w:b/>
           <w:bCs/>
         </w:rPr>
-        <w:t xml:space="preserve">Result: 193 checks passed, 0 failed, 6 known open items.</w:t>
+        <w:t xml:space="preserve">Result: 193 checks passed, 0 failed, 7 known open items.</w:t>
       </w:r>
     </w:p>
     <w:p>
@@ -256,9 +256,9 @@
         <w:tblLook w:firstRow="1" w:lastRow="0" w:firstColumn="0" w:lastColumn="0" w:noHBand="0" w:noVBand="0" w:val="0020"/>
       </w:tblPr>
       <w:tblGrid>
-        <w:gridCol w:w="2522"/>
-        <w:gridCol w:w="2770"/>
-        <w:gridCol w:w="4119"/>
+        <w:gridCol w:w="2463"/>
+        <w:gridCol w:w="2703"/>
+        <w:gridCol w:w="4245"/>
       </w:tblGrid>
       <w:tr>
         <w:trPr>
@@ -267,7 +267,7 @@
         </w:trPr>
         <w:tc>
           <w:tcPr>
-            <w:tcW w:w="2522" w:type="dxa"/>
+            <w:tcW w:w="2463" w:type="dxa"/>
           </w:tcPr>
           <w:p>
             <w:pPr>
@@ -280,7 +280,7 @@
         </w:tc>
         <w:tc>
           <w:tcPr>
-            <w:tcW w:w="2770" w:type="dxa"/>
+            <w:tcW w:w="2703" w:type="dxa"/>
           </w:tcPr>
           <w:p>
             <w:pPr>
@@ -293,7 +293,7 @@
         </w:tc>
         <w:tc>
           <w:tcPr>
-            <w:tcW w:w="4119" w:type="dxa"/>
+            <w:tcW w:w="4245" w:type="dxa"/>
           </w:tcPr>
           <w:p>
             <w:pPr>
@@ -311,7 +311,7 @@
         </w:trPr>
         <w:tc>
           <w:tcPr>
-            <w:tcW w:w="2522" w:type="dxa"/>
+            <w:tcW w:w="2463" w:type="dxa"/>
           </w:tcPr>
           <w:p>
             <w:pPr>
@@ -324,7 +324,7 @@
         </w:tc>
         <w:tc>
           <w:tcPr>
-            <w:tcW w:w="2770" w:type="dxa"/>
+            <w:tcW w:w="2703" w:type="dxa"/>
           </w:tcPr>
           <w:p>
             <w:pPr>
@@ -337,7 +337,7 @@
         </w:tc>
         <w:tc>
           <w:tcPr>
-            <w:tcW w:w="4119" w:type="dxa"/>
+            <w:tcW w:w="4245" w:type="dxa"/>
           </w:tcPr>
           <w:p>
             <w:pPr>
@@ -355,7 +355,7 @@
         </w:trPr>
         <w:tc>
           <w:tcPr>
-            <w:tcW w:w="2522" w:type="dxa"/>
+            <w:tcW w:w="2463" w:type="dxa"/>
           </w:tcPr>
           <w:p>
             <w:pPr>
@@ -368,7 +368,7 @@
         </w:tc>
         <w:tc>
           <w:tcPr>
-            <w:tcW w:w="2770" w:type="dxa"/>
+            <w:tcW w:w="2703" w:type="dxa"/>
           </w:tcPr>
           <w:p>
             <w:pPr>
@@ -381,7 +381,7 @@
         </w:tc>
         <w:tc>
           <w:tcPr>
-            <w:tcW w:w="4119" w:type="dxa"/>
+            <w:tcW w:w="4245" w:type="dxa"/>
           </w:tcPr>
           <w:p>
             <w:pPr>
@@ -399,7 +399,7 @@
         </w:trPr>
         <w:tc>
           <w:tcPr>
-            <w:tcW w:w="2522" w:type="dxa"/>
+            <w:tcW w:w="2463" w:type="dxa"/>
           </w:tcPr>
           <w:p>
             <w:pPr>
@@ -412,38 +412,82 @@
         </w:tc>
         <w:tc>
           <w:tcPr>
-            <w:tcW w:w="2770" w:type="dxa"/>
-          </w:tcPr>
-          <w:p>
-            <w:pPr>
-              <w:pStyle w:val="Compact"/>
-            </w:pPr>
-            <w:r>
-              <w:t xml:space="preserve">no human layout engineer has reviewed the routing</w:t>
-            </w:r>
-          </w:p>
-        </w:tc>
-        <w:tc>
-          <w:tcPr>
-            <w:tcW w:w="4119" w:type="dxa"/>
-          </w:tcPr>
-          <w:p>
-            <w:pPr>
-              <w:pStyle w:val="Compact"/>
-            </w:pPr>
-            <w:r>
-              <w:t xml:space="preserve">the board passes the programme’s own design-rule check, which is not the same as being a good layout; the review is the scope of RFQ-EEG-002A and gates fabrication release</w:t>
-            </w:r>
-          </w:p>
-        </w:tc>
-      </w:tr>
-      <w:tr>
-        <w:trPr>
-          <w:cantSplit/>
-        </w:trPr>
-        <w:tc>
-          <w:tcPr>
-            <w:tcW w:w="2522" w:type="dxa"/>
+            <w:tcW w:w="2703" w:type="dxa"/>
+          </w:tcPr>
+          <w:p>
+            <w:pPr>
+              <w:pStyle w:val="Compact"/>
+            </w:pPr>
+            <w:r>
+              <w:t xml:space="preserve">there is no fabrication data for the current board</w:t>
+            </w:r>
+          </w:p>
+        </w:tc>
+        <w:tc>
+          <w:tcPr>
+            <w:tcW w:w="4245" w:type="dxa"/>
+          </w:tcPr>
+          <w:p>
+            <w:pPr>
+              <w:pStyle w:val="Compact"/>
+            </w:pPr>
+            <w:r>
+              <w:t xml:space="preserve">Rev B is withdrawn from fabrication (ECO-EEG-030) and Rev C is UNROUTED: its placement and routing are bought. The Gerbers, drill, DRC report and drawings this station checks are Rev B’s and are kept as history. A bare board cannot be ordered. What exists for Rev C is the layout input set in kicad/RevC_layout_inputs/ and the rule sheet LAY-EEG-034</w:t>
+            </w:r>
+          </w:p>
+        </w:tc>
+      </w:tr>
+      <w:tr>
+        <w:trPr>
+          <w:cantSplit/>
+        </w:trPr>
+        <w:tc>
+          <w:tcPr>
+            <w:tcW w:w="2463" w:type="dxa"/>
+          </w:tcPr>
+          <w:p>
+            <w:pPr>
+              <w:pStyle w:val="Compact"/>
+            </w:pPr>
+            <w:r>
+              <w:t xml:space="preserve">01 bare-board fabrication</w:t>
+            </w:r>
+          </w:p>
+        </w:tc>
+        <w:tc>
+          <w:tcPr>
+            <w:tcW w:w="2703" w:type="dxa"/>
+          </w:tcPr>
+          <w:p>
+            <w:pPr>
+              <w:pStyle w:val="Compact"/>
+            </w:pPr>
+            <w:r>
+              <w:t xml:space="preserve">the placement of Rev C has not been reviewed</w:t>
+            </w:r>
+          </w:p>
+        </w:tc>
+        <w:tc>
+          <w:tcPr>
+            <w:tcW w:w="4245" w:type="dxa"/>
+          </w:tcPr>
+          <w:p>
+            <w:pPr>
+              <w:pStyle w:val="Compact"/>
+            </w:pPr>
+            <w:r>
+              <w:t xml:space="preserve">A human layout engineer HAS now read the Rev B routing: he read it between 3 and 5 September 2026, declined the paid review and advised a redesign, and Rev B is withdrawn (ECO-EEG-030). What is open is the next review, not that one. RFQ-EEG-002A is re-scoped to the review of the layout contractor’s PLACEMENT of Rev C, taken at the placement confirmation gate and before routing is confirmed, as a written findings list by net, pad pair and coordinate. There is no placement to review yet</w:t>
+            </w:r>
+          </w:p>
+        </w:tc>
+      </w:tr>
+      <w:tr>
+        <w:trPr>
+          <w:cantSplit/>
+        </w:trPr>
+        <w:tc>
+          <w:tcPr>
+            <w:tcW w:w="2463" w:type="dxa"/>
           </w:tcPr>
           <w:p>
             <w:pPr>
@@ -456,7 +500,7 @@
         </w:tc>
         <w:tc>
           <w:tcPr>
-            <w:tcW w:w="2770" w:type="dxa"/>
+            <w:tcW w:w="2703" w:type="dxa"/>
           </w:tcPr>
           <w:p>
             <w:pPr>
@@ -469,7 +513,7 @@
         </w:tc>
         <w:tc>
           <w:tcPr>
-            <w:tcW w:w="4119" w:type="dxa"/>
+            <w:tcW w:w="4245" w:type="dxa"/>
           </w:tcPr>
           <w:p>
             <w:pPr>
@@ -499,7 +543,7 @@
         </w:trPr>
         <w:tc>
           <w:tcPr>
-            <w:tcW w:w="2522" w:type="dxa"/>
+            <w:tcW w:w="2463" w:type="dxa"/>
           </w:tcPr>
           <w:p>
             <w:pPr>
@@ -512,7 +556,7 @@
         </w:tc>
         <w:tc>
           <w:tcPr>
-            <w:tcW w:w="2770" w:type="dxa"/>
+            <w:tcW w:w="2703" w:type="dxa"/>
           </w:tcPr>
           <w:p>
             <w:pPr>
@@ -525,7 +569,7 @@
         </w:tc>
         <w:tc>
           <w:tcPr>
-            <w:tcW w:w="4119" w:type="dxa"/>
+            <w:tcW w:w="4245" w:type="dxa"/>
           </w:tcPr>
           <w:p>
             <w:pPr>
@@ -543,7 +587,7 @@
         </w:trPr>
         <w:tc>
           <w:tcPr>
-            <w:tcW w:w="2522" w:type="dxa"/>
+            <w:tcW w:w="2463" w:type="dxa"/>
           </w:tcPr>
           <w:p>
             <w:pPr>
@@ -556,7 +600,7 @@
         </w:tc>
         <w:tc>
           <w:tcPr>
-            <w:tcW w:w="2770" w:type="dxa"/>
+            <w:tcW w:w="2703" w:type="dxa"/>
           </w:tcPr>
           <w:p>
             <w:pPr>
@@ -569,7 +613,7 @@
         </w:tc>
         <w:tc>
           <w:tcPr>
-            <w:tcW w:w="4119" w:type="dxa"/>
+            <w:tcW w:w="4245" w:type="dxa"/>
           </w:tcPr>
           <w:p>
             <w:pPr>
@@ -694,7 +738,7 @@
               <w:pStyle w:val="Compact"/>
             </w:pPr>
             <w:r>
-              <w:t xml:space="preserve">/Users/nstephane/Dev/onevoice/documentation/Study - EEG/EEG-kit-RFQ/package_v2.4/kicad/EEG-CAR-01_RevB_BOM.csv</w:t>
+              <w:t xml:space="preserve">/Users/nstephane/Dev/EEG-kit/kicad/EEG-CAR-01_RevC_BOM.csv</w:t>
             </w:r>
           </w:p>
         </w:tc>
@@ -973,9 +1017,9 @@
         <w:tblLook w:firstRow="1" w:lastRow="0" w:firstColumn="0" w:lastColumn="0" w:noHBand="0" w:noVBand="0" w:val="0020"/>
       </w:tblPr>
       <w:tblGrid>
-        <w:gridCol w:w="2244"/>
-        <w:gridCol w:w="3738"/>
-        <w:gridCol w:w="3429"/>
+        <w:gridCol w:w="2220"/>
+        <w:gridCol w:w="3691"/>
+        <w:gridCol w:w="3500"/>
       </w:tblGrid>
       <w:tr>
         <w:trPr>
@@ -984,17 +1028,17 @@
         </w:trPr>
         <w:tc>
           <w:tcPr>
-            <w:tcW w:w="2244" w:type="dxa"/>
-          </w:tcPr>
-          <w:p>
-            <w:pPr>
-              <w:pStyle w:val="Compact"/>
-            </w:pPr>
-          </w:p>
-        </w:tc>
-        <w:tc>
-          <w:tcPr>
-            <w:tcW w:w="3738" w:type="dxa"/>
+            <w:tcW w:w="2220" w:type="dxa"/>
+          </w:tcPr>
+          <w:p>
+            <w:pPr>
+              <w:pStyle w:val="Compact"/>
+            </w:pPr>
+          </w:p>
+        </w:tc>
+        <w:tc>
+          <w:tcPr>
+            <w:tcW w:w="3691" w:type="dxa"/>
           </w:tcPr>
           <w:p>
             <w:pPr>
@@ -1007,7 +1051,7 @@
         </w:tc>
         <w:tc>
           <w:tcPr>
-            <w:tcW w:w="3429" w:type="dxa"/>
+            <w:tcW w:w="3500" w:type="dxa"/>
           </w:tcPr>
           <w:p>
             <w:pPr>
@@ -1025,20 +1069,20 @@
         </w:trPr>
         <w:tc>
           <w:tcPr>
-            <w:tcW w:w="2244" w:type="dxa"/>
-          </w:tcPr>
-          <w:p>
-            <w:pPr>
-              <w:pStyle w:val="Compact"/>
-            </w:pPr>
-            <w:r>
-              <w:t xml:space="preserve">pass</w:t>
-            </w:r>
-          </w:p>
-        </w:tc>
-        <w:tc>
-          <w:tcPr>
-            <w:tcW w:w="3738" w:type="dxa"/>
+            <w:tcW w:w="2220" w:type="dxa"/>
+          </w:tcPr>
+          <w:p>
+            <w:pPr>
+              <w:pStyle w:val="Compact"/>
+            </w:pPr>
+            <w:r>
+              <w:t xml:space="preserve">pass</w:t>
+            </w:r>
+          </w:p>
+        </w:tc>
+        <w:tc>
+          <w:tcPr>
+            <w:tcW w:w="3691" w:type="dxa"/>
           </w:tcPr>
           <w:p>
             <w:pPr>
@@ -1051,35 +1095,35 @@
         </w:tc>
         <w:tc>
           <w:tcPr>
-            <w:tcW w:w="3429" w:type="dxa"/>
-          </w:tcPr>
-          <w:p>
-            <w:pPr>
-              <w:pStyle w:val="Compact"/>
-            </w:pPr>
-          </w:p>
-        </w:tc>
-      </w:tr>
-      <w:tr>
-        <w:trPr>
-          <w:cantSplit/>
-        </w:trPr>
-        <w:tc>
-          <w:tcPr>
-            <w:tcW w:w="2244" w:type="dxa"/>
-          </w:tcPr>
-          <w:p>
-            <w:pPr>
-              <w:pStyle w:val="Compact"/>
-            </w:pPr>
-            <w:r>
-              <w:t xml:space="preserve">pass</w:t>
-            </w:r>
-          </w:p>
-        </w:tc>
-        <w:tc>
-          <w:tcPr>
-            <w:tcW w:w="3738" w:type="dxa"/>
+            <w:tcW w:w="3500" w:type="dxa"/>
+          </w:tcPr>
+          <w:p>
+            <w:pPr>
+              <w:pStyle w:val="Compact"/>
+            </w:pPr>
+          </w:p>
+        </w:tc>
+      </w:tr>
+      <w:tr>
+        <w:trPr>
+          <w:cantSplit/>
+        </w:trPr>
+        <w:tc>
+          <w:tcPr>
+            <w:tcW w:w="2220" w:type="dxa"/>
+          </w:tcPr>
+          <w:p>
+            <w:pPr>
+              <w:pStyle w:val="Compact"/>
+            </w:pPr>
+            <w:r>
+              <w:t xml:space="preserve">pass</w:t>
+            </w:r>
+          </w:p>
+        </w:tc>
+        <w:tc>
+          <w:tcPr>
+            <w:tcW w:w="3691" w:type="dxa"/>
           </w:tcPr>
           <w:p>
             <w:pPr>
@@ -1092,35 +1136,35 @@
         </w:tc>
         <w:tc>
           <w:tcPr>
-            <w:tcW w:w="3429" w:type="dxa"/>
-          </w:tcPr>
-          <w:p>
-            <w:pPr>
-              <w:pStyle w:val="Compact"/>
-            </w:pPr>
-          </w:p>
-        </w:tc>
-      </w:tr>
-      <w:tr>
-        <w:trPr>
-          <w:cantSplit/>
-        </w:trPr>
-        <w:tc>
-          <w:tcPr>
-            <w:tcW w:w="2244" w:type="dxa"/>
-          </w:tcPr>
-          <w:p>
-            <w:pPr>
-              <w:pStyle w:val="Compact"/>
-            </w:pPr>
-            <w:r>
-              <w:t xml:space="preserve">pass</w:t>
-            </w:r>
-          </w:p>
-        </w:tc>
-        <w:tc>
-          <w:tcPr>
-            <w:tcW w:w="3738" w:type="dxa"/>
+            <w:tcW w:w="3500" w:type="dxa"/>
+          </w:tcPr>
+          <w:p>
+            <w:pPr>
+              <w:pStyle w:val="Compact"/>
+            </w:pPr>
+          </w:p>
+        </w:tc>
+      </w:tr>
+      <w:tr>
+        <w:trPr>
+          <w:cantSplit/>
+        </w:trPr>
+        <w:tc>
+          <w:tcPr>
+            <w:tcW w:w="2220" w:type="dxa"/>
+          </w:tcPr>
+          <w:p>
+            <w:pPr>
+              <w:pStyle w:val="Compact"/>
+            </w:pPr>
+            <w:r>
+              <w:t xml:space="preserve">pass</w:t>
+            </w:r>
+          </w:p>
+        </w:tc>
+        <w:tc>
+          <w:tcPr>
+            <w:tcW w:w="3691" w:type="dxa"/>
           </w:tcPr>
           <w:p>
             <w:pPr>
@@ -1133,35 +1177,35 @@
         </w:tc>
         <w:tc>
           <w:tcPr>
-            <w:tcW w:w="3429" w:type="dxa"/>
-          </w:tcPr>
-          <w:p>
-            <w:pPr>
-              <w:pStyle w:val="Compact"/>
-            </w:pPr>
-          </w:p>
-        </w:tc>
-      </w:tr>
-      <w:tr>
-        <w:trPr>
-          <w:cantSplit/>
-        </w:trPr>
-        <w:tc>
-          <w:tcPr>
-            <w:tcW w:w="2244" w:type="dxa"/>
-          </w:tcPr>
-          <w:p>
-            <w:pPr>
-              <w:pStyle w:val="Compact"/>
-            </w:pPr>
-            <w:r>
-              <w:t xml:space="preserve">pass</w:t>
-            </w:r>
-          </w:p>
-        </w:tc>
-        <w:tc>
-          <w:tcPr>
-            <w:tcW w:w="3738" w:type="dxa"/>
+            <w:tcW w:w="3500" w:type="dxa"/>
+          </w:tcPr>
+          <w:p>
+            <w:pPr>
+              <w:pStyle w:val="Compact"/>
+            </w:pPr>
+          </w:p>
+        </w:tc>
+      </w:tr>
+      <w:tr>
+        <w:trPr>
+          <w:cantSplit/>
+        </w:trPr>
+        <w:tc>
+          <w:tcPr>
+            <w:tcW w:w="2220" w:type="dxa"/>
+          </w:tcPr>
+          <w:p>
+            <w:pPr>
+              <w:pStyle w:val="Compact"/>
+            </w:pPr>
+            <w:r>
+              <w:t xml:space="preserve">pass</w:t>
+            </w:r>
+          </w:p>
+        </w:tc>
+        <w:tc>
+          <w:tcPr>
+            <w:tcW w:w="3691" w:type="dxa"/>
           </w:tcPr>
           <w:p>
             <w:pPr>
@@ -1174,35 +1218,35 @@
         </w:tc>
         <w:tc>
           <w:tcPr>
-            <w:tcW w:w="3429" w:type="dxa"/>
-          </w:tcPr>
-          <w:p>
-            <w:pPr>
-              <w:pStyle w:val="Compact"/>
-            </w:pPr>
-          </w:p>
-        </w:tc>
-      </w:tr>
-      <w:tr>
-        <w:trPr>
-          <w:cantSplit/>
-        </w:trPr>
-        <w:tc>
-          <w:tcPr>
-            <w:tcW w:w="2244" w:type="dxa"/>
-          </w:tcPr>
-          <w:p>
-            <w:pPr>
-              <w:pStyle w:val="Compact"/>
-            </w:pPr>
-            <w:r>
-              <w:t xml:space="preserve">pass</w:t>
-            </w:r>
-          </w:p>
-        </w:tc>
-        <w:tc>
-          <w:tcPr>
-            <w:tcW w:w="3738" w:type="dxa"/>
+            <w:tcW w:w="3500" w:type="dxa"/>
+          </w:tcPr>
+          <w:p>
+            <w:pPr>
+              <w:pStyle w:val="Compact"/>
+            </w:pPr>
+          </w:p>
+        </w:tc>
+      </w:tr>
+      <w:tr>
+        <w:trPr>
+          <w:cantSplit/>
+        </w:trPr>
+        <w:tc>
+          <w:tcPr>
+            <w:tcW w:w="2220" w:type="dxa"/>
+          </w:tcPr>
+          <w:p>
+            <w:pPr>
+              <w:pStyle w:val="Compact"/>
+            </w:pPr>
+            <w:r>
+              <w:t xml:space="preserve">pass</w:t>
+            </w:r>
+          </w:p>
+        </w:tc>
+        <w:tc>
+          <w:tcPr>
+            <w:tcW w:w="3691" w:type="dxa"/>
           </w:tcPr>
           <w:p>
             <w:pPr>
@@ -1215,35 +1259,35 @@
         </w:tc>
         <w:tc>
           <w:tcPr>
-            <w:tcW w:w="3429" w:type="dxa"/>
-          </w:tcPr>
-          <w:p>
-            <w:pPr>
-              <w:pStyle w:val="Compact"/>
-            </w:pPr>
-          </w:p>
-        </w:tc>
-      </w:tr>
-      <w:tr>
-        <w:trPr>
-          <w:cantSplit/>
-        </w:trPr>
-        <w:tc>
-          <w:tcPr>
-            <w:tcW w:w="2244" w:type="dxa"/>
-          </w:tcPr>
-          <w:p>
-            <w:pPr>
-              <w:pStyle w:val="Compact"/>
-            </w:pPr>
-            <w:r>
-              <w:t xml:space="preserve">pass</w:t>
-            </w:r>
-          </w:p>
-        </w:tc>
-        <w:tc>
-          <w:tcPr>
-            <w:tcW w:w="3738" w:type="dxa"/>
+            <w:tcW w:w="3500" w:type="dxa"/>
+          </w:tcPr>
+          <w:p>
+            <w:pPr>
+              <w:pStyle w:val="Compact"/>
+            </w:pPr>
+          </w:p>
+        </w:tc>
+      </w:tr>
+      <w:tr>
+        <w:trPr>
+          <w:cantSplit/>
+        </w:trPr>
+        <w:tc>
+          <w:tcPr>
+            <w:tcW w:w="2220" w:type="dxa"/>
+          </w:tcPr>
+          <w:p>
+            <w:pPr>
+              <w:pStyle w:val="Compact"/>
+            </w:pPr>
+            <w:r>
+              <w:t xml:space="preserve">pass</w:t>
+            </w:r>
+          </w:p>
+        </w:tc>
+        <w:tc>
+          <w:tcPr>
+            <w:tcW w:w="3691" w:type="dxa"/>
           </w:tcPr>
           <w:p>
             <w:pPr>
@@ -1256,35 +1300,35 @@
         </w:tc>
         <w:tc>
           <w:tcPr>
-            <w:tcW w:w="3429" w:type="dxa"/>
-          </w:tcPr>
-          <w:p>
-            <w:pPr>
-              <w:pStyle w:val="Compact"/>
-            </w:pPr>
-          </w:p>
-        </w:tc>
-      </w:tr>
-      <w:tr>
-        <w:trPr>
-          <w:cantSplit/>
-        </w:trPr>
-        <w:tc>
-          <w:tcPr>
-            <w:tcW w:w="2244" w:type="dxa"/>
-          </w:tcPr>
-          <w:p>
-            <w:pPr>
-              <w:pStyle w:val="Compact"/>
-            </w:pPr>
-            <w:r>
-              <w:t xml:space="preserve">pass</w:t>
-            </w:r>
-          </w:p>
-        </w:tc>
-        <w:tc>
-          <w:tcPr>
-            <w:tcW w:w="3738" w:type="dxa"/>
+            <w:tcW w:w="3500" w:type="dxa"/>
+          </w:tcPr>
+          <w:p>
+            <w:pPr>
+              <w:pStyle w:val="Compact"/>
+            </w:pPr>
+          </w:p>
+        </w:tc>
+      </w:tr>
+      <w:tr>
+        <w:trPr>
+          <w:cantSplit/>
+        </w:trPr>
+        <w:tc>
+          <w:tcPr>
+            <w:tcW w:w="2220" w:type="dxa"/>
+          </w:tcPr>
+          <w:p>
+            <w:pPr>
+              <w:pStyle w:val="Compact"/>
+            </w:pPr>
+            <w:r>
+              <w:t xml:space="preserve">pass</w:t>
+            </w:r>
+          </w:p>
+        </w:tc>
+        <w:tc>
+          <w:tcPr>
+            <w:tcW w:w="3691" w:type="dxa"/>
           </w:tcPr>
           <w:p>
             <w:pPr>
@@ -1297,35 +1341,35 @@
         </w:tc>
         <w:tc>
           <w:tcPr>
-            <w:tcW w:w="3429" w:type="dxa"/>
-          </w:tcPr>
-          <w:p>
-            <w:pPr>
-              <w:pStyle w:val="Compact"/>
-            </w:pPr>
-          </w:p>
-        </w:tc>
-      </w:tr>
-      <w:tr>
-        <w:trPr>
-          <w:cantSplit/>
-        </w:trPr>
-        <w:tc>
-          <w:tcPr>
-            <w:tcW w:w="2244" w:type="dxa"/>
-          </w:tcPr>
-          <w:p>
-            <w:pPr>
-              <w:pStyle w:val="Compact"/>
-            </w:pPr>
-            <w:r>
-              <w:t xml:space="preserve">pass</w:t>
-            </w:r>
-          </w:p>
-        </w:tc>
-        <w:tc>
-          <w:tcPr>
-            <w:tcW w:w="3738" w:type="dxa"/>
+            <w:tcW w:w="3500" w:type="dxa"/>
+          </w:tcPr>
+          <w:p>
+            <w:pPr>
+              <w:pStyle w:val="Compact"/>
+            </w:pPr>
+          </w:p>
+        </w:tc>
+      </w:tr>
+      <w:tr>
+        <w:trPr>
+          <w:cantSplit/>
+        </w:trPr>
+        <w:tc>
+          <w:tcPr>
+            <w:tcW w:w="2220" w:type="dxa"/>
+          </w:tcPr>
+          <w:p>
+            <w:pPr>
+              <w:pStyle w:val="Compact"/>
+            </w:pPr>
+            <w:r>
+              <w:t xml:space="preserve">pass</w:t>
+            </w:r>
+          </w:p>
+        </w:tc>
+        <w:tc>
+          <w:tcPr>
+            <w:tcW w:w="3691" w:type="dxa"/>
           </w:tcPr>
           <w:p>
             <w:pPr>
@@ -1338,35 +1382,35 @@
         </w:tc>
         <w:tc>
           <w:tcPr>
-            <w:tcW w:w="3429" w:type="dxa"/>
-          </w:tcPr>
-          <w:p>
-            <w:pPr>
-              <w:pStyle w:val="Compact"/>
-            </w:pPr>
-          </w:p>
-        </w:tc>
-      </w:tr>
-      <w:tr>
-        <w:trPr>
-          <w:cantSplit/>
-        </w:trPr>
-        <w:tc>
-          <w:tcPr>
-            <w:tcW w:w="2244" w:type="dxa"/>
-          </w:tcPr>
-          <w:p>
-            <w:pPr>
-              <w:pStyle w:val="Compact"/>
-            </w:pPr>
-            <w:r>
-              <w:t xml:space="preserve">pass</w:t>
-            </w:r>
-          </w:p>
-        </w:tc>
-        <w:tc>
-          <w:tcPr>
-            <w:tcW w:w="3738" w:type="dxa"/>
+            <w:tcW w:w="3500" w:type="dxa"/>
+          </w:tcPr>
+          <w:p>
+            <w:pPr>
+              <w:pStyle w:val="Compact"/>
+            </w:pPr>
+          </w:p>
+        </w:tc>
+      </w:tr>
+      <w:tr>
+        <w:trPr>
+          <w:cantSplit/>
+        </w:trPr>
+        <w:tc>
+          <w:tcPr>
+            <w:tcW w:w="2220" w:type="dxa"/>
+          </w:tcPr>
+          <w:p>
+            <w:pPr>
+              <w:pStyle w:val="Compact"/>
+            </w:pPr>
+            <w:r>
+              <w:t xml:space="preserve">pass</w:t>
+            </w:r>
+          </w:p>
+        </w:tc>
+        <w:tc>
+          <w:tcPr>
+            <w:tcW w:w="3691" w:type="dxa"/>
           </w:tcPr>
           <w:p>
             <w:pPr>
@@ -1379,35 +1423,35 @@
         </w:tc>
         <w:tc>
           <w:tcPr>
-            <w:tcW w:w="3429" w:type="dxa"/>
-          </w:tcPr>
-          <w:p>
-            <w:pPr>
-              <w:pStyle w:val="Compact"/>
-            </w:pPr>
-          </w:p>
-        </w:tc>
-      </w:tr>
-      <w:tr>
-        <w:trPr>
-          <w:cantSplit/>
-        </w:trPr>
-        <w:tc>
-          <w:tcPr>
-            <w:tcW w:w="2244" w:type="dxa"/>
-          </w:tcPr>
-          <w:p>
-            <w:pPr>
-              <w:pStyle w:val="Compact"/>
-            </w:pPr>
-            <w:r>
-              <w:t xml:space="preserve">pass</w:t>
-            </w:r>
-          </w:p>
-        </w:tc>
-        <w:tc>
-          <w:tcPr>
-            <w:tcW w:w="3738" w:type="dxa"/>
+            <w:tcW w:w="3500" w:type="dxa"/>
+          </w:tcPr>
+          <w:p>
+            <w:pPr>
+              <w:pStyle w:val="Compact"/>
+            </w:pPr>
+          </w:p>
+        </w:tc>
+      </w:tr>
+      <w:tr>
+        <w:trPr>
+          <w:cantSplit/>
+        </w:trPr>
+        <w:tc>
+          <w:tcPr>
+            <w:tcW w:w="2220" w:type="dxa"/>
+          </w:tcPr>
+          <w:p>
+            <w:pPr>
+              <w:pStyle w:val="Compact"/>
+            </w:pPr>
+            <w:r>
+              <w:t xml:space="preserve">pass</w:t>
+            </w:r>
+          </w:p>
+        </w:tc>
+        <w:tc>
+          <w:tcPr>
+            <w:tcW w:w="3691" w:type="dxa"/>
           </w:tcPr>
           <w:p>
             <w:pPr>
@@ -1420,35 +1464,35 @@
         </w:tc>
         <w:tc>
           <w:tcPr>
-            <w:tcW w:w="3429" w:type="dxa"/>
-          </w:tcPr>
-          <w:p>
-            <w:pPr>
-              <w:pStyle w:val="Compact"/>
-            </w:pPr>
-          </w:p>
-        </w:tc>
-      </w:tr>
-      <w:tr>
-        <w:trPr>
-          <w:cantSplit/>
-        </w:trPr>
-        <w:tc>
-          <w:tcPr>
-            <w:tcW w:w="2244" w:type="dxa"/>
-          </w:tcPr>
-          <w:p>
-            <w:pPr>
-              <w:pStyle w:val="Compact"/>
-            </w:pPr>
-            <w:r>
-              <w:t xml:space="preserve">pass</w:t>
-            </w:r>
-          </w:p>
-        </w:tc>
-        <w:tc>
-          <w:tcPr>
-            <w:tcW w:w="3738" w:type="dxa"/>
+            <w:tcW w:w="3500" w:type="dxa"/>
+          </w:tcPr>
+          <w:p>
+            <w:pPr>
+              <w:pStyle w:val="Compact"/>
+            </w:pPr>
+          </w:p>
+        </w:tc>
+      </w:tr>
+      <w:tr>
+        <w:trPr>
+          <w:cantSplit/>
+        </w:trPr>
+        <w:tc>
+          <w:tcPr>
+            <w:tcW w:w="2220" w:type="dxa"/>
+          </w:tcPr>
+          <w:p>
+            <w:pPr>
+              <w:pStyle w:val="Compact"/>
+            </w:pPr>
+            <w:r>
+              <w:t xml:space="preserve">pass</w:t>
+            </w:r>
+          </w:p>
+        </w:tc>
+        <w:tc>
+          <w:tcPr>
+            <w:tcW w:w="3691" w:type="dxa"/>
           </w:tcPr>
           <w:p>
             <w:pPr>
@@ -1461,35 +1505,35 @@
         </w:tc>
         <w:tc>
           <w:tcPr>
-            <w:tcW w:w="3429" w:type="dxa"/>
-          </w:tcPr>
-          <w:p>
-            <w:pPr>
-              <w:pStyle w:val="Compact"/>
-            </w:pPr>
-          </w:p>
-        </w:tc>
-      </w:tr>
-      <w:tr>
-        <w:trPr>
-          <w:cantSplit/>
-        </w:trPr>
-        <w:tc>
-          <w:tcPr>
-            <w:tcW w:w="2244" w:type="dxa"/>
-          </w:tcPr>
-          <w:p>
-            <w:pPr>
-              <w:pStyle w:val="Compact"/>
-            </w:pPr>
-            <w:r>
-              <w:t xml:space="preserve">pass</w:t>
-            </w:r>
-          </w:p>
-        </w:tc>
-        <w:tc>
-          <w:tcPr>
-            <w:tcW w:w="3738" w:type="dxa"/>
+            <w:tcW w:w="3500" w:type="dxa"/>
+          </w:tcPr>
+          <w:p>
+            <w:pPr>
+              <w:pStyle w:val="Compact"/>
+            </w:pPr>
+          </w:p>
+        </w:tc>
+      </w:tr>
+      <w:tr>
+        <w:trPr>
+          <w:cantSplit/>
+        </w:trPr>
+        <w:tc>
+          <w:tcPr>
+            <w:tcW w:w="2220" w:type="dxa"/>
+          </w:tcPr>
+          <w:p>
+            <w:pPr>
+              <w:pStyle w:val="Compact"/>
+            </w:pPr>
+            <w:r>
+              <w:t xml:space="preserve">pass</w:t>
+            </w:r>
+          </w:p>
+        </w:tc>
+        <w:tc>
+          <w:tcPr>
+            <w:tcW w:w="3691" w:type="dxa"/>
           </w:tcPr>
           <w:p>
             <w:pPr>
@@ -1502,35 +1546,35 @@
         </w:tc>
         <w:tc>
           <w:tcPr>
-            <w:tcW w:w="3429" w:type="dxa"/>
-          </w:tcPr>
-          <w:p>
-            <w:pPr>
-              <w:pStyle w:val="Compact"/>
-            </w:pPr>
-          </w:p>
-        </w:tc>
-      </w:tr>
-      <w:tr>
-        <w:trPr>
-          <w:cantSplit/>
-        </w:trPr>
-        <w:tc>
-          <w:tcPr>
-            <w:tcW w:w="2244" w:type="dxa"/>
-          </w:tcPr>
-          <w:p>
-            <w:pPr>
-              <w:pStyle w:val="Compact"/>
-            </w:pPr>
-            <w:r>
-              <w:t xml:space="preserve">pass</w:t>
-            </w:r>
-          </w:p>
-        </w:tc>
-        <w:tc>
-          <w:tcPr>
-            <w:tcW w:w="3738" w:type="dxa"/>
+            <w:tcW w:w="3500" w:type="dxa"/>
+          </w:tcPr>
+          <w:p>
+            <w:pPr>
+              <w:pStyle w:val="Compact"/>
+            </w:pPr>
+          </w:p>
+        </w:tc>
+      </w:tr>
+      <w:tr>
+        <w:trPr>
+          <w:cantSplit/>
+        </w:trPr>
+        <w:tc>
+          <w:tcPr>
+            <w:tcW w:w="2220" w:type="dxa"/>
+          </w:tcPr>
+          <w:p>
+            <w:pPr>
+              <w:pStyle w:val="Compact"/>
+            </w:pPr>
+            <w:r>
+              <w:t xml:space="preserve">pass</w:t>
+            </w:r>
+          </w:p>
+        </w:tc>
+        <w:tc>
+          <w:tcPr>
+            <w:tcW w:w="3691" w:type="dxa"/>
           </w:tcPr>
           <w:p>
             <w:pPr>
@@ -1543,35 +1587,35 @@
         </w:tc>
         <w:tc>
           <w:tcPr>
-            <w:tcW w:w="3429" w:type="dxa"/>
-          </w:tcPr>
-          <w:p>
-            <w:pPr>
-              <w:pStyle w:val="Compact"/>
-            </w:pPr>
-          </w:p>
-        </w:tc>
-      </w:tr>
-      <w:tr>
-        <w:trPr>
-          <w:cantSplit/>
-        </w:trPr>
-        <w:tc>
-          <w:tcPr>
-            <w:tcW w:w="2244" w:type="dxa"/>
-          </w:tcPr>
-          <w:p>
-            <w:pPr>
-              <w:pStyle w:val="Compact"/>
-            </w:pPr>
-            <w:r>
-              <w:t xml:space="preserve">pass</w:t>
-            </w:r>
-          </w:p>
-        </w:tc>
-        <w:tc>
-          <w:tcPr>
-            <w:tcW w:w="3738" w:type="dxa"/>
+            <w:tcW w:w="3500" w:type="dxa"/>
+          </w:tcPr>
+          <w:p>
+            <w:pPr>
+              <w:pStyle w:val="Compact"/>
+            </w:pPr>
+          </w:p>
+        </w:tc>
+      </w:tr>
+      <w:tr>
+        <w:trPr>
+          <w:cantSplit/>
+        </w:trPr>
+        <w:tc>
+          <w:tcPr>
+            <w:tcW w:w="2220" w:type="dxa"/>
+          </w:tcPr>
+          <w:p>
+            <w:pPr>
+              <w:pStyle w:val="Compact"/>
+            </w:pPr>
+            <w:r>
+              <w:t xml:space="preserve">pass</w:t>
+            </w:r>
+          </w:p>
+        </w:tc>
+        <w:tc>
+          <w:tcPr>
+            <w:tcW w:w="3691" w:type="dxa"/>
           </w:tcPr>
           <w:p>
             <w:pPr>
@@ -1584,7 +1628,7 @@
         </w:tc>
         <w:tc>
           <w:tcPr>
-            <w:tcW w:w="3429" w:type="dxa"/>
+            <w:tcW w:w="3500" w:type="dxa"/>
           </w:tcPr>
           <w:p>
             <w:pPr>
@@ -1602,20 +1646,20 @@
         </w:trPr>
         <w:tc>
           <w:tcPr>
-            <w:tcW w:w="2244" w:type="dxa"/>
-          </w:tcPr>
-          <w:p>
-            <w:pPr>
-              <w:pStyle w:val="Compact"/>
-            </w:pPr>
-            <w:r>
-              <w:t xml:space="preserve">pass</w:t>
-            </w:r>
-          </w:p>
-        </w:tc>
-        <w:tc>
-          <w:tcPr>
-            <w:tcW w:w="3738" w:type="dxa"/>
+            <w:tcW w:w="2220" w:type="dxa"/>
+          </w:tcPr>
+          <w:p>
+            <w:pPr>
+              <w:pStyle w:val="Compact"/>
+            </w:pPr>
+            <w:r>
+              <w:t xml:space="preserve">pass</w:t>
+            </w:r>
+          </w:p>
+        </w:tc>
+        <w:tc>
+          <w:tcPr>
+            <w:tcW w:w="3691" w:type="dxa"/>
           </w:tcPr>
           <w:p>
             <w:pPr>
@@ -1628,35 +1672,35 @@
         </w:tc>
         <w:tc>
           <w:tcPr>
-            <w:tcW w:w="3429" w:type="dxa"/>
-          </w:tcPr>
-          <w:p>
-            <w:pPr>
-              <w:pStyle w:val="Compact"/>
-            </w:pPr>
-          </w:p>
-        </w:tc>
-      </w:tr>
-      <w:tr>
-        <w:trPr>
-          <w:cantSplit/>
-        </w:trPr>
-        <w:tc>
-          <w:tcPr>
-            <w:tcW w:w="2244" w:type="dxa"/>
-          </w:tcPr>
-          <w:p>
-            <w:pPr>
-              <w:pStyle w:val="Compact"/>
-            </w:pPr>
-            <w:r>
-              <w:t xml:space="preserve">pass</w:t>
-            </w:r>
-          </w:p>
-        </w:tc>
-        <w:tc>
-          <w:tcPr>
-            <w:tcW w:w="3738" w:type="dxa"/>
+            <w:tcW w:w="3500" w:type="dxa"/>
+          </w:tcPr>
+          <w:p>
+            <w:pPr>
+              <w:pStyle w:val="Compact"/>
+            </w:pPr>
+          </w:p>
+        </w:tc>
+      </w:tr>
+      <w:tr>
+        <w:trPr>
+          <w:cantSplit/>
+        </w:trPr>
+        <w:tc>
+          <w:tcPr>
+            <w:tcW w:w="2220" w:type="dxa"/>
+          </w:tcPr>
+          <w:p>
+            <w:pPr>
+              <w:pStyle w:val="Compact"/>
+            </w:pPr>
+            <w:r>
+              <w:t xml:space="preserve">pass</w:t>
+            </w:r>
+          </w:p>
+        </w:tc>
+        <w:tc>
+          <w:tcPr>
+            <w:tcW w:w="3691" w:type="dxa"/>
           </w:tcPr>
           <w:p>
             <w:pPr>
@@ -1669,35 +1713,35 @@
         </w:tc>
         <w:tc>
           <w:tcPr>
-            <w:tcW w:w="3429" w:type="dxa"/>
-          </w:tcPr>
-          <w:p>
-            <w:pPr>
-              <w:pStyle w:val="Compact"/>
-            </w:pPr>
-          </w:p>
-        </w:tc>
-      </w:tr>
-      <w:tr>
-        <w:trPr>
-          <w:cantSplit/>
-        </w:trPr>
-        <w:tc>
-          <w:tcPr>
-            <w:tcW w:w="2244" w:type="dxa"/>
-          </w:tcPr>
-          <w:p>
-            <w:pPr>
-              <w:pStyle w:val="Compact"/>
-            </w:pPr>
-            <w:r>
-              <w:t xml:space="preserve">pass</w:t>
-            </w:r>
-          </w:p>
-        </w:tc>
-        <w:tc>
-          <w:tcPr>
-            <w:tcW w:w="3738" w:type="dxa"/>
+            <w:tcW w:w="3500" w:type="dxa"/>
+          </w:tcPr>
+          <w:p>
+            <w:pPr>
+              <w:pStyle w:val="Compact"/>
+            </w:pPr>
+          </w:p>
+        </w:tc>
+      </w:tr>
+      <w:tr>
+        <w:trPr>
+          <w:cantSplit/>
+        </w:trPr>
+        <w:tc>
+          <w:tcPr>
+            <w:tcW w:w="2220" w:type="dxa"/>
+          </w:tcPr>
+          <w:p>
+            <w:pPr>
+              <w:pStyle w:val="Compact"/>
+            </w:pPr>
+            <w:r>
+              <w:t xml:space="preserve">pass</w:t>
+            </w:r>
+          </w:p>
+        </w:tc>
+        <w:tc>
+          <w:tcPr>
+            <w:tcW w:w="3691" w:type="dxa"/>
           </w:tcPr>
           <w:p>
             <w:pPr>
@@ -1710,7 +1754,7 @@
         </w:tc>
         <w:tc>
           <w:tcPr>
-            <w:tcW w:w="3429" w:type="dxa"/>
+            <w:tcW w:w="3500" w:type="dxa"/>
           </w:tcPr>
           <w:p>
             <w:pPr>
@@ -1728,20 +1772,20 @@
         </w:trPr>
         <w:tc>
           <w:tcPr>
-            <w:tcW w:w="2244" w:type="dxa"/>
-          </w:tcPr>
-          <w:p>
-            <w:pPr>
-              <w:pStyle w:val="Compact"/>
-            </w:pPr>
-            <w:r>
-              <w:t xml:space="preserve">pass</w:t>
-            </w:r>
-          </w:p>
-        </w:tc>
-        <w:tc>
-          <w:tcPr>
-            <w:tcW w:w="3738" w:type="dxa"/>
+            <w:tcW w:w="2220" w:type="dxa"/>
+          </w:tcPr>
+          <w:p>
+            <w:pPr>
+              <w:pStyle w:val="Compact"/>
+            </w:pPr>
+            <w:r>
+              <w:t xml:space="preserve">pass</w:t>
+            </w:r>
+          </w:p>
+        </w:tc>
+        <w:tc>
+          <w:tcPr>
+            <w:tcW w:w="3691" w:type="dxa"/>
           </w:tcPr>
           <w:p>
             <w:pPr>
@@ -1754,35 +1798,35 @@
         </w:tc>
         <w:tc>
           <w:tcPr>
-            <w:tcW w:w="3429" w:type="dxa"/>
-          </w:tcPr>
-          <w:p>
-            <w:pPr>
-              <w:pStyle w:val="Compact"/>
-            </w:pPr>
-          </w:p>
-        </w:tc>
-      </w:tr>
-      <w:tr>
-        <w:trPr>
-          <w:cantSplit/>
-        </w:trPr>
-        <w:tc>
-          <w:tcPr>
-            <w:tcW w:w="2244" w:type="dxa"/>
-          </w:tcPr>
-          <w:p>
-            <w:pPr>
-              <w:pStyle w:val="Compact"/>
-            </w:pPr>
-            <w:r>
-              <w:t xml:space="preserve">pass</w:t>
-            </w:r>
-          </w:p>
-        </w:tc>
-        <w:tc>
-          <w:tcPr>
-            <w:tcW w:w="3738" w:type="dxa"/>
+            <w:tcW w:w="3500" w:type="dxa"/>
+          </w:tcPr>
+          <w:p>
+            <w:pPr>
+              <w:pStyle w:val="Compact"/>
+            </w:pPr>
+          </w:p>
+        </w:tc>
+      </w:tr>
+      <w:tr>
+        <w:trPr>
+          <w:cantSplit/>
+        </w:trPr>
+        <w:tc>
+          <w:tcPr>
+            <w:tcW w:w="2220" w:type="dxa"/>
+          </w:tcPr>
+          <w:p>
+            <w:pPr>
+              <w:pStyle w:val="Compact"/>
+            </w:pPr>
+            <w:r>
+              <w:t xml:space="preserve">pass</w:t>
+            </w:r>
+          </w:p>
+        </w:tc>
+        <w:tc>
+          <w:tcPr>
+            <w:tcW w:w="3691" w:type="dxa"/>
           </w:tcPr>
           <w:p>
             <w:pPr>
@@ -1795,35 +1839,35 @@
         </w:tc>
         <w:tc>
           <w:tcPr>
-            <w:tcW w:w="3429" w:type="dxa"/>
-          </w:tcPr>
-          <w:p>
-            <w:pPr>
-              <w:pStyle w:val="Compact"/>
-            </w:pPr>
-          </w:p>
-        </w:tc>
-      </w:tr>
-      <w:tr>
-        <w:trPr>
-          <w:cantSplit/>
-        </w:trPr>
-        <w:tc>
-          <w:tcPr>
-            <w:tcW w:w="2244" w:type="dxa"/>
-          </w:tcPr>
-          <w:p>
-            <w:pPr>
-              <w:pStyle w:val="Compact"/>
-            </w:pPr>
-            <w:r>
-              <w:t xml:space="preserve">pass</w:t>
-            </w:r>
-          </w:p>
-        </w:tc>
-        <w:tc>
-          <w:tcPr>
-            <w:tcW w:w="3738" w:type="dxa"/>
+            <w:tcW w:w="3500" w:type="dxa"/>
+          </w:tcPr>
+          <w:p>
+            <w:pPr>
+              <w:pStyle w:val="Compact"/>
+            </w:pPr>
+          </w:p>
+        </w:tc>
+      </w:tr>
+      <w:tr>
+        <w:trPr>
+          <w:cantSplit/>
+        </w:trPr>
+        <w:tc>
+          <w:tcPr>
+            <w:tcW w:w="2220" w:type="dxa"/>
+          </w:tcPr>
+          <w:p>
+            <w:pPr>
+              <w:pStyle w:val="Compact"/>
+            </w:pPr>
+            <w:r>
+              <w:t xml:space="preserve">pass</w:t>
+            </w:r>
+          </w:p>
+        </w:tc>
+        <w:tc>
+          <w:tcPr>
+            <w:tcW w:w="3691" w:type="dxa"/>
           </w:tcPr>
           <w:p>
             <w:pPr>
@@ -1836,7 +1880,7 @@
         </w:tc>
         <w:tc>
           <w:tcPr>
-            <w:tcW w:w="3429" w:type="dxa"/>
+            <w:tcW w:w="3500" w:type="dxa"/>
           </w:tcPr>
           <w:p>
             <w:pPr>
@@ -1854,20 +1898,20 @@
         </w:trPr>
         <w:tc>
           <w:tcPr>
-            <w:tcW w:w="2244" w:type="dxa"/>
-          </w:tcPr>
-          <w:p>
-            <w:pPr>
-              <w:pStyle w:val="Compact"/>
-            </w:pPr>
-            <w:r>
-              <w:t xml:space="preserve">pass</w:t>
-            </w:r>
-          </w:p>
-        </w:tc>
-        <w:tc>
-          <w:tcPr>
-            <w:tcW w:w="3738" w:type="dxa"/>
+            <w:tcW w:w="2220" w:type="dxa"/>
+          </w:tcPr>
+          <w:p>
+            <w:pPr>
+              <w:pStyle w:val="Compact"/>
+            </w:pPr>
+            <w:r>
+              <w:t xml:space="preserve">pass</w:t>
+            </w:r>
+          </w:p>
+        </w:tc>
+        <w:tc>
+          <w:tcPr>
+            <w:tcW w:w="3691" w:type="dxa"/>
           </w:tcPr>
           <w:p>
             <w:pPr>
@@ -1880,35 +1924,35 @@
         </w:tc>
         <w:tc>
           <w:tcPr>
-            <w:tcW w:w="3429" w:type="dxa"/>
-          </w:tcPr>
-          <w:p>
-            <w:pPr>
-              <w:pStyle w:val="Compact"/>
-            </w:pPr>
-          </w:p>
-        </w:tc>
-      </w:tr>
-      <w:tr>
-        <w:trPr>
-          <w:cantSplit/>
-        </w:trPr>
-        <w:tc>
-          <w:tcPr>
-            <w:tcW w:w="2244" w:type="dxa"/>
-          </w:tcPr>
-          <w:p>
-            <w:pPr>
-              <w:pStyle w:val="Compact"/>
-            </w:pPr>
-            <w:r>
-              <w:t xml:space="preserve">pass</w:t>
-            </w:r>
-          </w:p>
-        </w:tc>
-        <w:tc>
-          <w:tcPr>
-            <w:tcW w:w="3738" w:type="dxa"/>
+            <w:tcW w:w="3500" w:type="dxa"/>
+          </w:tcPr>
+          <w:p>
+            <w:pPr>
+              <w:pStyle w:val="Compact"/>
+            </w:pPr>
+          </w:p>
+        </w:tc>
+      </w:tr>
+      <w:tr>
+        <w:trPr>
+          <w:cantSplit/>
+        </w:trPr>
+        <w:tc>
+          <w:tcPr>
+            <w:tcW w:w="2220" w:type="dxa"/>
+          </w:tcPr>
+          <w:p>
+            <w:pPr>
+              <w:pStyle w:val="Compact"/>
+            </w:pPr>
+            <w:r>
+              <w:t xml:space="preserve">pass</w:t>
+            </w:r>
+          </w:p>
+        </w:tc>
+        <w:tc>
+          <w:tcPr>
+            <w:tcW w:w="3691" w:type="dxa"/>
           </w:tcPr>
           <w:p>
             <w:pPr>
@@ -1921,35 +1965,35 @@
         </w:tc>
         <w:tc>
           <w:tcPr>
-            <w:tcW w:w="3429" w:type="dxa"/>
-          </w:tcPr>
-          <w:p>
-            <w:pPr>
-              <w:pStyle w:val="Compact"/>
-            </w:pPr>
-          </w:p>
-        </w:tc>
-      </w:tr>
-      <w:tr>
-        <w:trPr>
-          <w:cantSplit/>
-        </w:trPr>
-        <w:tc>
-          <w:tcPr>
-            <w:tcW w:w="2244" w:type="dxa"/>
-          </w:tcPr>
-          <w:p>
-            <w:pPr>
-              <w:pStyle w:val="Compact"/>
-            </w:pPr>
-            <w:r>
-              <w:t xml:space="preserve">pass</w:t>
-            </w:r>
-          </w:p>
-        </w:tc>
-        <w:tc>
-          <w:tcPr>
-            <w:tcW w:w="3738" w:type="dxa"/>
+            <w:tcW w:w="3500" w:type="dxa"/>
+          </w:tcPr>
+          <w:p>
+            <w:pPr>
+              <w:pStyle w:val="Compact"/>
+            </w:pPr>
+          </w:p>
+        </w:tc>
+      </w:tr>
+      <w:tr>
+        <w:trPr>
+          <w:cantSplit/>
+        </w:trPr>
+        <w:tc>
+          <w:tcPr>
+            <w:tcW w:w="2220" w:type="dxa"/>
+          </w:tcPr>
+          <w:p>
+            <w:pPr>
+              <w:pStyle w:val="Compact"/>
+            </w:pPr>
+            <w:r>
+              <w:t xml:space="preserve">pass</w:t>
+            </w:r>
+          </w:p>
+        </w:tc>
+        <w:tc>
+          <w:tcPr>
+            <w:tcW w:w="3691" w:type="dxa"/>
           </w:tcPr>
           <w:p>
             <w:pPr>
@@ -1962,7 +2006,7 @@
         </w:tc>
         <w:tc>
           <w:tcPr>
-            <w:tcW w:w="3429" w:type="dxa"/>
+            <w:tcW w:w="3500" w:type="dxa"/>
           </w:tcPr>
           <w:p>
             <w:pPr>
@@ -1980,20 +2024,20 @@
         </w:trPr>
         <w:tc>
           <w:tcPr>
-            <w:tcW w:w="2244" w:type="dxa"/>
-          </w:tcPr>
-          <w:p>
-            <w:pPr>
-              <w:pStyle w:val="Compact"/>
-            </w:pPr>
-            <w:r>
-              <w:t xml:space="preserve">pass</w:t>
-            </w:r>
-          </w:p>
-        </w:tc>
-        <w:tc>
-          <w:tcPr>
-            <w:tcW w:w="3738" w:type="dxa"/>
+            <w:tcW w:w="2220" w:type="dxa"/>
+          </w:tcPr>
+          <w:p>
+            <w:pPr>
+              <w:pStyle w:val="Compact"/>
+            </w:pPr>
+            <w:r>
+              <w:t xml:space="preserve">pass</w:t>
+            </w:r>
+          </w:p>
+        </w:tc>
+        <w:tc>
+          <w:tcPr>
+            <w:tcW w:w="3691" w:type="dxa"/>
           </w:tcPr>
           <w:p>
             <w:pPr>
@@ -2006,35 +2050,35 @@
         </w:tc>
         <w:tc>
           <w:tcPr>
-            <w:tcW w:w="3429" w:type="dxa"/>
-          </w:tcPr>
-          <w:p>
-            <w:pPr>
-              <w:pStyle w:val="Compact"/>
-            </w:pPr>
-          </w:p>
-        </w:tc>
-      </w:tr>
-      <w:tr>
-        <w:trPr>
-          <w:cantSplit/>
-        </w:trPr>
-        <w:tc>
-          <w:tcPr>
-            <w:tcW w:w="2244" w:type="dxa"/>
-          </w:tcPr>
-          <w:p>
-            <w:pPr>
-              <w:pStyle w:val="Compact"/>
-            </w:pPr>
-            <w:r>
-              <w:t xml:space="preserve">pass</w:t>
-            </w:r>
-          </w:p>
-        </w:tc>
-        <w:tc>
-          <w:tcPr>
-            <w:tcW w:w="3738" w:type="dxa"/>
+            <w:tcW w:w="3500" w:type="dxa"/>
+          </w:tcPr>
+          <w:p>
+            <w:pPr>
+              <w:pStyle w:val="Compact"/>
+            </w:pPr>
+          </w:p>
+        </w:tc>
+      </w:tr>
+      <w:tr>
+        <w:trPr>
+          <w:cantSplit/>
+        </w:trPr>
+        <w:tc>
+          <w:tcPr>
+            <w:tcW w:w="2220" w:type="dxa"/>
+          </w:tcPr>
+          <w:p>
+            <w:pPr>
+              <w:pStyle w:val="Compact"/>
+            </w:pPr>
+            <w:r>
+              <w:t xml:space="preserve">pass</w:t>
+            </w:r>
+          </w:p>
+        </w:tc>
+        <w:tc>
+          <w:tcPr>
+            <w:tcW w:w="3691" w:type="dxa"/>
           </w:tcPr>
           <w:p>
             <w:pPr>
@@ -2047,35 +2091,35 @@
         </w:tc>
         <w:tc>
           <w:tcPr>
-            <w:tcW w:w="3429" w:type="dxa"/>
-          </w:tcPr>
-          <w:p>
-            <w:pPr>
-              <w:pStyle w:val="Compact"/>
-            </w:pPr>
-          </w:p>
-        </w:tc>
-      </w:tr>
-      <w:tr>
-        <w:trPr>
-          <w:cantSplit/>
-        </w:trPr>
-        <w:tc>
-          <w:tcPr>
-            <w:tcW w:w="2244" w:type="dxa"/>
-          </w:tcPr>
-          <w:p>
-            <w:pPr>
-              <w:pStyle w:val="Compact"/>
-            </w:pPr>
-            <w:r>
-              <w:t xml:space="preserve">pass</w:t>
-            </w:r>
-          </w:p>
-        </w:tc>
-        <w:tc>
-          <w:tcPr>
-            <w:tcW w:w="3738" w:type="dxa"/>
+            <w:tcW w:w="3500" w:type="dxa"/>
+          </w:tcPr>
+          <w:p>
+            <w:pPr>
+              <w:pStyle w:val="Compact"/>
+            </w:pPr>
+          </w:p>
+        </w:tc>
+      </w:tr>
+      <w:tr>
+        <w:trPr>
+          <w:cantSplit/>
+        </w:trPr>
+        <w:tc>
+          <w:tcPr>
+            <w:tcW w:w="2220" w:type="dxa"/>
+          </w:tcPr>
+          <w:p>
+            <w:pPr>
+              <w:pStyle w:val="Compact"/>
+            </w:pPr>
+            <w:r>
+              <w:t xml:space="preserve">pass</w:t>
+            </w:r>
+          </w:p>
+        </w:tc>
+        <w:tc>
+          <w:tcPr>
+            <w:tcW w:w="3691" w:type="dxa"/>
           </w:tcPr>
           <w:p>
             <w:pPr>
@@ -2088,7 +2132,7 @@
         </w:tc>
         <w:tc>
           <w:tcPr>
-            <w:tcW w:w="3429" w:type="dxa"/>
+            <w:tcW w:w="3500" w:type="dxa"/>
           </w:tcPr>
           <w:p>
             <w:pPr>
@@ -2106,20 +2150,20 @@
         </w:trPr>
         <w:tc>
           <w:tcPr>
-            <w:tcW w:w="2244" w:type="dxa"/>
-          </w:tcPr>
-          <w:p>
-            <w:pPr>
-              <w:pStyle w:val="Compact"/>
-            </w:pPr>
-            <w:r>
-              <w:t xml:space="preserve">pass</w:t>
-            </w:r>
-          </w:p>
-        </w:tc>
-        <w:tc>
-          <w:tcPr>
-            <w:tcW w:w="3738" w:type="dxa"/>
+            <w:tcW w:w="2220" w:type="dxa"/>
+          </w:tcPr>
+          <w:p>
+            <w:pPr>
+              <w:pStyle w:val="Compact"/>
+            </w:pPr>
+            <w:r>
+              <w:t xml:space="preserve">pass</w:t>
+            </w:r>
+          </w:p>
+        </w:tc>
+        <w:tc>
+          <w:tcPr>
+            <w:tcW w:w="3691" w:type="dxa"/>
           </w:tcPr>
           <w:p>
             <w:pPr>
@@ -2132,35 +2176,35 @@
         </w:tc>
         <w:tc>
           <w:tcPr>
-            <w:tcW w:w="3429" w:type="dxa"/>
-          </w:tcPr>
-          <w:p>
-            <w:pPr>
-              <w:pStyle w:val="Compact"/>
-            </w:pPr>
-          </w:p>
-        </w:tc>
-      </w:tr>
-      <w:tr>
-        <w:trPr>
-          <w:cantSplit/>
-        </w:trPr>
-        <w:tc>
-          <w:tcPr>
-            <w:tcW w:w="2244" w:type="dxa"/>
-          </w:tcPr>
-          <w:p>
-            <w:pPr>
-              <w:pStyle w:val="Compact"/>
-            </w:pPr>
-            <w:r>
-              <w:t xml:space="preserve">pass</w:t>
-            </w:r>
-          </w:p>
-        </w:tc>
-        <w:tc>
-          <w:tcPr>
-            <w:tcW w:w="3738" w:type="dxa"/>
+            <w:tcW w:w="3500" w:type="dxa"/>
+          </w:tcPr>
+          <w:p>
+            <w:pPr>
+              <w:pStyle w:val="Compact"/>
+            </w:pPr>
+          </w:p>
+        </w:tc>
+      </w:tr>
+      <w:tr>
+        <w:trPr>
+          <w:cantSplit/>
+        </w:trPr>
+        <w:tc>
+          <w:tcPr>
+            <w:tcW w:w="2220" w:type="dxa"/>
+          </w:tcPr>
+          <w:p>
+            <w:pPr>
+              <w:pStyle w:val="Compact"/>
+            </w:pPr>
+            <w:r>
+              <w:t xml:space="preserve">pass</w:t>
+            </w:r>
+          </w:p>
+        </w:tc>
+        <w:tc>
+          <w:tcPr>
+            <w:tcW w:w="3691" w:type="dxa"/>
           </w:tcPr>
           <w:p>
             <w:pPr>
@@ -2173,35 +2217,35 @@
         </w:tc>
         <w:tc>
           <w:tcPr>
-            <w:tcW w:w="3429" w:type="dxa"/>
-          </w:tcPr>
-          <w:p>
-            <w:pPr>
-              <w:pStyle w:val="Compact"/>
-            </w:pPr>
-          </w:p>
-        </w:tc>
-      </w:tr>
-      <w:tr>
-        <w:trPr>
-          <w:cantSplit/>
-        </w:trPr>
-        <w:tc>
-          <w:tcPr>
-            <w:tcW w:w="2244" w:type="dxa"/>
-          </w:tcPr>
-          <w:p>
-            <w:pPr>
-              <w:pStyle w:val="Compact"/>
-            </w:pPr>
-            <w:r>
-              <w:t xml:space="preserve">pass</w:t>
-            </w:r>
-          </w:p>
-        </w:tc>
-        <w:tc>
-          <w:tcPr>
-            <w:tcW w:w="3738" w:type="dxa"/>
+            <w:tcW w:w="3500" w:type="dxa"/>
+          </w:tcPr>
+          <w:p>
+            <w:pPr>
+              <w:pStyle w:val="Compact"/>
+            </w:pPr>
+          </w:p>
+        </w:tc>
+      </w:tr>
+      <w:tr>
+        <w:trPr>
+          <w:cantSplit/>
+        </w:trPr>
+        <w:tc>
+          <w:tcPr>
+            <w:tcW w:w="2220" w:type="dxa"/>
+          </w:tcPr>
+          <w:p>
+            <w:pPr>
+              <w:pStyle w:val="Compact"/>
+            </w:pPr>
+            <w:r>
+              <w:t xml:space="preserve">pass</w:t>
+            </w:r>
+          </w:p>
+        </w:tc>
+        <w:tc>
+          <w:tcPr>
+            <w:tcW w:w="3691" w:type="dxa"/>
           </w:tcPr>
           <w:p>
             <w:pPr>
@@ -2214,7 +2258,7 @@
         </w:tc>
         <w:tc>
           <w:tcPr>
-            <w:tcW w:w="3429" w:type="dxa"/>
+            <w:tcW w:w="3500" w:type="dxa"/>
           </w:tcPr>
           <w:p>
             <w:pPr>
@@ -2232,20 +2276,20 @@
         </w:trPr>
         <w:tc>
           <w:tcPr>
-            <w:tcW w:w="2244" w:type="dxa"/>
-          </w:tcPr>
-          <w:p>
-            <w:pPr>
-              <w:pStyle w:val="Compact"/>
-            </w:pPr>
-            <w:r>
-              <w:t xml:space="preserve">pass</w:t>
-            </w:r>
-          </w:p>
-        </w:tc>
-        <w:tc>
-          <w:tcPr>
-            <w:tcW w:w="3738" w:type="dxa"/>
+            <w:tcW w:w="2220" w:type="dxa"/>
+          </w:tcPr>
+          <w:p>
+            <w:pPr>
+              <w:pStyle w:val="Compact"/>
+            </w:pPr>
+            <w:r>
+              <w:t xml:space="preserve">pass</w:t>
+            </w:r>
+          </w:p>
+        </w:tc>
+        <w:tc>
+          <w:tcPr>
+            <w:tcW w:w="3691" w:type="dxa"/>
           </w:tcPr>
           <w:p>
             <w:pPr>
@@ -2258,35 +2302,35 @@
         </w:tc>
         <w:tc>
           <w:tcPr>
-            <w:tcW w:w="3429" w:type="dxa"/>
-          </w:tcPr>
-          <w:p>
-            <w:pPr>
-              <w:pStyle w:val="Compact"/>
-            </w:pPr>
-          </w:p>
-        </w:tc>
-      </w:tr>
-      <w:tr>
-        <w:trPr>
-          <w:cantSplit/>
-        </w:trPr>
-        <w:tc>
-          <w:tcPr>
-            <w:tcW w:w="2244" w:type="dxa"/>
-          </w:tcPr>
-          <w:p>
-            <w:pPr>
-              <w:pStyle w:val="Compact"/>
-            </w:pPr>
-            <w:r>
-              <w:t xml:space="preserve">pass</w:t>
-            </w:r>
-          </w:p>
-        </w:tc>
-        <w:tc>
-          <w:tcPr>
-            <w:tcW w:w="3738" w:type="dxa"/>
+            <w:tcW w:w="3500" w:type="dxa"/>
+          </w:tcPr>
+          <w:p>
+            <w:pPr>
+              <w:pStyle w:val="Compact"/>
+            </w:pPr>
+          </w:p>
+        </w:tc>
+      </w:tr>
+      <w:tr>
+        <w:trPr>
+          <w:cantSplit/>
+        </w:trPr>
+        <w:tc>
+          <w:tcPr>
+            <w:tcW w:w="2220" w:type="dxa"/>
+          </w:tcPr>
+          <w:p>
+            <w:pPr>
+              <w:pStyle w:val="Compact"/>
+            </w:pPr>
+            <w:r>
+              <w:t xml:space="preserve">pass</w:t>
+            </w:r>
+          </w:p>
+        </w:tc>
+        <w:tc>
+          <w:tcPr>
+            <w:tcW w:w="3691" w:type="dxa"/>
           </w:tcPr>
           <w:p>
             <w:pPr>
@@ -2299,35 +2343,35 @@
         </w:tc>
         <w:tc>
           <w:tcPr>
-            <w:tcW w:w="3429" w:type="dxa"/>
-          </w:tcPr>
-          <w:p>
-            <w:pPr>
-              <w:pStyle w:val="Compact"/>
-            </w:pPr>
-          </w:p>
-        </w:tc>
-      </w:tr>
-      <w:tr>
-        <w:trPr>
-          <w:cantSplit/>
-        </w:trPr>
-        <w:tc>
-          <w:tcPr>
-            <w:tcW w:w="2244" w:type="dxa"/>
-          </w:tcPr>
-          <w:p>
-            <w:pPr>
-              <w:pStyle w:val="Compact"/>
-            </w:pPr>
-            <w:r>
-              <w:t xml:space="preserve">pass</w:t>
-            </w:r>
-          </w:p>
-        </w:tc>
-        <w:tc>
-          <w:tcPr>
-            <w:tcW w:w="3738" w:type="dxa"/>
+            <w:tcW w:w="3500" w:type="dxa"/>
+          </w:tcPr>
+          <w:p>
+            <w:pPr>
+              <w:pStyle w:val="Compact"/>
+            </w:pPr>
+          </w:p>
+        </w:tc>
+      </w:tr>
+      <w:tr>
+        <w:trPr>
+          <w:cantSplit/>
+        </w:trPr>
+        <w:tc>
+          <w:tcPr>
+            <w:tcW w:w="2220" w:type="dxa"/>
+          </w:tcPr>
+          <w:p>
+            <w:pPr>
+              <w:pStyle w:val="Compact"/>
+            </w:pPr>
+            <w:r>
+              <w:t xml:space="preserve">pass</w:t>
+            </w:r>
+          </w:p>
+        </w:tc>
+        <w:tc>
+          <w:tcPr>
+            <w:tcW w:w="3691" w:type="dxa"/>
           </w:tcPr>
           <w:p>
             <w:pPr>
@@ -2340,7 +2384,7 @@
         </w:tc>
         <w:tc>
           <w:tcPr>
-            <w:tcW w:w="3429" w:type="dxa"/>
+            <w:tcW w:w="3500" w:type="dxa"/>
           </w:tcPr>
           <w:p>
             <w:pPr>
@@ -2358,20 +2402,20 @@
         </w:trPr>
         <w:tc>
           <w:tcPr>
-            <w:tcW w:w="2244" w:type="dxa"/>
-          </w:tcPr>
-          <w:p>
-            <w:pPr>
-              <w:pStyle w:val="Compact"/>
-            </w:pPr>
-            <w:r>
-              <w:t xml:space="preserve">pass</w:t>
-            </w:r>
-          </w:p>
-        </w:tc>
-        <w:tc>
-          <w:tcPr>
-            <w:tcW w:w="3738" w:type="dxa"/>
+            <w:tcW w:w="2220" w:type="dxa"/>
+          </w:tcPr>
+          <w:p>
+            <w:pPr>
+              <w:pStyle w:val="Compact"/>
+            </w:pPr>
+            <w:r>
+              <w:t xml:space="preserve">pass</w:t>
+            </w:r>
+          </w:p>
+        </w:tc>
+        <w:tc>
+          <w:tcPr>
+            <w:tcW w:w="3691" w:type="dxa"/>
           </w:tcPr>
           <w:p>
             <w:pPr>
@@ -2384,35 +2428,35 @@
         </w:tc>
         <w:tc>
           <w:tcPr>
-            <w:tcW w:w="3429" w:type="dxa"/>
-          </w:tcPr>
-          <w:p>
-            <w:pPr>
-              <w:pStyle w:val="Compact"/>
-            </w:pPr>
-          </w:p>
-        </w:tc>
-      </w:tr>
-      <w:tr>
-        <w:trPr>
-          <w:cantSplit/>
-        </w:trPr>
-        <w:tc>
-          <w:tcPr>
-            <w:tcW w:w="2244" w:type="dxa"/>
-          </w:tcPr>
-          <w:p>
-            <w:pPr>
-              <w:pStyle w:val="Compact"/>
-            </w:pPr>
-            <w:r>
-              <w:t xml:space="preserve">pass</w:t>
-            </w:r>
-          </w:p>
-        </w:tc>
-        <w:tc>
-          <w:tcPr>
-            <w:tcW w:w="3738" w:type="dxa"/>
+            <w:tcW w:w="3500" w:type="dxa"/>
+          </w:tcPr>
+          <w:p>
+            <w:pPr>
+              <w:pStyle w:val="Compact"/>
+            </w:pPr>
+          </w:p>
+        </w:tc>
+      </w:tr>
+      <w:tr>
+        <w:trPr>
+          <w:cantSplit/>
+        </w:trPr>
+        <w:tc>
+          <w:tcPr>
+            <w:tcW w:w="2220" w:type="dxa"/>
+          </w:tcPr>
+          <w:p>
+            <w:pPr>
+              <w:pStyle w:val="Compact"/>
+            </w:pPr>
+            <w:r>
+              <w:t xml:space="preserve">pass</w:t>
+            </w:r>
+          </w:p>
+        </w:tc>
+        <w:tc>
+          <w:tcPr>
+            <w:tcW w:w="3691" w:type="dxa"/>
           </w:tcPr>
           <w:p>
             <w:pPr>
@@ -2425,35 +2469,35 @@
         </w:tc>
         <w:tc>
           <w:tcPr>
-            <w:tcW w:w="3429" w:type="dxa"/>
-          </w:tcPr>
-          <w:p>
-            <w:pPr>
-              <w:pStyle w:val="Compact"/>
-            </w:pPr>
-          </w:p>
-        </w:tc>
-      </w:tr>
-      <w:tr>
-        <w:trPr>
-          <w:cantSplit/>
-        </w:trPr>
-        <w:tc>
-          <w:tcPr>
-            <w:tcW w:w="2244" w:type="dxa"/>
-          </w:tcPr>
-          <w:p>
-            <w:pPr>
-              <w:pStyle w:val="Compact"/>
-            </w:pPr>
-            <w:r>
-              <w:t xml:space="preserve">pass</w:t>
-            </w:r>
-          </w:p>
-        </w:tc>
-        <w:tc>
-          <w:tcPr>
-            <w:tcW w:w="3738" w:type="dxa"/>
+            <w:tcW w:w="3500" w:type="dxa"/>
+          </w:tcPr>
+          <w:p>
+            <w:pPr>
+              <w:pStyle w:val="Compact"/>
+            </w:pPr>
+          </w:p>
+        </w:tc>
+      </w:tr>
+      <w:tr>
+        <w:trPr>
+          <w:cantSplit/>
+        </w:trPr>
+        <w:tc>
+          <w:tcPr>
+            <w:tcW w:w="2220" w:type="dxa"/>
+          </w:tcPr>
+          <w:p>
+            <w:pPr>
+              <w:pStyle w:val="Compact"/>
+            </w:pPr>
+            <w:r>
+              <w:t xml:space="preserve">pass</w:t>
+            </w:r>
+          </w:p>
+        </w:tc>
+        <w:tc>
+          <w:tcPr>
+            <w:tcW w:w="3691" w:type="dxa"/>
           </w:tcPr>
           <w:p>
             <w:pPr>
@@ -2466,7 +2510,7 @@
         </w:tc>
         <w:tc>
           <w:tcPr>
-            <w:tcW w:w="3429" w:type="dxa"/>
+            <w:tcW w:w="3500" w:type="dxa"/>
           </w:tcPr>
           <w:p>
             <w:pPr>
@@ -2484,20 +2528,20 @@
         </w:trPr>
         <w:tc>
           <w:tcPr>
-            <w:tcW w:w="2244" w:type="dxa"/>
-          </w:tcPr>
-          <w:p>
-            <w:pPr>
-              <w:pStyle w:val="Compact"/>
-            </w:pPr>
-            <w:r>
-              <w:t xml:space="preserve">pass</w:t>
-            </w:r>
-          </w:p>
-        </w:tc>
-        <w:tc>
-          <w:tcPr>
-            <w:tcW w:w="3738" w:type="dxa"/>
+            <w:tcW w:w="2220" w:type="dxa"/>
+          </w:tcPr>
+          <w:p>
+            <w:pPr>
+              <w:pStyle w:val="Compact"/>
+            </w:pPr>
+            <w:r>
+              <w:t xml:space="preserve">pass</w:t>
+            </w:r>
+          </w:p>
+        </w:tc>
+        <w:tc>
+          <w:tcPr>
+            <w:tcW w:w="3691" w:type="dxa"/>
           </w:tcPr>
           <w:p>
             <w:pPr>
@@ -2510,35 +2554,35 @@
         </w:tc>
         <w:tc>
           <w:tcPr>
-            <w:tcW w:w="3429" w:type="dxa"/>
-          </w:tcPr>
-          <w:p>
-            <w:pPr>
-              <w:pStyle w:val="Compact"/>
-            </w:pPr>
-          </w:p>
-        </w:tc>
-      </w:tr>
-      <w:tr>
-        <w:trPr>
-          <w:cantSplit/>
-        </w:trPr>
-        <w:tc>
-          <w:tcPr>
-            <w:tcW w:w="2244" w:type="dxa"/>
-          </w:tcPr>
-          <w:p>
-            <w:pPr>
-              <w:pStyle w:val="Compact"/>
-            </w:pPr>
-            <w:r>
-              <w:t xml:space="preserve">pass</w:t>
-            </w:r>
-          </w:p>
-        </w:tc>
-        <w:tc>
-          <w:tcPr>
-            <w:tcW w:w="3738" w:type="dxa"/>
+            <w:tcW w:w="3500" w:type="dxa"/>
+          </w:tcPr>
+          <w:p>
+            <w:pPr>
+              <w:pStyle w:val="Compact"/>
+            </w:pPr>
+          </w:p>
+        </w:tc>
+      </w:tr>
+      <w:tr>
+        <w:trPr>
+          <w:cantSplit/>
+        </w:trPr>
+        <w:tc>
+          <w:tcPr>
+            <w:tcW w:w="2220" w:type="dxa"/>
+          </w:tcPr>
+          <w:p>
+            <w:pPr>
+              <w:pStyle w:val="Compact"/>
+            </w:pPr>
+            <w:r>
+              <w:t xml:space="preserve">pass</w:t>
+            </w:r>
+          </w:p>
+        </w:tc>
+        <w:tc>
+          <w:tcPr>
+            <w:tcW w:w="3691" w:type="dxa"/>
           </w:tcPr>
           <w:p>
             <w:pPr>
@@ -2551,35 +2595,35 @@
         </w:tc>
         <w:tc>
           <w:tcPr>
-            <w:tcW w:w="3429" w:type="dxa"/>
-          </w:tcPr>
-          <w:p>
-            <w:pPr>
-              <w:pStyle w:val="Compact"/>
-            </w:pPr>
-          </w:p>
-        </w:tc>
-      </w:tr>
-      <w:tr>
-        <w:trPr>
-          <w:cantSplit/>
-        </w:trPr>
-        <w:tc>
-          <w:tcPr>
-            <w:tcW w:w="2244" w:type="dxa"/>
-          </w:tcPr>
-          <w:p>
-            <w:pPr>
-              <w:pStyle w:val="Compact"/>
-            </w:pPr>
-            <w:r>
-              <w:t xml:space="preserve">pass</w:t>
-            </w:r>
-          </w:p>
-        </w:tc>
-        <w:tc>
-          <w:tcPr>
-            <w:tcW w:w="3738" w:type="dxa"/>
+            <w:tcW w:w="3500" w:type="dxa"/>
+          </w:tcPr>
+          <w:p>
+            <w:pPr>
+              <w:pStyle w:val="Compact"/>
+            </w:pPr>
+          </w:p>
+        </w:tc>
+      </w:tr>
+      <w:tr>
+        <w:trPr>
+          <w:cantSplit/>
+        </w:trPr>
+        <w:tc>
+          <w:tcPr>
+            <w:tcW w:w="2220" w:type="dxa"/>
+          </w:tcPr>
+          <w:p>
+            <w:pPr>
+              <w:pStyle w:val="Compact"/>
+            </w:pPr>
+            <w:r>
+              <w:t xml:space="preserve">pass</w:t>
+            </w:r>
+          </w:p>
+        </w:tc>
+        <w:tc>
+          <w:tcPr>
+            <w:tcW w:w="3691" w:type="dxa"/>
           </w:tcPr>
           <w:p>
             <w:pPr>
@@ -2592,7 +2636,7 @@
         </w:tc>
         <w:tc>
           <w:tcPr>
-            <w:tcW w:w="3429" w:type="dxa"/>
+            <w:tcW w:w="3500" w:type="dxa"/>
           </w:tcPr>
           <w:p>
             <w:pPr>
@@ -2610,20 +2654,20 @@
         </w:trPr>
         <w:tc>
           <w:tcPr>
-            <w:tcW w:w="2244" w:type="dxa"/>
-          </w:tcPr>
-          <w:p>
-            <w:pPr>
-              <w:pStyle w:val="Compact"/>
-            </w:pPr>
-            <w:r>
-              <w:t xml:space="preserve">pass</w:t>
-            </w:r>
-          </w:p>
-        </w:tc>
-        <w:tc>
-          <w:tcPr>
-            <w:tcW w:w="3738" w:type="dxa"/>
+            <w:tcW w:w="2220" w:type="dxa"/>
+          </w:tcPr>
+          <w:p>
+            <w:pPr>
+              <w:pStyle w:val="Compact"/>
+            </w:pPr>
+            <w:r>
+              <w:t xml:space="preserve">pass</w:t>
+            </w:r>
+          </w:p>
+        </w:tc>
+        <w:tc>
+          <w:tcPr>
+            <w:tcW w:w="3691" w:type="dxa"/>
           </w:tcPr>
           <w:p>
             <w:pPr>
@@ -2636,35 +2680,35 @@
         </w:tc>
         <w:tc>
           <w:tcPr>
-            <w:tcW w:w="3429" w:type="dxa"/>
-          </w:tcPr>
-          <w:p>
-            <w:pPr>
-              <w:pStyle w:val="Compact"/>
-            </w:pPr>
-          </w:p>
-        </w:tc>
-      </w:tr>
-      <w:tr>
-        <w:trPr>
-          <w:cantSplit/>
-        </w:trPr>
-        <w:tc>
-          <w:tcPr>
-            <w:tcW w:w="2244" w:type="dxa"/>
-          </w:tcPr>
-          <w:p>
-            <w:pPr>
-              <w:pStyle w:val="Compact"/>
-            </w:pPr>
-            <w:r>
-              <w:t xml:space="preserve">pass</w:t>
-            </w:r>
-          </w:p>
-        </w:tc>
-        <w:tc>
-          <w:tcPr>
-            <w:tcW w:w="3738" w:type="dxa"/>
+            <w:tcW w:w="3500" w:type="dxa"/>
+          </w:tcPr>
+          <w:p>
+            <w:pPr>
+              <w:pStyle w:val="Compact"/>
+            </w:pPr>
+          </w:p>
+        </w:tc>
+      </w:tr>
+      <w:tr>
+        <w:trPr>
+          <w:cantSplit/>
+        </w:trPr>
+        <w:tc>
+          <w:tcPr>
+            <w:tcW w:w="2220" w:type="dxa"/>
+          </w:tcPr>
+          <w:p>
+            <w:pPr>
+              <w:pStyle w:val="Compact"/>
+            </w:pPr>
+            <w:r>
+              <w:t xml:space="preserve">pass</w:t>
+            </w:r>
+          </w:p>
+        </w:tc>
+        <w:tc>
+          <w:tcPr>
+            <w:tcW w:w="3691" w:type="dxa"/>
           </w:tcPr>
           <w:p>
             <w:pPr>
@@ -2677,35 +2721,35 @@
         </w:tc>
         <w:tc>
           <w:tcPr>
-            <w:tcW w:w="3429" w:type="dxa"/>
-          </w:tcPr>
-          <w:p>
-            <w:pPr>
-              <w:pStyle w:val="Compact"/>
-            </w:pPr>
-          </w:p>
-        </w:tc>
-      </w:tr>
-      <w:tr>
-        <w:trPr>
-          <w:cantSplit/>
-        </w:trPr>
-        <w:tc>
-          <w:tcPr>
-            <w:tcW w:w="2244" w:type="dxa"/>
-          </w:tcPr>
-          <w:p>
-            <w:pPr>
-              <w:pStyle w:val="Compact"/>
-            </w:pPr>
-            <w:r>
-              <w:t xml:space="preserve">pass</w:t>
-            </w:r>
-          </w:p>
-        </w:tc>
-        <w:tc>
-          <w:tcPr>
-            <w:tcW w:w="3738" w:type="dxa"/>
+            <w:tcW w:w="3500" w:type="dxa"/>
+          </w:tcPr>
+          <w:p>
+            <w:pPr>
+              <w:pStyle w:val="Compact"/>
+            </w:pPr>
+          </w:p>
+        </w:tc>
+      </w:tr>
+      <w:tr>
+        <w:trPr>
+          <w:cantSplit/>
+        </w:trPr>
+        <w:tc>
+          <w:tcPr>
+            <w:tcW w:w="2220" w:type="dxa"/>
+          </w:tcPr>
+          <w:p>
+            <w:pPr>
+              <w:pStyle w:val="Compact"/>
+            </w:pPr>
+            <w:r>
+              <w:t xml:space="preserve">pass</w:t>
+            </w:r>
+          </w:p>
+        </w:tc>
+        <w:tc>
+          <w:tcPr>
+            <w:tcW w:w="3691" w:type="dxa"/>
           </w:tcPr>
           <w:p>
             <w:pPr>
@@ -2718,7 +2762,7 @@
         </w:tc>
         <w:tc>
           <w:tcPr>
-            <w:tcW w:w="3429" w:type="dxa"/>
+            <w:tcW w:w="3500" w:type="dxa"/>
           </w:tcPr>
           <w:p>
             <w:pPr>
@@ -2736,7 +2780,7 @@
         </w:trPr>
         <w:tc>
           <w:tcPr>
-            <w:tcW w:w="2244" w:type="dxa"/>
+            <w:tcW w:w="2220" w:type="dxa"/>
           </w:tcPr>
           <w:p>
             <w:pPr>
@@ -2749,7 +2793,7 @@
         </w:tc>
         <w:tc>
           <w:tcPr>
-            <w:tcW w:w="3738" w:type="dxa"/>
+            <w:tcW w:w="3691" w:type="dxa"/>
           </w:tcPr>
           <w:p>
             <w:pPr>
@@ -2762,7 +2806,7 @@
         </w:tc>
         <w:tc>
           <w:tcPr>
-            <w:tcW w:w="3429" w:type="dxa"/>
+            <w:tcW w:w="3500" w:type="dxa"/>
           </w:tcPr>
           <w:p>
             <w:pPr>
@@ -2780,20 +2824,20 @@
         </w:trPr>
         <w:tc>
           <w:tcPr>
-            <w:tcW w:w="2244" w:type="dxa"/>
-          </w:tcPr>
-          <w:p>
-            <w:pPr>
-              <w:pStyle w:val="Compact"/>
-            </w:pPr>
-            <w:r>
-              <w:t xml:space="preserve">pass</w:t>
-            </w:r>
-          </w:p>
-        </w:tc>
-        <w:tc>
-          <w:tcPr>
-            <w:tcW w:w="3738" w:type="dxa"/>
+            <w:tcW w:w="2220" w:type="dxa"/>
+          </w:tcPr>
+          <w:p>
+            <w:pPr>
+              <w:pStyle w:val="Compact"/>
+            </w:pPr>
+            <w:r>
+              <w:t xml:space="preserve">pass</w:t>
+            </w:r>
+          </w:p>
+        </w:tc>
+        <w:tc>
+          <w:tcPr>
+            <w:tcW w:w="3691" w:type="dxa"/>
           </w:tcPr>
           <w:p>
             <w:pPr>
@@ -2806,35 +2850,35 @@
         </w:tc>
         <w:tc>
           <w:tcPr>
-            <w:tcW w:w="3429" w:type="dxa"/>
-          </w:tcPr>
-          <w:p>
-            <w:pPr>
-              <w:pStyle w:val="Compact"/>
-            </w:pPr>
-          </w:p>
-        </w:tc>
-      </w:tr>
-      <w:tr>
-        <w:trPr>
-          <w:cantSplit/>
-        </w:trPr>
-        <w:tc>
-          <w:tcPr>
-            <w:tcW w:w="2244" w:type="dxa"/>
-          </w:tcPr>
-          <w:p>
-            <w:pPr>
-              <w:pStyle w:val="Compact"/>
-            </w:pPr>
-            <w:r>
-              <w:t xml:space="preserve">pass</w:t>
-            </w:r>
-          </w:p>
-        </w:tc>
-        <w:tc>
-          <w:tcPr>
-            <w:tcW w:w="3738" w:type="dxa"/>
+            <w:tcW w:w="3500" w:type="dxa"/>
+          </w:tcPr>
+          <w:p>
+            <w:pPr>
+              <w:pStyle w:val="Compact"/>
+            </w:pPr>
+          </w:p>
+        </w:tc>
+      </w:tr>
+      <w:tr>
+        <w:trPr>
+          <w:cantSplit/>
+        </w:trPr>
+        <w:tc>
+          <w:tcPr>
+            <w:tcW w:w="2220" w:type="dxa"/>
+          </w:tcPr>
+          <w:p>
+            <w:pPr>
+              <w:pStyle w:val="Compact"/>
+            </w:pPr>
+            <w:r>
+              <w:t xml:space="preserve">pass</w:t>
+            </w:r>
+          </w:p>
+        </w:tc>
+        <w:tc>
+          <w:tcPr>
+            <w:tcW w:w="3691" w:type="dxa"/>
           </w:tcPr>
           <w:p>
             <w:pPr>
@@ -2847,35 +2891,35 @@
         </w:tc>
         <w:tc>
           <w:tcPr>
-            <w:tcW w:w="3429" w:type="dxa"/>
-          </w:tcPr>
-          <w:p>
-            <w:pPr>
-              <w:pStyle w:val="Compact"/>
-            </w:pPr>
-          </w:p>
-        </w:tc>
-      </w:tr>
-      <w:tr>
-        <w:trPr>
-          <w:cantSplit/>
-        </w:trPr>
-        <w:tc>
-          <w:tcPr>
-            <w:tcW w:w="2244" w:type="dxa"/>
-          </w:tcPr>
-          <w:p>
-            <w:pPr>
-              <w:pStyle w:val="Compact"/>
-            </w:pPr>
-            <w:r>
-              <w:t xml:space="preserve">pass</w:t>
-            </w:r>
-          </w:p>
-        </w:tc>
-        <w:tc>
-          <w:tcPr>
-            <w:tcW w:w="3738" w:type="dxa"/>
+            <w:tcW w:w="3500" w:type="dxa"/>
+          </w:tcPr>
+          <w:p>
+            <w:pPr>
+              <w:pStyle w:val="Compact"/>
+            </w:pPr>
+          </w:p>
+        </w:tc>
+      </w:tr>
+      <w:tr>
+        <w:trPr>
+          <w:cantSplit/>
+        </w:trPr>
+        <w:tc>
+          <w:tcPr>
+            <w:tcW w:w="2220" w:type="dxa"/>
+          </w:tcPr>
+          <w:p>
+            <w:pPr>
+              <w:pStyle w:val="Compact"/>
+            </w:pPr>
+            <w:r>
+              <w:t xml:space="preserve">pass</w:t>
+            </w:r>
+          </w:p>
+        </w:tc>
+        <w:tc>
+          <w:tcPr>
+            <w:tcW w:w="3691" w:type="dxa"/>
           </w:tcPr>
           <w:p>
             <w:pPr>
@@ -2888,7 +2932,7 @@
         </w:tc>
         <w:tc>
           <w:tcPr>
-            <w:tcW w:w="3429" w:type="dxa"/>
+            <w:tcW w:w="3500" w:type="dxa"/>
           </w:tcPr>
           <w:p>
             <w:pPr>
@@ -2906,7 +2950,7 @@
         </w:trPr>
         <w:tc>
           <w:tcPr>
-            <w:tcW w:w="2244" w:type="dxa"/>
+            <w:tcW w:w="2220" w:type="dxa"/>
           </w:tcPr>
           <w:p>
             <w:pPr>
@@ -2919,7 +2963,7 @@
         </w:tc>
         <w:tc>
           <w:tcPr>
-            <w:tcW w:w="3738" w:type="dxa"/>
+            <w:tcW w:w="3691" w:type="dxa"/>
           </w:tcPr>
           <w:p>
             <w:pPr>
@@ -2932,7 +2976,7 @@
         </w:tc>
         <w:tc>
           <w:tcPr>
-            <w:tcW w:w="3429" w:type="dxa"/>
+            <w:tcW w:w="3500" w:type="dxa"/>
           </w:tcPr>
           <w:p>
             <w:pPr>
@@ -2950,20 +2994,20 @@
         </w:trPr>
         <w:tc>
           <w:tcPr>
-            <w:tcW w:w="2244" w:type="dxa"/>
-          </w:tcPr>
-          <w:p>
-            <w:pPr>
-              <w:pStyle w:val="Compact"/>
-            </w:pPr>
-            <w:r>
-              <w:t xml:space="preserve">pass</w:t>
-            </w:r>
-          </w:p>
-        </w:tc>
-        <w:tc>
-          <w:tcPr>
-            <w:tcW w:w="3738" w:type="dxa"/>
+            <w:tcW w:w="2220" w:type="dxa"/>
+          </w:tcPr>
+          <w:p>
+            <w:pPr>
+              <w:pStyle w:val="Compact"/>
+            </w:pPr>
+            <w:r>
+              <w:t xml:space="preserve">pass</w:t>
+            </w:r>
+          </w:p>
+        </w:tc>
+        <w:tc>
+          <w:tcPr>
+            <w:tcW w:w="3691" w:type="dxa"/>
           </w:tcPr>
           <w:p>
             <w:pPr>
@@ -2976,7 +3020,7 @@
         </w:tc>
         <w:tc>
           <w:tcPr>
-            <w:tcW w:w="3429" w:type="dxa"/>
+            <w:tcW w:w="3500" w:type="dxa"/>
           </w:tcPr>
           <w:p>
             <w:pPr>
@@ -2994,20 +3038,20 @@
         </w:trPr>
         <w:tc>
           <w:tcPr>
-            <w:tcW w:w="2244" w:type="dxa"/>
-          </w:tcPr>
-          <w:p>
-            <w:pPr>
-              <w:pStyle w:val="Compact"/>
-            </w:pPr>
-            <w:r>
-              <w:t xml:space="preserve">pass</w:t>
-            </w:r>
-          </w:p>
-        </w:tc>
-        <w:tc>
-          <w:tcPr>
-            <w:tcW w:w="3738" w:type="dxa"/>
+            <w:tcW w:w="2220" w:type="dxa"/>
+          </w:tcPr>
+          <w:p>
+            <w:pPr>
+              <w:pStyle w:val="Compact"/>
+            </w:pPr>
+            <w:r>
+              <w:t xml:space="preserve">pass</w:t>
+            </w:r>
+          </w:p>
+        </w:tc>
+        <w:tc>
+          <w:tcPr>
+            <w:tcW w:w="3691" w:type="dxa"/>
           </w:tcPr>
           <w:p>
             <w:pPr>
@@ -3020,22 +3064,22 @@
         </w:tc>
         <w:tc>
           <w:tcPr>
-            <w:tcW w:w="3429" w:type="dxa"/>
-          </w:tcPr>
-          <w:p>
-            <w:pPr>
-              <w:pStyle w:val="Compact"/>
-            </w:pPr>
-          </w:p>
-        </w:tc>
-      </w:tr>
-      <w:tr>
-        <w:trPr>
-          <w:cantSplit/>
-        </w:trPr>
-        <w:tc>
-          <w:tcPr>
-            <w:tcW w:w="2244" w:type="dxa"/>
+            <w:tcW w:w="3500" w:type="dxa"/>
+          </w:tcPr>
+          <w:p>
+            <w:pPr>
+              <w:pStyle w:val="Compact"/>
+            </w:pPr>
+          </w:p>
+        </w:tc>
+      </w:tr>
+      <w:tr>
+        <w:trPr>
+          <w:cantSplit/>
+        </w:trPr>
+        <w:tc>
+          <w:tcPr>
+            <w:tcW w:w="2220" w:type="dxa"/>
           </w:tcPr>
           <w:p>
             <w:pPr>
@@ -3048,7 +3092,7 @@
         </w:tc>
         <w:tc>
           <w:tcPr>
-            <w:tcW w:w="3738" w:type="dxa"/>
+            <w:tcW w:w="3691" w:type="dxa"/>
           </w:tcPr>
           <w:p>
             <w:pPr>
@@ -3061,7 +3105,7 @@
         </w:tc>
         <w:tc>
           <w:tcPr>
-            <w:tcW w:w="3429" w:type="dxa"/>
+            <w:tcW w:w="3500" w:type="dxa"/>
           </w:tcPr>
           <w:p>
             <w:pPr>
@@ -3079,20 +3123,20 @@
         </w:trPr>
         <w:tc>
           <w:tcPr>
-            <w:tcW w:w="2244" w:type="dxa"/>
-          </w:tcPr>
-          <w:p>
-            <w:pPr>
-              <w:pStyle w:val="Compact"/>
-            </w:pPr>
-            <w:r>
-              <w:t xml:space="preserve">pass</w:t>
-            </w:r>
-          </w:p>
-        </w:tc>
-        <w:tc>
-          <w:tcPr>
-            <w:tcW w:w="3738" w:type="dxa"/>
+            <w:tcW w:w="2220" w:type="dxa"/>
+          </w:tcPr>
+          <w:p>
+            <w:pPr>
+              <w:pStyle w:val="Compact"/>
+            </w:pPr>
+            <w:r>
+              <w:t xml:space="preserve">pass</w:t>
+            </w:r>
+          </w:p>
+        </w:tc>
+        <w:tc>
+          <w:tcPr>
+            <w:tcW w:w="3691" w:type="dxa"/>
           </w:tcPr>
           <w:p>
             <w:pPr>
@@ -3105,7 +3149,7 @@
         </w:tc>
         <w:tc>
           <w:tcPr>
-            <w:tcW w:w="3429" w:type="dxa"/>
+            <w:tcW w:w="3500" w:type="dxa"/>
           </w:tcPr>
           <w:p>
             <w:pPr>
@@ -3123,20 +3167,20 @@
         </w:trPr>
         <w:tc>
           <w:tcPr>
-            <w:tcW w:w="2244" w:type="dxa"/>
-          </w:tcPr>
-          <w:p>
-            <w:pPr>
-              <w:pStyle w:val="Compact"/>
-            </w:pPr>
-            <w:r>
-              <w:t xml:space="preserve">pass</w:t>
-            </w:r>
-          </w:p>
-        </w:tc>
-        <w:tc>
-          <w:tcPr>
-            <w:tcW w:w="3738" w:type="dxa"/>
+            <w:tcW w:w="2220" w:type="dxa"/>
+          </w:tcPr>
+          <w:p>
+            <w:pPr>
+              <w:pStyle w:val="Compact"/>
+            </w:pPr>
+            <w:r>
+              <w:t xml:space="preserve">pass</w:t>
+            </w:r>
+          </w:p>
+        </w:tc>
+        <w:tc>
+          <w:tcPr>
+            <w:tcW w:w="3691" w:type="dxa"/>
           </w:tcPr>
           <w:p>
             <w:pPr>
@@ -3149,7 +3193,7 @@
         </w:tc>
         <w:tc>
           <w:tcPr>
-            <w:tcW w:w="3429" w:type="dxa"/>
+            <w:tcW w:w="3500" w:type="dxa"/>
           </w:tcPr>
           <w:p>
             <w:pPr>
@@ -3167,20 +3211,20 @@
         </w:trPr>
         <w:tc>
           <w:tcPr>
-            <w:tcW w:w="2244" w:type="dxa"/>
-          </w:tcPr>
-          <w:p>
-            <w:pPr>
-              <w:pStyle w:val="Compact"/>
-            </w:pPr>
-            <w:r>
-              <w:t xml:space="preserve">pass</w:t>
-            </w:r>
-          </w:p>
-        </w:tc>
-        <w:tc>
-          <w:tcPr>
-            <w:tcW w:w="3738" w:type="dxa"/>
+            <w:tcW w:w="2220" w:type="dxa"/>
+          </w:tcPr>
+          <w:p>
+            <w:pPr>
+              <w:pStyle w:val="Compact"/>
+            </w:pPr>
+            <w:r>
+              <w:t xml:space="preserve">pass</w:t>
+            </w:r>
+          </w:p>
+        </w:tc>
+        <w:tc>
+          <w:tcPr>
+            <w:tcW w:w="3691" w:type="dxa"/>
           </w:tcPr>
           <w:p>
             <w:pPr>
@@ -3193,35 +3237,35 @@
         </w:tc>
         <w:tc>
           <w:tcPr>
-            <w:tcW w:w="3429" w:type="dxa"/>
-          </w:tcPr>
-          <w:p>
-            <w:pPr>
-              <w:pStyle w:val="Compact"/>
-            </w:pPr>
-          </w:p>
-        </w:tc>
-      </w:tr>
-      <w:tr>
-        <w:trPr>
-          <w:cantSplit/>
-        </w:trPr>
-        <w:tc>
-          <w:tcPr>
-            <w:tcW w:w="2244" w:type="dxa"/>
-          </w:tcPr>
-          <w:p>
-            <w:pPr>
-              <w:pStyle w:val="Compact"/>
-            </w:pPr>
-            <w:r>
-              <w:t xml:space="preserve">pass</w:t>
-            </w:r>
-          </w:p>
-        </w:tc>
-        <w:tc>
-          <w:tcPr>
-            <w:tcW w:w="3738" w:type="dxa"/>
+            <w:tcW w:w="3500" w:type="dxa"/>
+          </w:tcPr>
+          <w:p>
+            <w:pPr>
+              <w:pStyle w:val="Compact"/>
+            </w:pPr>
+          </w:p>
+        </w:tc>
+      </w:tr>
+      <w:tr>
+        <w:trPr>
+          <w:cantSplit/>
+        </w:trPr>
+        <w:tc>
+          <w:tcPr>
+            <w:tcW w:w="2220" w:type="dxa"/>
+          </w:tcPr>
+          <w:p>
+            <w:pPr>
+              <w:pStyle w:val="Compact"/>
+            </w:pPr>
+            <w:r>
+              <w:t xml:space="preserve">pass</w:t>
+            </w:r>
+          </w:p>
+        </w:tc>
+        <w:tc>
+          <w:tcPr>
+            <w:tcW w:w="3691" w:type="dxa"/>
           </w:tcPr>
           <w:p>
             <w:pPr>
@@ -3234,7 +3278,7 @@
         </w:tc>
         <w:tc>
           <w:tcPr>
-            <w:tcW w:w="3429" w:type="dxa"/>
+            <w:tcW w:w="3500" w:type="dxa"/>
           </w:tcPr>
           <w:p>
             <w:pPr>
@@ -3252,20 +3296,20 @@
         </w:trPr>
         <w:tc>
           <w:tcPr>
-            <w:tcW w:w="2244" w:type="dxa"/>
-          </w:tcPr>
-          <w:p>
-            <w:pPr>
-              <w:pStyle w:val="Compact"/>
-            </w:pPr>
-            <w:r>
-              <w:t xml:space="preserve">pass</w:t>
-            </w:r>
-          </w:p>
-        </w:tc>
-        <w:tc>
-          <w:tcPr>
-            <w:tcW w:w="3738" w:type="dxa"/>
+            <w:tcW w:w="2220" w:type="dxa"/>
+          </w:tcPr>
+          <w:p>
+            <w:pPr>
+              <w:pStyle w:val="Compact"/>
+            </w:pPr>
+            <w:r>
+              <w:t xml:space="preserve">pass</w:t>
+            </w:r>
+          </w:p>
+        </w:tc>
+        <w:tc>
+          <w:tcPr>
+            <w:tcW w:w="3691" w:type="dxa"/>
           </w:tcPr>
           <w:p>
             <w:pPr>
@@ -3278,7 +3322,7 @@
         </w:tc>
         <w:tc>
           <w:tcPr>
-            <w:tcW w:w="3429" w:type="dxa"/>
+            <w:tcW w:w="3500" w:type="dxa"/>
           </w:tcPr>
           <w:p>
             <w:pPr>
@@ -3296,20 +3340,20 @@
         </w:trPr>
         <w:tc>
           <w:tcPr>
-            <w:tcW w:w="2244" w:type="dxa"/>
-          </w:tcPr>
-          <w:p>
-            <w:pPr>
-              <w:pStyle w:val="Compact"/>
-            </w:pPr>
-            <w:r>
-              <w:t xml:space="preserve">pass</w:t>
-            </w:r>
-          </w:p>
-        </w:tc>
-        <w:tc>
-          <w:tcPr>
-            <w:tcW w:w="3738" w:type="dxa"/>
+            <w:tcW w:w="2220" w:type="dxa"/>
+          </w:tcPr>
+          <w:p>
+            <w:pPr>
+              <w:pStyle w:val="Compact"/>
+            </w:pPr>
+            <w:r>
+              <w:t xml:space="preserve">pass</w:t>
+            </w:r>
+          </w:p>
+        </w:tc>
+        <w:tc>
+          <w:tcPr>
+            <w:tcW w:w="3691" w:type="dxa"/>
           </w:tcPr>
           <w:p>
             <w:pPr>
@@ -3322,35 +3366,35 @@
         </w:tc>
         <w:tc>
           <w:tcPr>
-            <w:tcW w:w="3429" w:type="dxa"/>
-          </w:tcPr>
-          <w:p>
-            <w:pPr>
-              <w:pStyle w:val="Compact"/>
-            </w:pPr>
-          </w:p>
-        </w:tc>
-      </w:tr>
-      <w:tr>
-        <w:trPr>
-          <w:cantSplit/>
-        </w:trPr>
-        <w:tc>
-          <w:tcPr>
-            <w:tcW w:w="2244" w:type="dxa"/>
-          </w:tcPr>
-          <w:p>
-            <w:pPr>
-              <w:pStyle w:val="Compact"/>
-            </w:pPr>
-            <w:r>
-              <w:t xml:space="preserve">pass</w:t>
-            </w:r>
-          </w:p>
-        </w:tc>
-        <w:tc>
-          <w:tcPr>
-            <w:tcW w:w="3738" w:type="dxa"/>
+            <w:tcW w:w="3500" w:type="dxa"/>
+          </w:tcPr>
+          <w:p>
+            <w:pPr>
+              <w:pStyle w:val="Compact"/>
+            </w:pPr>
+          </w:p>
+        </w:tc>
+      </w:tr>
+      <w:tr>
+        <w:trPr>
+          <w:cantSplit/>
+        </w:trPr>
+        <w:tc>
+          <w:tcPr>
+            <w:tcW w:w="2220" w:type="dxa"/>
+          </w:tcPr>
+          <w:p>
+            <w:pPr>
+              <w:pStyle w:val="Compact"/>
+            </w:pPr>
+            <w:r>
+              <w:t xml:space="preserve">pass</w:t>
+            </w:r>
+          </w:p>
+        </w:tc>
+        <w:tc>
+          <w:tcPr>
+            <w:tcW w:w="3691" w:type="dxa"/>
           </w:tcPr>
           <w:p>
             <w:pPr>
@@ -3363,7 +3407,7 @@
         </w:tc>
         <w:tc>
           <w:tcPr>
-            <w:tcW w:w="3429" w:type="dxa"/>
+            <w:tcW w:w="3500" w:type="dxa"/>
           </w:tcPr>
           <w:p>
             <w:pPr>
@@ -3381,20 +3425,20 @@
         </w:trPr>
         <w:tc>
           <w:tcPr>
-            <w:tcW w:w="2244" w:type="dxa"/>
-          </w:tcPr>
-          <w:p>
-            <w:pPr>
-              <w:pStyle w:val="Compact"/>
-            </w:pPr>
-            <w:r>
-              <w:t xml:space="preserve">pass</w:t>
-            </w:r>
-          </w:p>
-        </w:tc>
-        <w:tc>
-          <w:tcPr>
-            <w:tcW w:w="3738" w:type="dxa"/>
+            <w:tcW w:w="2220" w:type="dxa"/>
+          </w:tcPr>
+          <w:p>
+            <w:pPr>
+              <w:pStyle w:val="Compact"/>
+            </w:pPr>
+            <w:r>
+              <w:t xml:space="preserve">pass</w:t>
+            </w:r>
+          </w:p>
+        </w:tc>
+        <w:tc>
+          <w:tcPr>
+            <w:tcW w:w="3691" w:type="dxa"/>
           </w:tcPr>
           <w:p>
             <w:pPr>
@@ -3407,7 +3451,7 @@
         </w:tc>
         <w:tc>
           <w:tcPr>
-            <w:tcW w:w="3429" w:type="dxa"/>
+            <w:tcW w:w="3500" w:type="dxa"/>
           </w:tcPr>
           <w:p>
             <w:pPr>
@@ -3425,20 +3469,20 @@
         </w:trPr>
         <w:tc>
           <w:tcPr>
-            <w:tcW w:w="2244" w:type="dxa"/>
-          </w:tcPr>
-          <w:p>
-            <w:pPr>
-              <w:pStyle w:val="Compact"/>
-            </w:pPr>
-            <w:r>
-              <w:t xml:space="preserve">pass</w:t>
-            </w:r>
-          </w:p>
-        </w:tc>
-        <w:tc>
-          <w:tcPr>
-            <w:tcW w:w="3738" w:type="dxa"/>
+            <w:tcW w:w="2220" w:type="dxa"/>
+          </w:tcPr>
+          <w:p>
+            <w:pPr>
+              <w:pStyle w:val="Compact"/>
+            </w:pPr>
+            <w:r>
+              <w:t xml:space="preserve">pass</w:t>
+            </w:r>
+          </w:p>
+        </w:tc>
+        <w:tc>
+          <w:tcPr>
+            <w:tcW w:w="3691" w:type="dxa"/>
           </w:tcPr>
           <w:p>
             <w:pPr>
@@ -3451,7 +3495,7 @@
         </w:tc>
         <w:tc>
           <w:tcPr>
-            <w:tcW w:w="3429" w:type="dxa"/>
+            <w:tcW w:w="3500" w:type="dxa"/>
           </w:tcPr>
           <w:p>
             <w:pPr>
@@ -3469,284 +3513,108 @@
         </w:trPr>
         <w:tc>
           <w:tcPr>
-            <w:tcW w:w="2244" w:type="dxa"/>
-          </w:tcPr>
-          <w:p>
-            <w:pPr>
-              <w:pStyle w:val="Compact"/>
-            </w:pPr>
-            <w:r>
-              <w:t xml:space="preserve">pass</w:t>
-            </w:r>
-          </w:p>
-        </w:tc>
-        <w:tc>
-          <w:tcPr>
-            <w:tcW w:w="3738" w:type="dxa"/>
-          </w:tcPr>
-          <w:p>
-            <w:pPr>
-              <w:pStyle w:val="Compact"/>
-            </w:pPr>
-            <w:r>
-              <w:t xml:space="preserve">HM-05B enters HM-04 and turns its quarter</w:t>
-            </w:r>
-          </w:p>
-        </w:tc>
-        <w:tc>
-          <w:tcPr>
-            <w:tcW w:w="3429" w:type="dxa"/>
-          </w:tcPr>
-          <w:p>
-            <w:pPr>
-              <w:pStyle w:val="Compact"/>
-            </w:pPr>
-            <w:r>
-              <w:t xml:space="preserve">worst interference through the turn 0.000 mm3</w:t>
-            </w:r>
-          </w:p>
-        </w:tc>
-      </w:tr>
-      <w:tr>
-        <w:trPr>
-          <w:cantSplit/>
-        </w:trPr>
-        <w:tc>
-          <w:tcPr>
-            <w:tcW w:w="2244" w:type="dxa"/>
-          </w:tcPr>
-          <w:p>
-            <w:pPr>
-              <w:pStyle w:val="Compact"/>
-            </w:pPr>
-            <w:r>
-              <w:t xml:space="preserve">pass</w:t>
-            </w:r>
-          </w:p>
-        </w:tc>
-        <w:tc>
-          <w:tcPr>
-            <w:tcW w:w="3738" w:type="dxa"/>
-          </w:tcPr>
-          <w:p>
-            <w:pPr>
-              <w:pStyle w:val="Compact"/>
-            </w:pPr>
-            <w:r>
-              <w:t xml:space="preserve">the seated carrier is free through its 0.40 mm of spring travel</w:t>
-            </w:r>
-          </w:p>
-        </w:tc>
-        <w:tc>
-          <w:tcPr>
-            <w:tcW w:w="3429" w:type="dxa"/>
-          </w:tcPr>
-          <w:p>
-            <w:pPr>
-              <w:pStyle w:val="Compact"/>
-            </w:pPr>
-            <w:r>
-              <w:t xml:space="preserve">0.000 mm3 – a bound carrier is a stiff electrode</w:t>
-            </w:r>
-          </w:p>
-        </w:tc>
-      </w:tr>
-      <w:tr>
-        <w:trPr>
-          <w:cantSplit/>
-        </w:trPr>
-        <w:tc>
-          <w:tcPr>
-            <w:tcW w:w="2244" w:type="dxa"/>
-          </w:tcPr>
-          <w:p>
-            <w:pPr>
-              <w:pStyle w:val="Compact"/>
-            </w:pPr>
-            <w:r>
-              <w:t xml:space="preserve">pass</w:t>
-            </w:r>
-          </w:p>
-        </w:tc>
-        <w:tc>
-          <w:tcPr>
-            <w:tcW w:w="3738" w:type="dxa"/>
-          </w:tcPr>
-          <w:p>
-            <w:pPr>
-              <w:pStyle w:val="Compact"/>
-            </w:pPr>
-            <w:r>
-              <w:t xml:space="preserve">the retaining lip holds the seated carrier against an inverted helmet</w:t>
-            </w:r>
-          </w:p>
-        </w:tc>
-        <w:tc>
-          <w:tcPr>
-            <w:tcW w:w="3429" w:type="dxa"/>
-          </w:tcPr>
-          <w:p>
-            <w:pPr>
-              <w:pStyle w:val="Compact"/>
-            </w:pPr>
-            <w:r>
-              <w:t xml:space="preserve">1.557 mm3 of lip engagement</w:t>
-            </w:r>
-          </w:p>
-        </w:tc>
-      </w:tr>
-      <w:tr>
-        <w:trPr>
-          <w:cantSplit/>
-        </w:trPr>
-        <w:tc>
-          <w:tcPr>
-            <w:tcW w:w="2244" w:type="dxa"/>
-          </w:tcPr>
-          <w:p>
-            <w:pPr>
-              <w:pStyle w:val="Compact"/>
-            </w:pPr>
-            <w:r>
-              <w:t xml:space="preserve">pass</w:t>
-            </w:r>
-          </w:p>
-        </w:tc>
-        <w:tc>
-          <w:tcPr>
-            <w:tcW w:w="3738" w:type="dxa"/>
-          </w:tcPr>
-          <w:p>
-            <w:pPr>
-              <w:pStyle w:val="Compact"/>
-            </w:pPr>
-            <w:r>
-              <w:t xml:space="preserve">HM-01P carries TWO channels in its section</w:t>
-            </w:r>
-          </w:p>
-        </w:tc>
-        <w:tc>
-          <w:tcPr>
-            <w:tcW w:w="3429" w:type="dxa"/>
-          </w:tcPr>
-          <w:p>
-            <w:pPr>
-              <w:pStyle w:val="Compact"/>
-            </w:pPr>
-            <w:r>
-              <w:t xml:space="preserve">2 channel(s) found across the halo band</w:t>
-            </w:r>
-          </w:p>
-        </w:tc>
-      </w:tr>
-      <w:tr>
-        <w:trPr>
-          <w:cantSplit/>
-        </w:trPr>
-        <w:tc>
-          <w:tcPr>
-            <w:tcW w:w="2244" w:type="dxa"/>
-          </w:tcPr>
-          <w:p>
-            <w:pPr>
-              <w:pStyle w:val="Compact"/>
-            </w:pPr>
-            <w:r>
-              <w:t xml:space="preserve">pass</w:t>
-            </w:r>
-          </w:p>
-        </w:tc>
-        <w:tc>
-          <w:tcPr>
-            <w:tcW w:w="3738" w:type="dxa"/>
-          </w:tcPr>
-          <w:p>
-            <w:pPr>
-              <w:pStyle w:val="Compact"/>
-            </w:pPr>
-            <w:r>
-              <w:t xml:space="preserve">the two channels are at the WH-EEG-008 section 7 pitch</w:t>
-            </w:r>
-          </w:p>
-        </w:tc>
-        <w:tc>
-          <w:tcPr>
-            <w:tcW w:w="3429" w:type="dxa"/>
-          </w:tcPr>
-          <w:p>
-            <w:pPr>
-              <w:pStyle w:val="Compact"/>
-            </w:pPr>
-            <w:r>
-              <w:t xml:space="preserve">6.0 mm against 6.0 mm minimum – this is the separation RFQ E-30 is written against</w:t>
-            </w:r>
-          </w:p>
-        </w:tc>
-      </w:tr>
-      <w:tr>
-        <w:trPr>
-          <w:cantSplit/>
-        </w:trPr>
-        <w:tc>
-          <w:tcPr>
-            <w:tcW w:w="2244" w:type="dxa"/>
-          </w:tcPr>
-          <w:p>
-            <w:pPr>
-              <w:pStyle w:val="Compact"/>
-            </w:pPr>
-            <w:r>
-              <w:t xml:space="preserve">pass</w:t>
-            </w:r>
-          </w:p>
-        </w:tc>
-        <w:tc>
-          <w:tcPr>
-            <w:tcW w:w="3738" w:type="dxa"/>
-          </w:tcPr>
-          <w:p>
-            <w:pPr>
-              <w:pStyle w:val="Compact"/>
-            </w:pPr>
-            <w:r>
-              <w:t xml:space="preserve">every pair of panel openings leaves wall between them</w:t>
-            </w:r>
-          </w:p>
-        </w:tc>
-        <w:tc>
-          <w:tcPr>
-            <w:tcW w:w="3429" w:type="dxa"/>
-          </w:tcPr>
-          <w:p>
-            <w:pPr>
-              <w:pStyle w:val="Compact"/>
-            </w:pPr>
-            <w:r>
-              <w:t xml:space="preserve">walls clear 2.0 mm, lid 1.5 mm</w:t>
-            </w:r>
-          </w:p>
-        </w:tc>
-      </w:tr>
-      <w:tr>
-        <w:trPr>
-          <w:cantSplit/>
-        </w:trPr>
-        <w:tc>
-          <w:tcPr>
-            <w:tcW w:w="2244" w:type="dxa"/>
-          </w:tcPr>
-          <w:p>
-            <w:pPr>
-              <w:pStyle w:val="Compact"/>
-            </w:pPr>
-            <w:r>
-              <w:t xml:space="preserve">pass</w:t>
-            </w:r>
-          </w:p>
-        </w:tc>
-        <w:tc>
-          <w:tcPr>
-            <w:tcW w:w="3738" w:type="dxa"/>
+            <w:tcW w:w="2220" w:type="dxa"/>
+          </w:tcPr>
+          <w:p>
+            <w:pPr>
+              <w:pStyle w:val="Compact"/>
+            </w:pPr>
+            <w:r>
+              <w:t xml:space="preserve">note</w:t>
+            </w:r>
+          </w:p>
+        </w:tc>
+        <w:tc>
+          <w:tcPr>
+            <w:tcW w:w="3691" w:type="dxa"/>
+          </w:tcPr>
+          <w:p>
+            <w:pPr>
+              <w:pStyle w:val="Compact"/>
+            </w:pPr>
+            <w:r>
+              <w:t xml:space="preserve">mechanical fit</w:t>
+            </w:r>
+          </w:p>
+        </w:tc>
+        <w:tc>
+          <w:tcPr>
+            <w:tcW w:w="3500" w:type="dxa"/>
+          </w:tcPr>
+          <w:p>
+            <w:pPr>
+              <w:pStyle w:val="Compact"/>
+            </w:pPr>
+            <w:r>
+              <w:t xml:space="preserve">cadquery is not installed, so the HM-04/HM-05B bayonet fit was not measured on this run</w:t>
+            </w:r>
+          </w:p>
+        </w:tc>
+      </w:tr>
+      <w:tr>
+        <w:trPr>
+          <w:cantSplit/>
+        </w:trPr>
+        <w:tc>
+          <w:tcPr>
+            <w:tcW w:w="2220" w:type="dxa"/>
+          </w:tcPr>
+          <w:p>
+            <w:pPr>
+              <w:pStyle w:val="Compact"/>
+            </w:pPr>
+            <w:r>
+              <w:t xml:space="preserve">note</w:t>
+            </w:r>
+          </w:p>
+        </w:tc>
+        <w:tc>
+          <w:tcPr>
+            <w:tcW w:w="3691" w:type="dxa"/>
+          </w:tcPr>
+          <w:p>
+            <w:pPr>
+              <w:pStyle w:val="Compact"/>
+            </w:pPr>
+            <w:r>
+              <w:t xml:space="preserve">frame section</w:t>
+            </w:r>
+          </w:p>
+        </w:tc>
+        <w:tc>
+          <w:tcPr>
+            <w:tcW w:w="3500" w:type="dxa"/>
+          </w:tcPr>
+          <w:p>
+            <w:pPr>
+              <w:pStyle w:val="Compact"/>
+            </w:pPr>
+            <w:r>
+              <w:t xml:space="preserve">cadquery is not installed, so the HM-01P channel section was not measured on this run</w:t>
+            </w:r>
+          </w:p>
+        </w:tc>
+      </w:tr>
+      <w:tr>
+        <w:trPr>
+          <w:cantSplit/>
+        </w:trPr>
+        <w:tc>
+          <w:tcPr>
+            <w:tcW w:w="2220" w:type="dxa"/>
+          </w:tcPr>
+          <w:p>
+            <w:pPr>
+              <w:pStyle w:val="Compact"/>
+            </w:pPr>
+            <w:r>
+              <w:t xml:space="preserve">pass</w:t>
+            </w:r>
+          </w:p>
+        </w:tc>
+        <w:tc>
+          <w:tcPr>
+            <w:tcW w:w="3691" w:type="dxa"/>
           </w:tcPr>
           <w:p>
             <w:pPr>
@@ -3759,7 +3627,7 @@
         </w:tc>
         <w:tc>
           <w:tcPr>
-            <w:tcW w:w="3429" w:type="dxa"/>
+            <w:tcW w:w="3500" w:type="dxa"/>
           </w:tcPr>
           <w:p>
             <w:pPr>
@@ -3777,20 +3645,20 @@
         </w:trPr>
         <w:tc>
           <w:tcPr>
-            <w:tcW w:w="2244" w:type="dxa"/>
-          </w:tcPr>
-          <w:p>
-            <w:pPr>
-              <w:pStyle w:val="Compact"/>
-            </w:pPr>
-            <w:r>
-              <w:t xml:space="preserve">pass</w:t>
-            </w:r>
-          </w:p>
-        </w:tc>
-        <w:tc>
-          <w:tcPr>
-            <w:tcW w:w="3738" w:type="dxa"/>
+            <w:tcW w:w="2220" w:type="dxa"/>
+          </w:tcPr>
+          <w:p>
+            <w:pPr>
+              <w:pStyle w:val="Compact"/>
+            </w:pPr>
+            <w:r>
+              <w:t xml:space="preserve">pass</w:t>
+            </w:r>
+          </w:p>
+        </w:tc>
+        <w:tc>
+          <w:tcPr>
+            <w:tcW w:w="3691" w:type="dxa"/>
           </w:tcPr>
           <w:p>
             <w:pPr>
@@ -3803,7 +3671,7 @@
         </w:tc>
         <w:tc>
           <w:tcPr>
-            <w:tcW w:w="3429" w:type="dxa"/>
+            <w:tcW w:w="3500" w:type="dxa"/>
           </w:tcPr>
           <w:p>
             <w:pPr>
@@ -3821,7 +3689,7 @@
         </w:trPr>
         <w:tc>
           <w:tcPr>
-            <w:tcW w:w="2244" w:type="dxa"/>
+            <w:tcW w:w="2220" w:type="dxa"/>
           </w:tcPr>
           <w:p>
             <w:pPr>
@@ -3834,7 +3702,7 @@
         </w:tc>
         <w:tc>
           <w:tcPr>
-            <w:tcW w:w="3738" w:type="dxa"/>
+            <w:tcW w:w="3691" w:type="dxa"/>
           </w:tcPr>
           <w:p>
             <w:pPr>
@@ -3847,25 +3715,25 @@
         </w:tc>
         <w:tc>
           <w:tcPr>
-            <w:tcW w:w="3429" w:type="dxa"/>
-          </w:tcPr>
-          <w:p>
-            <w:pPr>
-              <w:pStyle w:val="Compact"/>
-            </w:pPr>
-            <w:r>
-              <w:t xml:space="preserve">Built against a real ESP-IDF for the first time on 2026-09-02. Getting here took five corrections to the project, each recorded in the file it was made in: a component that does not exist at this IDF version, a duplicated anti-rollback key that contradicted the Phase 1 intent and made the build refuse a table with a factory partition, a TinyUSB option name that does not exist so the vendor interface was silently absent, and three descriptor callbacks defined here AND in esp_tinyusb. NOT RUN ON HARDWARE: no board exists. This is a build, not a bring-up.</w:t>
-            </w:r>
-          </w:p>
-        </w:tc>
-      </w:tr>
-      <w:tr>
-        <w:trPr>
-          <w:cantSplit/>
-        </w:trPr>
-        <w:tc>
-          <w:tcPr>
-            <w:tcW w:w="2244" w:type="dxa"/>
+            <w:tcW w:w="3500" w:type="dxa"/>
+          </w:tcPr>
+          <w:p>
+            <w:pPr>
+              <w:pStyle w:val="Compact"/>
+            </w:pPr>
+            <w:r>
+              <w:t xml:space="preserve">Built against a real ESP-IDF for the first time on 2026-09-02. Getting here took five corrections to the project, each recorded in the file it was made in: a component that does not exist at this IDF version, a duplicated anti-rollback key that contradicted the Phase 1 intent and made the build refuse a table with a factory partition, a TinyUSB option name that does not exist so the vendor interface was silently absent, and three descriptor callbacks defined here AND in esp_tinyusb. NOT RUN ON HARDWARE: no board exists. This is a build, not a bring-up. Re-issued 2026-09-02 after FW-D17 and FW-D18: the contact-light driver now derives its three colours from two lead-off comparator thresholds rather than from LOFF_STATP and LOFF_STATN, because this board’s montage is single-ended and the N half carried no per-site information, which had made the red state unreachable; and CMD_LIGHTS modes 2, 3 and 4 are implemented rather than silently answered OK.</w:t>
+            </w:r>
+          </w:p>
+        </w:tc>
+      </w:tr>
+      <w:tr>
+        <w:trPr>
+          <w:cantSplit/>
+        </w:trPr>
+        <w:tc>
+          <w:tcPr>
+            <w:tcW w:w="2220" w:type="dxa"/>
           </w:tcPr>
           <w:p>
             <w:pPr>
@@ -3878,7 +3746,7 @@
         </w:tc>
         <w:tc>
           <w:tcPr>
-            <w:tcW w:w="3738" w:type="dxa"/>
+            <w:tcW w:w="3691" w:type="dxa"/>
           </w:tcPr>
           <w:p>
             <w:pPr>
@@ -3891,25 +3759,25 @@
         </w:tc>
         <w:tc>
           <w:tcPr>
-            <w:tcW w:w="3429" w:type="dxa"/>
-          </w:tcPr>
-          <w:p>
-            <w:pPr>
-              <w:pStyle w:val="Compact"/>
-            </w:pPr>
-            <w:r>
-              <w:t xml:space="preserve">405,245 bytes; static IRAM 16,383 used, 1 free</w:t>
-            </w:r>
-          </w:p>
-        </w:tc>
-      </w:tr>
-      <w:tr>
-        <w:trPr>
-          <w:cantSplit/>
-        </w:trPr>
-        <w:tc>
-          <w:tcPr>
-            <w:tcW w:w="2244" w:type="dxa"/>
+            <w:tcW w:w="3500" w:type="dxa"/>
+          </w:tcPr>
+          <w:p>
+            <w:pPr>
+              <w:pStyle w:val="Compact"/>
+            </w:pPr>
+            <w:r>
+              <w:t xml:space="preserve">405,541 bytes; static IRAM 16,383 used, 1 free</w:t>
+            </w:r>
+          </w:p>
+        </w:tc>
+      </w:tr>
+      <w:tr>
+        <w:trPr>
+          <w:cantSplit/>
+        </w:trPr>
+        <w:tc>
+          <w:tcPr>
+            <w:tcW w:w="2220" w:type="dxa"/>
           </w:tcPr>
           <w:p>
             <w:pPr>
@@ -3926,7 +3794,7 @@
         </w:tc>
         <w:tc>
           <w:tcPr>
-            <w:tcW w:w="3738" w:type="dxa"/>
+            <w:tcW w:w="3691" w:type="dxa"/>
           </w:tcPr>
           <w:p>
             <w:pPr>
@@ -3939,7 +3807,7 @@
         </w:tc>
         <w:tc>
           <w:tcPr>
-            <w:tcW w:w="3429" w:type="dxa"/>
+            <w:tcW w:w="3500" w:type="dxa"/>
           </w:tcPr>
           <w:p>
             <w:pPr>
@@ -3957,20 +3825,20 @@
         </w:trPr>
         <w:tc>
           <w:tcPr>
-            <w:tcW w:w="2244" w:type="dxa"/>
-          </w:tcPr>
-          <w:p>
-            <w:pPr>
-              <w:pStyle w:val="Compact"/>
-            </w:pPr>
-            <w:r>
-              <w:t xml:space="preserve">pass</w:t>
-            </w:r>
-          </w:p>
-        </w:tc>
-        <w:tc>
-          <w:tcPr>
-            <w:tcW w:w="3738" w:type="dxa"/>
+            <w:tcW w:w="2220" w:type="dxa"/>
+          </w:tcPr>
+          <w:p>
+            <w:pPr>
+              <w:pStyle w:val="Compact"/>
+            </w:pPr>
+            <w:r>
+              <w:t xml:space="preserve">pass</w:t>
+            </w:r>
+          </w:p>
+        </w:tc>
+        <w:tc>
+          <w:tcPr>
+            <w:tcW w:w="3691" w:type="dxa"/>
           </w:tcPr>
           <w:p>
             <w:pPr>
@@ -3983,7 +3851,7 @@
         </w:tc>
         <w:tc>
           <w:tcPr>
-            <w:tcW w:w="3429" w:type="dxa"/>
+            <w:tcW w:w="3500" w:type="dxa"/>
           </w:tcPr>
           <w:p>
             <w:pPr>
@@ -4001,7 +3869,7 @@
         </w:trPr>
         <w:tc>
           <w:tcPr>
-            <w:tcW w:w="2244" w:type="dxa"/>
+            <w:tcW w:w="2220" w:type="dxa"/>
           </w:tcPr>
           <w:p>
             <w:pPr>
@@ -4018,7 +3886,7 @@
         </w:tc>
         <w:tc>
           <w:tcPr>
-            <w:tcW w:w="3738" w:type="dxa"/>
+            <w:tcW w:w="3691" w:type="dxa"/>
           </w:tcPr>
           <w:p>
             <w:pPr>
@@ -4031,7 +3899,7 @@
         </w:tc>
         <w:tc>
           <w:tcPr>
-            <w:tcW w:w="3429" w:type="dxa"/>
+            <w:tcW w:w="3500" w:type="dxa"/>
           </w:tcPr>
           <w:p>
             <w:pPr>
@@ -4049,20 +3917,20 @@
         </w:trPr>
         <w:tc>
           <w:tcPr>
-            <w:tcW w:w="2244" w:type="dxa"/>
-          </w:tcPr>
-          <w:p>
-            <w:pPr>
-              <w:pStyle w:val="Compact"/>
-            </w:pPr>
-            <w:r>
-              <w:t xml:space="preserve">pass</w:t>
-            </w:r>
-          </w:p>
-        </w:tc>
-        <w:tc>
-          <w:tcPr>
-            <w:tcW w:w="3738" w:type="dxa"/>
+            <w:tcW w:w="2220" w:type="dxa"/>
+          </w:tcPr>
+          <w:p>
+            <w:pPr>
+              <w:pStyle w:val="Compact"/>
+            </w:pPr>
+            <w:r>
+              <w:t xml:space="preserve">pass</w:t>
+            </w:r>
+          </w:p>
+        </w:tc>
+        <w:tc>
+          <w:tcPr>
+            <w:tcW w:w="3691" w:type="dxa"/>
           </w:tcPr>
           <w:p>
             <w:pPr>
@@ -4075,35 +3943,35 @@
         </w:tc>
         <w:tc>
           <w:tcPr>
-            <w:tcW w:w="3429" w:type="dxa"/>
-          </w:tcPr>
-          <w:p>
-            <w:pPr>
-              <w:pStyle w:val="Compact"/>
-            </w:pPr>
-          </w:p>
-        </w:tc>
-      </w:tr>
-      <w:tr>
-        <w:trPr>
-          <w:cantSplit/>
-        </w:trPr>
-        <w:tc>
-          <w:tcPr>
-            <w:tcW w:w="2244" w:type="dxa"/>
-          </w:tcPr>
-          <w:p>
-            <w:pPr>
-              <w:pStyle w:val="Compact"/>
-            </w:pPr>
-            <w:r>
-              <w:t xml:space="preserve">pass</w:t>
-            </w:r>
-          </w:p>
-        </w:tc>
-        <w:tc>
-          <w:tcPr>
-            <w:tcW w:w="3738" w:type="dxa"/>
+            <w:tcW w:w="3500" w:type="dxa"/>
+          </w:tcPr>
+          <w:p>
+            <w:pPr>
+              <w:pStyle w:val="Compact"/>
+            </w:pPr>
+          </w:p>
+        </w:tc>
+      </w:tr>
+      <w:tr>
+        <w:trPr>
+          <w:cantSplit/>
+        </w:trPr>
+        <w:tc>
+          <w:tcPr>
+            <w:tcW w:w="2220" w:type="dxa"/>
+          </w:tcPr>
+          <w:p>
+            <w:pPr>
+              <w:pStyle w:val="Compact"/>
+            </w:pPr>
+            <w:r>
+              <w:t xml:space="preserve">pass</w:t>
+            </w:r>
+          </w:p>
+        </w:tc>
+        <w:tc>
+          <w:tcPr>
+            <w:tcW w:w="3691" w:type="dxa"/>
           </w:tcPr>
           <w:p>
             <w:pPr>
@@ -4116,324 +3984,186 @@
         </w:tc>
         <w:tc>
           <w:tcPr>
-            <w:tcW w:w="3429" w:type="dxa"/>
-          </w:tcPr>
-          <w:p>
-            <w:pPr>
-              <w:pStyle w:val="Compact"/>
-            </w:pPr>
-          </w:p>
-        </w:tc>
-      </w:tr>
-      <w:tr>
-        <w:trPr>
-          <w:cantSplit/>
-        </w:trPr>
-        <w:tc>
-          <w:tcPr>
-            <w:tcW w:w="2244" w:type="dxa"/>
-          </w:tcPr>
-          <w:p>
-            <w:pPr>
-              <w:pStyle w:val="Compact"/>
-            </w:pPr>
-            <w:r>
-              <w:t xml:space="preserve">pass</w:t>
-            </w:r>
-          </w:p>
-        </w:tc>
-        <w:tc>
-          <w:tcPr>
-            <w:tcW w:w="3738" w:type="dxa"/>
-          </w:tcPr>
-          <w:p>
-            <w:pPr>
-              <w:pStyle w:val="Compact"/>
-            </w:pPr>
-            <w:r>
-              <w:t xml:space="preserve">fabrication drawing supplied</w:t>
-            </w:r>
-          </w:p>
-        </w:tc>
-        <w:tc>
-          <w:tcPr>
-            <w:tcW w:w="3429" w:type="dxa"/>
-          </w:tcPr>
-          <w:p>
-            <w:pPr>
-              <w:pStyle w:val="Compact"/>
-            </w:pPr>
-          </w:p>
-        </w:tc>
-      </w:tr>
-      <w:tr>
-        <w:trPr>
-          <w:cantSplit/>
-        </w:trPr>
-        <w:tc>
-          <w:tcPr>
-            <w:tcW w:w="2244" w:type="dxa"/>
-          </w:tcPr>
-          <w:p>
-            <w:pPr>
-              <w:pStyle w:val="Compact"/>
-            </w:pPr>
-            <w:r>
-              <w:t xml:space="preserve">pass</w:t>
-            </w:r>
-          </w:p>
-        </w:tc>
-        <w:tc>
-          <w:tcPr>
-            <w:tcW w:w="3738" w:type="dxa"/>
-          </w:tcPr>
-          <w:p>
-            <w:pPr>
-              <w:pStyle w:val="Compact"/>
-            </w:pPr>
-            <w:r>
-              <w:t xml:space="preserve">DRC report supplied</w:t>
-            </w:r>
-          </w:p>
-        </w:tc>
-        <w:tc>
-          <w:tcPr>
-            <w:tcW w:w="3429" w:type="dxa"/>
-          </w:tcPr>
-          <w:p>
-            <w:pPr>
-              <w:pStyle w:val="Compact"/>
-            </w:pPr>
-          </w:p>
-        </w:tc>
-      </w:tr>
-      <w:tr>
-        <w:trPr>
-          <w:cantSplit/>
-        </w:trPr>
-        <w:tc>
-          <w:tcPr>
-            <w:tcW w:w="2244" w:type="dxa"/>
-          </w:tcPr>
-          <w:p>
-            <w:pPr>
-              <w:pStyle w:val="Compact"/>
-            </w:pPr>
-            <w:r>
-              <w:t xml:space="preserve">pass</w:t>
-            </w:r>
-          </w:p>
-        </w:tc>
-        <w:tc>
-          <w:tcPr>
-            <w:tcW w:w="3738" w:type="dxa"/>
-          </w:tcPr>
-          <w:p>
-            <w:pPr>
-              <w:pStyle w:val="Compact"/>
-            </w:pPr>
-            <w:r>
-              <w:t xml:space="preserve">the DRC reports no violations</w:t>
-            </w:r>
-          </w:p>
-        </w:tc>
-        <w:tc>
-          <w:tcPr>
-            <w:tcW w:w="3429" w:type="dxa"/>
-          </w:tcPr>
-          <w:p>
-            <w:pPr>
-              <w:pStyle w:val="Compact"/>
-            </w:pPr>
-            <w:r>
-              <w:t xml:space="preserve">VIOLATIONS: 0</w:t>
-            </w:r>
-          </w:p>
-        </w:tc>
-      </w:tr>
-      <w:tr>
-        <w:trPr>
-          <w:cantSplit/>
-        </w:trPr>
-        <w:tc>
-          <w:tcPr>
-            <w:tcW w:w="2244" w:type="dxa"/>
-          </w:tcPr>
-          <w:p>
-            <w:pPr>
-              <w:pStyle w:val="Compact"/>
-            </w:pPr>
-            <w:r>
-              <w:t xml:space="preserve">pass</w:t>
-            </w:r>
-          </w:p>
-        </w:tc>
-        <w:tc>
-          <w:tcPr>
-            <w:tcW w:w="3738" w:type="dxa"/>
-          </w:tcPr>
-          <w:p>
-            <w:pPr>
-              <w:pStyle w:val="Compact"/>
-            </w:pPr>
-            <w:r>
-              <w:t xml:space="preserve">every routable net is one connected copper island</w:t>
-            </w:r>
-          </w:p>
-        </w:tc>
-        <w:tc>
-          <w:tcPr>
-            <w:tcW w:w="3429" w:type="dxa"/>
-          </w:tcPr>
-          <w:p>
-            <w:pPr>
-              <w:pStyle w:val="Compact"/>
-            </w:pPr>
-            <w:r>
-              <w:t xml:space="preserve">145 of 145 connected, 0 unclosed, 0 without copper</w:t>
-            </w:r>
-          </w:p>
-        </w:tc>
-      </w:tr>
-      <w:tr>
-        <w:trPr>
-          <w:cantSplit/>
-        </w:trPr>
-        <w:tc>
-          <w:tcPr>
-            <w:tcW w:w="2244" w:type="dxa"/>
-          </w:tcPr>
-          <w:p>
-            <w:pPr>
-              <w:pStyle w:val="Compact"/>
-            </w:pPr>
-            <w:r>
-              <w:t xml:space="preserve">value</w:t>
-            </w:r>
-          </w:p>
-        </w:tc>
-        <w:tc>
-          <w:tcPr>
-            <w:tcW w:w="3738" w:type="dxa"/>
-          </w:tcPr>
-          <w:p>
-            <w:pPr>
-              <w:pStyle w:val="Compact"/>
-            </w:pPr>
-            <w:r>
-              <w:t xml:space="preserve">nets fully connected</w:t>
-            </w:r>
-          </w:p>
-        </w:tc>
-        <w:tc>
-          <w:tcPr>
-            <w:tcW w:w="3429" w:type="dxa"/>
-          </w:tcPr>
-          <w:p>
-            <w:pPr>
-              <w:pStyle w:val="Compact"/>
-            </w:pPr>
-            <w:r>
-              <w:t xml:space="preserve">145 of 145 routable (156 in the design)</w:t>
-            </w:r>
-          </w:p>
-        </w:tc>
-      </w:tr>
-      <w:tr>
-        <w:trPr>
-          <w:cantSplit/>
-        </w:trPr>
-        <w:tc>
-          <w:tcPr>
-            <w:tcW w:w="2244" w:type="dxa"/>
-          </w:tcPr>
-          <w:p>
-            <w:pPr>
-              <w:pStyle w:val="Compact"/>
-            </w:pPr>
-            <w:r>
-              <w:t xml:space="preserve">value</w:t>
-            </w:r>
-          </w:p>
-        </w:tc>
-        <w:tc>
-          <w:tcPr>
-            <w:tcW w:w="3738" w:type="dxa"/>
-          </w:tcPr>
-          <w:p>
-            <w:pPr>
-              <w:pStyle w:val="Compact"/>
-            </w:pPr>
-            <w:r>
-              <w:t xml:space="preserve">connections routed at relaxed geometry</w:t>
-            </w:r>
-          </w:p>
-        </w:tc>
-        <w:tc>
-          <w:tcPr>
-            <w:tcW w:w="3429" w:type="dxa"/>
-          </w:tcPr>
-          <w:p>
-            <w:pPr>
-              <w:pStyle w:val="Compact"/>
-            </w:pPr>
-            <w:r>
-              <w:t xml:space="preserve">169</w:t>
-            </w:r>
-          </w:p>
-        </w:tc>
-      </w:tr>
-      <w:tr>
-        <w:trPr>
-          <w:cantSplit/>
-        </w:trPr>
-        <w:tc>
-          <w:tcPr>
-            <w:tcW w:w="2244" w:type="dxa"/>
-          </w:tcPr>
-          <w:p>
-            <w:pPr>
-              <w:pStyle w:val="Compact"/>
-            </w:pPr>
-            <w:r>
-              <w:t xml:space="preserve">note</w:t>
-            </w:r>
-          </w:p>
-        </w:tc>
-        <w:tc>
-          <w:tcPr>
-            <w:tcW w:w="3738" w:type="dxa"/>
-          </w:tcPr>
-          <w:p>
-            <w:pPr>
-              <w:pStyle w:val="Compact"/>
-            </w:pPr>
-            <w:r>
-              <w:t xml:space="preserve">release state</w:t>
-            </w:r>
-          </w:p>
-        </w:tc>
-        <w:tc>
-          <w:tcPr>
-            <w:tcW w:w="3429" w:type="dxa"/>
-          </w:tcPr>
-          <w:p>
-            <w:pPr>
-              <w:pStyle w:val="Compact"/>
-            </w:pPr>
-            <w:r>
-              <w:t xml:space="preserve">the ECO-EEG-016 section 3 gate is MET – zero violations, every net one connected copper island. The fabrication data is RELEASED FOR REVIEW under RFQ-EEG-002A and is NOT released for fabrication: no human layout engineer has read this routing, and 169 of its connections close at the minimum conductor or the minimum gap rather than the preferred width</w:t>
-            </w:r>
-          </w:p>
-        </w:tc>
-      </w:tr>
-      <w:tr>
-        <w:trPr>
-          <w:cantSplit/>
-        </w:trPr>
-        <w:tc>
-          <w:tcPr>
-            <w:tcW w:w="2244" w:type="dxa"/>
+            <w:tcW w:w="3500" w:type="dxa"/>
+          </w:tcPr>
+          <w:p>
+            <w:pPr>
+              <w:pStyle w:val="Compact"/>
+            </w:pPr>
+          </w:p>
+        </w:tc>
+      </w:tr>
+      <w:tr>
+        <w:trPr>
+          <w:cantSplit/>
+        </w:trPr>
+        <w:tc>
+          <w:tcPr>
+            <w:tcW w:w="2220" w:type="dxa"/>
+          </w:tcPr>
+          <w:p>
+            <w:pPr>
+              <w:pStyle w:val="Compact"/>
+            </w:pPr>
+            <w:r>
+              <w:t xml:space="preserve">pass</w:t>
+            </w:r>
+          </w:p>
+        </w:tc>
+        <w:tc>
+          <w:tcPr>
+            <w:tcW w:w="3691" w:type="dxa"/>
+          </w:tcPr>
+          <w:p>
+            <w:pPr>
+              <w:pStyle w:val="Compact"/>
+            </w:pPr>
+            <w:r>
+              <w:t xml:space="preserve">Rev B fabrication drawing retained as history</w:t>
+            </w:r>
+          </w:p>
+        </w:tc>
+        <w:tc>
+          <w:tcPr>
+            <w:tcW w:w="3500" w:type="dxa"/>
+          </w:tcPr>
+          <w:p>
+            <w:pPr>
+              <w:pStyle w:val="Compact"/>
+            </w:pPr>
+          </w:p>
+        </w:tc>
+      </w:tr>
+      <w:tr>
+        <w:trPr>
+          <w:cantSplit/>
+        </w:trPr>
+        <w:tc>
+          <w:tcPr>
+            <w:tcW w:w="2220" w:type="dxa"/>
+          </w:tcPr>
+          <w:p>
+            <w:pPr>
+              <w:pStyle w:val="Compact"/>
+            </w:pPr>
+            <w:r>
+              <w:t xml:space="preserve">pass</w:t>
+            </w:r>
+          </w:p>
+        </w:tc>
+        <w:tc>
+          <w:tcPr>
+            <w:tcW w:w="3691" w:type="dxa"/>
+          </w:tcPr>
+          <w:p>
+            <w:pPr>
+              <w:pStyle w:val="Compact"/>
+            </w:pPr>
+            <w:r>
+              <w:t xml:space="preserve">the Rev B geometry has been regraded under the ECO-EEG-032 rule set</w:t>
+            </w:r>
+          </w:p>
+        </w:tc>
+        <w:tc>
+          <w:tcPr>
+            <w:tcW w:w="3500" w:type="dxa"/>
+          </w:tcPr>
+          <w:p>
+            <w:pPr>
+              <w:pStyle w:val="Compact"/>
+            </w:pPr>
+          </w:p>
+        </w:tc>
+      </w:tr>
+      <w:tr>
+        <w:trPr>
+          <w:cantSplit/>
+        </w:trPr>
+        <w:tc>
+          <w:tcPr>
+            <w:tcW w:w="2220" w:type="dxa"/>
+          </w:tcPr>
+          <w:p>
+            <w:pPr>
+              <w:pStyle w:val="Compact"/>
+            </w:pPr>
+            <w:r>
+              <w:t xml:space="preserve">pass</w:t>
+            </w:r>
+          </w:p>
+        </w:tc>
+        <w:tc>
+          <w:tcPr>
+            <w:tcW w:w="3691" w:type="dxa"/>
+          </w:tcPr>
+          <w:p>
+            <w:pPr>
+              <w:pStyle w:val="Compact"/>
+            </w:pPr>
+            <w:r>
+              <w:t xml:space="preserve">the layout rule sheet is issued</w:t>
+            </w:r>
+          </w:p>
+        </w:tc>
+        <w:tc>
+          <w:tcPr>
+            <w:tcW w:w="3500" w:type="dxa"/>
+          </w:tcPr>
+          <w:p>
+            <w:pPr>
+              <w:pStyle w:val="Compact"/>
+            </w:pPr>
+          </w:p>
+        </w:tc>
+      </w:tr>
+      <w:tr>
+        <w:trPr>
+          <w:cantSplit/>
+        </w:trPr>
+        <w:tc>
+          <w:tcPr>
+            <w:tcW w:w="2220" w:type="dxa"/>
+          </w:tcPr>
+          <w:p>
+            <w:pPr>
+              <w:pStyle w:val="Compact"/>
+            </w:pPr>
+            <w:r>
+              <w:t xml:space="preserve">pass</w:t>
+            </w:r>
+          </w:p>
+        </w:tc>
+        <w:tc>
+          <w:tcPr>
+            <w:tcW w:w="3691" w:type="dxa"/>
+          </w:tcPr>
+          <w:p>
+            <w:pPr>
+              <w:pStyle w:val="Compact"/>
+            </w:pPr>
+            <w:r>
+              <w:t xml:space="preserve">the 3D collision check has been run</w:t>
+            </w:r>
+          </w:p>
+        </w:tc>
+        <w:tc>
+          <w:tcPr>
+            <w:tcW w:w="3500" w:type="dxa"/>
+          </w:tcPr>
+          <w:p>
+            <w:pPr>
+              <w:pStyle w:val="Compact"/>
+            </w:pPr>
+          </w:p>
+        </w:tc>
+      </w:tr>
+      <w:tr>
+        <w:trPr>
+          <w:cantSplit/>
+        </w:trPr>
+        <w:tc>
+          <w:tcPr>
+            <w:tcW w:w="2220" w:type="dxa"/>
           </w:tcPr>
           <w:p>
             <w:pPr>
@@ -4450,27 +4180,465 @@
         </w:tc>
         <w:tc>
           <w:tcPr>
-            <w:tcW w:w="3738" w:type="dxa"/>
-          </w:tcPr>
-          <w:p>
-            <w:pPr>
-              <w:pStyle w:val="Compact"/>
-            </w:pPr>
-            <w:r>
-              <w:t xml:space="preserve">no human layout engineer has reviewed the routing</w:t>
-            </w:r>
-          </w:p>
-        </w:tc>
-        <w:tc>
-          <w:tcPr>
-            <w:tcW w:w="3429" w:type="dxa"/>
-          </w:tcPr>
-          <w:p>
-            <w:pPr>
-              <w:pStyle w:val="Compact"/>
-            </w:pPr>
-            <w:r>
-              <w:t xml:space="preserve">the board passes the programme’s own design-rule check, which is not the same as being a good layout; the review is the scope of RFQ-EEG-002A and gates fabrication release</w:t>
+            <w:tcW w:w="3691" w:type="dxa"/>
+          </w:tcPr>
+          <w:p>
+            <w:pPr>
+              <w:pStyle w:val="Compact"/>
+            </w:pPr>
+            <w:r>
+              <w:t xml:space="preserve">there is no fabrication data for the current board</w:t>
+            </w:r>
+          </w:p>
+        </w:tc>
+        <w:tc>
+          <w:tcPr>
+            <w:tcW w:w="3500" w:type="dxa"/>
+          </w:tcPr>
+          <w:p>
+            <w:pPr>
+              <w:pStyle w:val="Compact"/>
+            </w:pPr>
+            <w:r>
+              <w:t xml:space="preserve">Rev B is withdrawn from fabrication (ECO-EEG-030) and Rev C is UNROUTED: its placement and routing are bought. The Gerbers, drill, DRC report and drawings this station checks are Rev B’s and are kept as history. A bare board cannot be ordered. What exists for Rev C is the layout input set in kicad/RevC_layout_inputs/ and the rule sheet LAY-EEG-034</w:t>
+            </w:r>
+          </w:p>
+        </w:tc>
+      </w:tr>
+      <w:tr>
+        <w:trPr>
+          <w:cantSplit/>
+        </w:trPr>
+        <w:tc>
+          <w:tcPr>
+            <w:tcW w:w="2220" w:type="dxa"/>
+          </w:tcPr>
+          <w:p>
+            <w:pPr>
+              <w:pStyle w:val="Compact"/>
+            </w:pPr>
+            <w:r>
+              <w:t xml:space="preserve">pass</w:t>
+            </w:r>
+          </w:p>
+        </w:tc>
+        <w:tc>
+          <w:tcPr>
+            <w:tcW w:w="3691" w:type="dxa"/>
+          </w:tcPr>
+          <w:p>
+            <w:pPr>
+              <w:pStyle w:val="Compact"/>
+            </w:pPr>
+            <w:r>
+              <w:t xml:space="preserve">the Rev C layout input set is assembled</w:t>
+            </w:r>
+          </w:p>
+        </w:tc>
+        <w:tc>
+          <w:tcPr>
+            <w:tcW w:w="3500" w:type="dxa"/>
+          </w:tcPr>
+          <w:p>
+            <w:pPr>
+              <w:pStyle w:val="Compact"/>
+            </w:pPr>
+          </w:p>
+        </w:tc>
+      </w:tr>
+      <w:tr>
+        <w:trPr>
+          <w:cantSplit/>
+        </w:trPr>
+        <w:tc>
+          <w:tcPr>
+            <w:tcW w:w="2220" w:type="dxa"/>
+          </w:tcPr>
+          <w:p>
+            <w:pPr>
+              <w:pStyle w:val="Compact"/>
+            </w:pPr>
+            <w:r>
+              <w:t xml:space="preserve">pass</w:t>
+            </w:r>
+          </w:p>
+        </w:tc>
+        <w:tc>
+          <w:tcPr>
+            <w:tcW w:w="3691" w:type="dxa"/>
+          </w:tcPr>
+          <w:p>
+            <w:pPr>
+              <w:pStyle w:val="Compact"/>
+            </w:pPr>
+            <w:r>
+              <w:t xml:space="preserve">the Rev C schematic matches the design source</w:t>
+            </w:r>
+          </w:p>
+        </w:tc>
+        <w:tc>
+          <w:tcPr>
+            <w:tcW w:w="3500" w:type="dxa"/>
+          </w:tcPr>
+          <w:p>
+            <w:pPr>
+              <w:pStyle w:val="Compact"/>
+            </w:pPr>
+            <w:r>
+              <w:t xml:space="preserve">tools/sch_netlist.py reads the emitted .kicad_sch back and diffs it against design.py</w:t>
+            </w:r>
+          </w:p>
+        </w:tc>
+      </w:tr>
+      <w:tr>
+        <w:trPr>
+          <w:cantSplit/>
+        </w:trPr>
+        <w:tc>
+          <w:tcPr>
+            <w:tcW w:w="2220" w:type="dxa"/>
+          </w:tcPr>
+          <w:p>
+            <w:pPr>
+              <w:pStyle w:val="Compact"/>
+            </w:pPr>
+            <w:r>
+              <w:t xml:space="preserve">pass</w:t>
+            </w:r>
+          </w:p>
+        </w:tc>
+        <w:tc>
+          <w:tcPr>
+            <w:tcW w:w="3691" w:type="dxa"/>
+          </w:tcPr>
+          <w:p>
+            <w:pPr>
+              <w:pStyle w:val="Compact"/>
+            </w:pPr>
+            <w:r>
+              <w:t xml:space="preserve">every footprint is audited against its part number</w:t>
+            </w:r>
+          </w:p>
+        </w:tc>
+        <w:tc>
+          <w:tcPr>
+            <w:tcW w:w="3500" w:type="dxa"/>
+          </w:tcPr>
+          <w:p>
+            <w:pPr>
+              <w:pStyle w:val="Compact"/>
+            </w:pPr>
+            <w:r>
+              <w:t xml:space="preserve">docs/footprint_audit_RevC.md</w:t>
+            </w:r>
+          </w:p>
+        </w:tc>
+      </w:tr>
+      <w:tr>
+        <w:trPr>
+          <w:cantSplit/>
+        </w:trPr>
+        <w:tc>
+          <w:tcPr>
+            <w:tcW w:w="2220" w:type="dxa"/>
+          </w:tcPr>
+          <w:p>
+            <w:pPr>
+              <w:pStyle w:val="Compact"/>
+            </w:pPr>
+            <w:r>
+              <w:t xml:space="preserve">pass</w:t>
+            </w:r>
+          </w:p>
+        </w:tc>
+        <w:tc>
+          <w:tcPr>
+            <w:tcW w:w="3691" w:type="dxa"/>
+          </w:tcPr>
+          <w:p>
+            <w:pPr>
+              <w:pStyle w:val="Compact"/>
+            </w:pPr>
+            <w:r>
+              <w:t xml:space="preserve">Rev B DRC report retained as history</w:t>
+            </w:r>
+          </w:p>
+        </w:tc>
+        <w:tc>
+          <w:tcPr>
+            <w:tcW w:w="3500" w:type="dxa"/>
+          </w:tcPr>
+          <w:p>
+            <w:pPr>
+              <w:pStyle w:val="Compact"/>
+            </w:pPr>
+          </w:p>
+        </w:tc>
+      </w:tr>
+      <w:tr>
+        <w:trPr>
+          <w:cantSplit/>
+        </w:trPr>
+        <w:tc>
+          <w:tcPr>
+            <w:tcW w:w="2220" w:type="dxa"/>
+          </w:tcPr>
+          <w:p>
+            <w:pPr>
+              <w:pStyle w:val="Compact"/>
+            </w:pPr>
+            <w:r>
+              <w:t xml:space="preserve">pass</w:t>
+            </w:r>
+          </w:p>
+        </w:tc>
+        <w:tc>
+          <w:tcPr>
+            <w:tcW w:w="3691" w:type="dxa"/>
+          </w:tcPr>
+          <w:p>
+            <w:pPr>
+              <w:pStyle w:val="Compact"/>
+            </w:pPr>
+            <w:r>
+              <w:t xml:space="preserve">the Rev B DRC reported no violations against ITS rule set</w:t>
+            </w:r>
+          </w:p>
+        </w:tc>
+        <w:tc>
+          <w:tcPr>
+            <w:tcW w:w="3500" w:type="dxa"/>
+          </w:tcPr>
+          <w:p>
+            <w:pPr>
+              <w:pStyle w:val="Compact"/>
+            </w:pPr>
+            <w:r>
+              <w:t xml:space="preserve">VIOLATIONS: 0. That rule set did not contain six of the seven findings of ECO-EEG-030; the same geometry regraded under them is in kicad/EEG-CAR-01_RevB_regraded_ECO-EEG-032.txt</w:t>
+            </w:r>
+          </w:p>
+        </w:tc>
+      </w:tr>
+      <w:tr>
+        <w:trPr>
+          <w:cantSplit/>
+        </w:trPr>
+        <w:tc>
+          <w:tcPr>
+            <w:tcW w:w="2220" w:type="dxa"/>
+          </w:tcPr>
+          <w:p>
+            <w:pPr>
+              <w:pStyle w:val="Compact"/>
+            </w:pPr>
+            <w:r>
+              <w:t xml:space="preserve">pass</w:t>
+            </w:r>
+          </w:p>
+        </w:tc>
+        <w:tc>
+          <w:tcPr>
+            <w:tcW w:w="3691" w:type="dxa"/>
+          </w:tcPr>
+          <w:p>
+            <w:pPr>
+              <w:pStyle w:val="Compact"/>
+            </w:pPr>
+            <w:r>
+              <w:t xml:space="preserve">every routable net is one connected copper island</w:t>
+            </w:r>
+          </w:p>
+        </w:tc>
+        <w:tc>
+          <w:tcPr>
+            <w:tcW w:w="3500" w:type="dxa"/>
+          </w:tcPr>
+          <w:p>
+            <w:pPr>
+              <w:pStyle w:val="Compact"/>
+            </w:pPr>
+            <w:r>
+              <w:t xml:space="preserve">145 of 145 connected, 0 unclosed, 0 without copper</w:t>
+            </w:r>
+          </w:p>
+        </w:tc>
+      </w:tr>
+      <w:tr>
+        <w:trPr>
+          <w:cantSplit/>
+        </w:trPr>
+        <w:tc>
+          <w:tcPr>
+            <w:tcW w:w="2220" w:type="dxa"/>
+          </w:tcPr>
+          <w:p>
+            <w:pPr>
+              <w:pStyle w:val="Compact"/>
+            </w:pPr>
+            <w:r>
+              <w:t xml:space="preserve">value</w:t>
+            </w:r>
+          </w:p>
+        </w:tc>
+        <w:tc>
+          <w:tcPr>
+            <w:tcW w:w="3691" w:type="dxa"/>
+          </w:tcPr>
+          <w:p>
+            <w:pPr>
+              <w:pStyle w:val="Compact"/>
+            </w:pPr>
+            <w:r>
+              <w:t xml:space="preserve">nets fully connected</w:t>
+            </w:r>
+          </w:p>
+        </w:tc>
+        <w:tc>
+          <w:tcPr>
+            <w:tcW w:w="3500" w:type="dxa"/>
+          </w:tcPr>
+          <w:p>
+            <w:pPr>
+              <w:pStyle w:val="Compact"/>
+            </w:pPr>
+            <w:r>
+              <w:t xml:space="preserve">145 of 145 routable (156 in the design)</w:t>
+            </w:r>
+          </w:p>
+        </w:tc>
+      </w:tr>
+      <w:tr>
+        <w:trPr>
+          <w:cantSplit/>
+        </w:trPr>
+        <w:tc>
+          <w:tcPr>
+            <w:tcW w:w="2220" w:type="dxa"/>
+          </w:tcPr>
+          <w:p>
+            <w:pPr>
+              <w:pStyle w:val="Compact"/>
+            </w:pPr>
+            <w:r>
+              <w:t xml:space="preserve">value</w:t>
+            </w:r>
+          </w:p>
+        </w:tc>
+        <w:tc>
+          <w:tcPr>
+            <w:tcW w:w="3691" w:type="dxa"/>
+          </w:tcPr>
+          <w:p>
+            <w:pPr>
+              <w:pStyle w:val="Compact"/>
+            </w:pPr>
+            <w:r>
+              <w:t xml:space="preserve">connections routed at relaxed geometry</w:t>
+            </w:r>
+          </w:p>
+        </w:tc>
+        <w:tc>
+          <w:tcPr>
+            <w:tcW w:w="3500" w:type="dxa"/>
+          </w:tcPr>
+          <w:p>
+            <w:pPr>
+              <w:pStyle w:val="Compact"/>
+            </w:pPr>
+            <w:r>
+              <w:t xml:space="preserve">169</w:t>
+            </w:r>
+          </w:p>
+        </w:tc>
+      </w:tr>
+      <w:tr>
+        <w:trPr>
+          <w:cantSplit/>
+        </w:trPr>
+        <w:tc>
+          <w:tcPr>
+            <w:tcW w:w="2220" w:type="dxa"/>
+          </w:tcPr>
+          <w:p>
+            <w:pPr>
+              <w:pStyle w:val="Compact"/>
+            </w:pPr>
+            <w:r>
+              <w:t xml:space="preserve">note</w:t>
+            </w:r>
+          </w:p>
+        </w:tc>
+        <w:tc>
+          <w:tcPr>
+            <w:tcW w:w="3691" w:type="dxa"/>
+          </w:tcPr>
+          <w:p>
+            <w:pPr>
+              <w:pStyle w:val="Compact"/>
+            </w:pPr>
+            <w:r>
+              <w:t xml:space="preserve">release state</w:t>
+            </w:r>
+          </w:p>
+        </w:tc>
+        <w:tc>
+          <w:tcPr>
+            <w:tcW w:w="3500" w:type="dxa"/>
+          </w:tcPr>
+          <w:p>
+            <w:pPr>
+              <w:pStyle w:val="Compact"/>
+            </w:pPr>
+            <w:r>
+              <w:t xml:space="preserve">the ECO-EEG-016 section 3 gate is MET – zero violations, every net one connected copper island. The fabrication data is RELEASED FOR REVIEW under RFQ-EEG-002A and is NOT released for fabrication: no human layout engineer has read this routing, and 169 of its connections close at the minimum conductor or the minimum gap rather than the preferred width</w:t>
+            </w:r>
+          </w:p>
+        </w:tc>
+      </w:tr>
+      <w:tr>
+        <w:trPr>
+          <w:cantSplit/>
+        </w:trPr>
+        <w:tc>
+          <w:tcPr>
+            <w:tcW w:w="2220" w:type="dxa"/>
+          </w:tcPr>
+          <w:p>
+            <w:pPr>
+              <w:pStyle w:val="Compact"/>
+            </w:pPr>
+            <w:r>
+              <w:rPr>
+                <w:b/>
+                <w:bCs/>
+              </w:rPr>
+              <w:t xml:space="preserve">open</w:t>
+            </w:r>
+          </w:p>
+        </w:tc>
+        <w:tc>
+          <w:tcPr>
+            <w:tcW w:w="3691" w:type="dxa"/>
+          </w:tcPr>
+          <w:p>
+            <w:pPr>
+              <w:pStyle w:val="Compact"/>
+            </w:pPr>
+            <w:r>
+              <w:t xml:space="preserve">the placement of Rev C has not been reviewed</w:t>
+            </w:r>
+          </w:p>
+        </w:tc>
+        <w:tc>
+          <w:tcPr>
+            <w:tcW w:w="3500" w:type="dxa"/>
+          </w:tcPr>
+          <w:p>
+            <w:pPr>
+              <w:pStyle w:val="Compact"/>
+            </w:pPr>
+            <w:r>
+              <w:t xml:space="preserve">A human layout engineer HAS now read the Rev B routing: he read it between 3 and 5 September 2026, declined the paid review and advised a redesign, and Rev B is withdrawn (ECO-EEG-030). What is open is the next review, not that one. RFQ-EEG-002A is re-scoped to the review of the layout contractor’s PLACEMENT of Rev C, taken at the placement confirmation gate and before routing is confirmed, as a written findings list by net, pad pair and coordinate. There is no placement to review yet</w:t>
             </w:r>
           </w:p>
         </w:tc>
@@ -5025,7 +5193,7 @@
               <w:pStyle w:val="Compact"/>
             </w:pPr>
             <w:r>
-              <w:t xml:space="preserve">8: C_0603_1608Metric, Fiducial_1mm_Mask3mm, L_0603_1608Metric, R_0603_1608Metric, R_1206_3216Metric, SOIC-14_3.9x8.7mm_P1.27mm, SOT-23, SOT-23-5</w:t>
+              <w:t xml:space="preserve">8: C_0603_1608Metric, Fiducial_1mm_Mask3mm, L_0603_1608Metric, R_0603_1608Metric, R_1206_3216Metric, SOT-23, SOT-23-5, TSSOP-14_4.4x5mm_P0.65mm</w:t>
             </w:r>
           </w:p>
         </w:tc>
@@ -8759,7 +8927,7 @@
               <w:pStyle w:val="Compact"/>
             </w:pPr>
             <w:r>
-              <w:t xml:space="preserve">never compiled against a real ESP-IDF installation and never run on hardware; five drivers are stubs (DSN-EEG-003 Rev C section 5)</w:t>
+              <w:t xml:space="preserve">never compiled against a real ESP-IDF installation and never run on hardware; five drivers are stubs (DSN-EEG-003 Rev D section 5)</w:t>
             </w:r>
           </w:p>
         </w:tc>
@@ -8783,9 +8951,9 @@
         <w:tblLook w:firstRow="1" w:lastRow="0" w:firstColumn="0" w:lastColumn="0" w:noHBand="0" w:noVBand="0" w:val="0020"/>
       </w:tblPr>
       <w:tblGrid>
-        <w:gridCol w:w="2143"/>
-        <w:gridCol w:w="3364"/>
-        <w:gridCol w:w="3904"/>
+        <w:gridCol w:w="2141"/>
+        <w:gridCol w:w="3371"/>
+        <w:gridCol w:w="3899"/>
       </w:tblGrid>
       <w:tr>
         <w:trPr>
@@ -8794,17 +8962,17 @@
         </w:trPr>
         <w:tc>
           <w:tcPr>
-            <w:tcW w:w="2143" w:type="dxa"/>
-          </w:tcPr>
-          <w:p>
-            <w:pPr>
-              <w:pStyle w:val="Compact"/>
-            </w:pPr>
-          </w:p>
-        </w:tc>
-        <w:tc>
-          <w:tcPr>
-            <w:tcW w:w="3364" w:type="dxa"/>
+            <w:tcW w:w="2141" w:type="dxa"/>
+          </w:tcPr>
+          <w:p>
+            <w:pPr>
+              <w:pStyle w:val="Compact"/>
+            </w:pPr>
+          </w:p>
+        </w:tc>
+        <w:tc>
+          <w:tcPr>
+            <w:tcW w:w="3371" w:type="dxa"/>
           </w:tcPr>
           <w:p>
             <w:pPr>
@@ -8817,7 +8985,7 @@
         </w:tc>
         <w:tc>
           <w:tcPr>
-            <w:tcW w:w="3904" w:type="dxa"/>
+            <w:tcW w:w="3899" w:type="dxa"/>
           </w:tcPr>
           <w:p>
             <w:pPr>
@@ -8835,20 +9003,20 @@
         </w:trPr>
         <w:tc>
           <w:tcPr>
-            <w:tcW w:w="2143" w:type="dxa"/>
-          </w:tcPr>
-          <w:p>
-            <w:pPr>
-              <w:pStyle w:val="Compact"/>
-            </w:pPr>
-            <w:r>
-              <w:t xml:space="preserve">pass</w:t>
-            </w:r>
-          </w:p>
-        </w:tc>
-        <w:tc>
-          <w:tcPr>
-            <w:tcW w:w="3364" w:type="dxa"/>
+            <w:tcW w:w="2141" w:type="dxa"/>
+          </w:tcPr>
+          <w:p>
+            <w:pPr>
+              <w:pStyle w:val="Compact"/>
+            </w:pPr>
+            <w:r>
+              <w:t xml:space="preserve">pass</w:t>
+            </w:r>
+          </w:p>
+        </w:tc>
+        <w:tc>
+          <w:tcPr>
+            <w:tcW w:w="3371" w:type="dxa"/>
           </w:tcPr>
           <w:p>
             <w:pPr>
@@ -8861,35 +9029,35 @@
         </w:tc>
         <w:tc>
           <w:tcPr>
-            <w:tcW w:w="3904" w:type="dxa"/>
-          </w:tcPr>
-          <w:p>
-            <w:pPr>
-              <w:pStyle w:val="Compact"/>
-            </w:pPr>
-          </w:p>
-        </w:tc>
-      </w:tr>
-      <w:tr>
-        <w:trPr>
-          <w:cantSplit/>
-        </w:trPr>
-        <w:tc>
-          <w:tcPr>
-            <w:tcW w:w="2143" w:type="dxa"/>
-          </w:tcPr>
-          <w:p>
-            <w:pPr>
-              <w:pStyle w:val="Compact"/>
-            </w:pPr>
-            <w:r>
-              <w:t xml:space="preserve">pass</w:t>
-            </w:r>
-          </w:p>
-        </w:tc>
-        <w:tc>
-          <w:tcPr>
-            <w:tcW w:w="3364" w:type="dxa"/>
+            <w:tcW w:w="3899" w:type="dxa"/>
+          </w:tcPr>
+          <w:p>
+            <w:pPr>
+              <w:pStyle w:val="Compact"/>
+            </w:pPr>
+          </w:p>
+        </w:tc>
+      </w:tr>
+      <w:tr>
+        <w:trPr>
+          <w:cantSplit/>
+        </w:trPr>
+        <w:tc>
+          <w:tcPr>
+            <w:tcW w:w="2141" w:type="dxa"/>
+          </w:tcPr>
+          <w:p>
+            <w:pPr>
+              <w:pStyle w:val="Compact"/>
+            </w:pPr>
+            <w:r>
+              <w:t xml:space="preserve">pass</w:t>
+            </w:r>
+          </w:p>
+        </w:tc>
+        <w:tc>
+          <w:tcPr>
+            <w:tcW w:w="3371" w:type="dxa"/>
           </w:tcPr>
           <w:p>
             <w:pPr>
@@ -8902,22 +9070,22 @@
         </w:tc>
         <w:tc>
           <w:tcPr>
-            <w:tcW w:w="3904" w:type="dxa"/>
-          </w:tcPr>
-          <w:p>
-            <w:pPr>
-              <w:pStyle w:val="Compact"/>
-            </w:pPr>
-          </w:p>
-        </w:tc>
-      </w:tr>
-      <w:tr>
-        <w:trPr>
-          <w:cantSplit/>
-        </w:trPr>
-        <w:tc>
-          <w:tcPr>
-            <w:tcW w:w="2143" w:type="dxa"/>
+            <w:tcW w:w="3899" w:type="dxa"/>
+          </w:tcPr>
+          <w:p>
+            <w:pPr>
+              <w:pStyle w:val="Compact"/>
+            </w:pPr>
+          </w:p>
+        </w:tc>
+      </w:tr>
+      <w:tr>
+        <w:trPr>
+          <w:cantSplit/>
+        </w:trPr>
+        <w:tc>
+          <w:tcPr>
+            <w:tcW w:w="2141" w:type="dxa"/>
           </w:tcPr>
           <w:p>
             <w:pPr>
@@ -8930,7 +9098,7 @@
         </w:tc>
         <w:tc>
           <w:tcPr>
-            <w:tcW w:w="3364" w:type="dxa"/>
+            <w:tcW w:w="3371" w:type="dxa"/>
           </w:tcPr>
           <w:p>
             <w:pPr>
@@ -8943,7 +9111,7 @@
         </w:tc>
         <w:tc>
           <w:tcPr>
-            <w:tcW w:w="3904" w:type="dxa"/>
+            <w:tcW w:w="3899" w:type="dxa"/>
           </w:tcPr>
           <w:p>
             <w:pPr>
@@ -8961,7 +9129,7 @@
         </w:trPr>
         <w:tc>
           <w:tcPr>
-            <w:tcW w:w="2143" w:type="dxa"/>
+            <w:tcW w:w="2141" w:type="dxa"/>
           </w:tcPr>
           <w:p>
             <w:pPr>
@@ -8974,7 +9142,7 @@
         </w:tc>
         <w:tc>
           <w:tcPr>
-            <w:tcW w:w="3364" w:type="dxa"/>
+            <w:tcW w:w="3371" w:type="dxa"/>
           </w:tcPr>
           <w:p>
             <w:pPr>
@@ -8987,7 +9155,7 @@
         </w:tc>
         <w:tc>
           <w:tcPr>
-            <w:tcW w:w="3904" w:type="dxa"/>
+            <w:tcW w:w="3899" w:type="dxa"/>
           </w:tcPr>
           <w:p>
             <w:pPr>
@@ -9005,20 +9173,20 @@
         </w:trPr>
         <w:tc>
           <w:tcPr>
-            <w:tcW w:w="2143" w:type="dxa"/>
-          </w:tcPr>
-          <w:p>
-            <w:pPr>
-              <w:pStyle w:val="Compact"/>
-            </w:pPr>
-            <w:r>
-              <w:t xml:space="preserve">pass</w:t>
-            </w:r>
-          </w:p>
-        </w:tc>
-        <w:tc>
-          <w:tcPr>
-            <w:tcW w:w="3364" w:type="dxa"/>
+            <w:tcW w:w="2141" w:type="dxa"/>
+          </w:tcPr>
+          <w:p>
+            <w:pPr>
+              <w:pStyle w:val="Compact"/>
+            </w:pPr>
+            <w:r>
+              <w:t xml:space="preserve">pass</w:t>
+            </w:r>
+          </w:p>
+        </w:tc>
+        <w:tc>
+          <w:tcPr>
+            <w:tcW w:w="3371" w:type="dxa"/>
           </w:tcPr>
           <w:p>
             <w:pPr>
@@ -9031,7 +9199,7 @@
         </w:tc>
         <w:tc>
           <w:tcPr>
-            <w:tcW w:w="3904" w:type="dxa"/>
+            <w:tcW w:w="3899" w:type="dxa"/>
           </w:tcPr>
           <w:p>
             <w:pPr>
@@ -9049,7 +9217,7 @@
         </w:trPr>
         <w:tc>
           <w:tcPr>
-            <w:tcW w:w="2143" w:type="dxa"/>
+            <w:tcW w:w="2141" w:type="dxa"/>
           </w:tcPr>
           <w:p>
             <w:pPr>
@@ -9062,7 +9230,7 @@
         </w:tc>
         <w:tc>
           <w:tcPr>
-            <w:tcW w:w="3364" w:type="dxa"/>
+            <w:tcW w:w="3371" w:type="dxa"/>
           </w:tcPr>
           <w:p>
             <w:pPr>
@@ -9075,7 +9243,7 @@
         </w:tc>
         <w:tc>
           <w:tcPr>
-            <w:tcW w:w="3904" w:type="dxa"/>
+            <w:tcW w:w="3899" w:type="dxa"/>
           </w:tcPr>
           <w:p>
             <w:pPr>
@@ -9093,20 +9261,20 @@
         </w:trPr>
         <w:tc>
           <w:tcPr>
-            <w:tcW w:w="2143" w:type="dxa"/>
-          </w:tcPr>
-          <w:p>
-            <w:pPr>
-              <w:pStyle w:val="Compact"/>
-            </w:pPr>
-            <w:r>
-              <w:t xml:space="preserve">pass</w:t>
-            </w:r>
-          </w:p>
-        </w:tc>
-        <w:tc>
-          <w:tcPr>
-            <w:tcW w:w="3364" w:type="dxa"/>
+            <w:tcW w:w="2141" w:type="dxa"/>
+          </w:tcPr>
+          <w:p>
+            <w:pPr>
+              <w:pStyle w:val="Compact"/>
+            </w:pPr>
+            <w:r>
+              <w:t xml:space="preserve">pass</w:t>
+            </w:r>
+          </w:p>
+        </w:tc>
+        <w:tc>
+          <w:tcPr>
+            <w:tcW w:w="3371" w:type="dxa"/>
           </w:tcPr>
           <w:p>
             <w:pPr>
@@ -9119,7 +9287,7 @@
         </w:tc>
         <w:tc>
           <w:tcPr>
-            <w:tcW w:w="3904" w:type="dxa"/>
+            <w:tcW w:w="3899" w:type="dxa"/>
           </w:tcPr>
           <w:p>
             <w:pPr>
@@ -9137,7 +9305,7 @@
         </w:trPr>
         <w:tc>
           <w:tcPr>
-            <w:tcW w:w="2143" w:type="dxa"/>
+            <w:tcW w:w="2141" w:type="dxa"/>
           </w:tcPr>
           <w:p>
             <w:pPr>
@@ -9150,7 +9318,7 @@
         </w:tc>
         <w:tc>
           <w:tcPr>
-            <w:tcW w:w="3364" w:type="dxa"/>
+            <w:tcW w:w="3371" w:type="dxa"/>
           </w:tcPr>
           <w:p>
             <w:pPr>
@@ -9163,7 +9331,7 @@
         </w:tc>
         <w:tc>
           <w:tcPr>
-            <w:tcW w:w="3904" w:type="dxa"/>
+            <w:tcW w:w="3899" w:type="dxa"/>
           </w:tcPr>
           <w:p>
             <w:pPr>
@@ -9181,7 +9349,7 @@
         </w:trPr>
         <w:tc>
           <w:tcPr>
-            <w:tcW w:w="2143" w:type="dxa"/>
+            <w:tcW w:w="2141" w:type="dxa"/>
           </w:tcPr>
           <w:p>
             <w:pPr>
@@ -9194,7 +9362,7 @@
         </w:tc>
         <w:tc>
           <w:tcPr>
-            <w:tcW w:w="3364" w:type="dxa"/>
+            <w:tcW w:w="3371" w:type="dxa"/>
           </w:tcPr>
           <w:p>
             <w:pPr>
@@ -9207,7 +9375,7 @@
         </w:tc>
         <w:tc>
           <w:tcPr>
-            <w:tcW w:w="3904" w:type="dxa"/>
+            <w:tcW w:w="3899" w:type="dxa"/>
           </w:tcPr>
           <w:p>
             <w:pPr>
@@ -9225,20 +9393,20 @@
         </w:trPr>
         <w:tc>
           <w:tcPr>
-            <w:tcW w:w="2143" w:type="dxa"/>
-          </w:tcPr>
-          <w:p>
-            <w:pPr>
-              <w:pStyle w:val="Compact"/>
-            </w:pPr>
-            <w:r>
-              <w:t xml:space="preserve">pass</w:t>
-            </w:r>
-          </w:p>
-        </w:tc>
-        <w:tc>
-          <w:tcPr>
-            <w:tcW w:w="3364" w:type="dxa"/>
+            <w:tcW w:w="2141" w:type="dxa"/>
+          </w:tcPr>
+          <w:p>
+            <w:pPr>
+              <w:pStyle w:val="Compact"/>
+            </w:pPr>
+            <w:r>
+              <w:t xml:space="preserve">pass</w:t>
+            </w:r>
+          </w:p>
+        </w:tc>
+        <w:tc>
+          <w:tcPr>
+            <w:tcW w:w="3371" w:type="dxa"/>
           </w:tcPr>
           <w:p>
             <w:pPr>
@@ -9251,7 +9419,7 @@
         </w:tc>
         <w:tc>
           <w:tcPr>
-            <w:tcW w:w="3904" w:type="dxa"/>
+            <w:tcW w:w="3899" w:type="dxa"/>
           </w:tcPr>
           <w:p>
             <w:pPr>
@@ -9269,20 +9437,20 @@
         </w:trPr>
         <w:tc>
           <w:tcPr>
-            <w:tcW w:w="2143" w:type="dxa"/>
-          </w:tcPr>
-          <w:p>
-            <w:pPr>
-              <w:pStyle w:val="Compact"/>
-            </w:pPr>
-            <w:r>
-              <w:t xml:space="preserve">pass</w:t>
-            </w:r>
-          </w:p>
-        </w:tc>
-        <w:tc>
-          <w:tcPr>
-            <w:tcW w:w="3364" w:type="dxa"/>
+            <w:tcW w:w="2141" w:type="dxa"/>
+          </w:tcPr>
+          <w:p>
+            <w:pPr>
+              <w:pStyle w:val="Compact"/>
+            </w:pPr>
+            <w:r>
+              <w:t xml:space="preserve">pass</w:t>
+            </w:r>
+          </w:p>
+        </w:tc>
+        <w:tc>
+          <w:tcPr>
+            <w:tcW w:w="3371" w:type="dxa"/>
           </w:tcPr>
           <w:p>
             <w:pPr>
@@ -9295,7 +9463,7 @@
         </w:tc>
         <w:tc>
           <w:tcPr>
-            <w:tcW w:w="3904" w:type="dxa"/>
+            <w:tcW w:w="3899" w:type="dxa"/>
           </w:tcPr>
           <w:p>
             <w:pPr>
@@ -9313,7 +9481,7 @@
         </w:trPr>
         <w:tc>
           <w:tcPr>
-            <w:tcW w:w="2143" w:type="dxa"/>
+            <w:tcW w:w="2141" w:type="dxa"/>
           </w:tcPr>
           <w:p>
             <w:pPr>
@@ -9326,7 +9494,7 @@
         </w:tc>
         <w:tc>
           <w:tcPr>
-            <w:tcW w:w="3364" w:type="dxa"/>
+            <w:tcW w:w="3371" w:type="dxa"/>
           </w:tcPr>
           <w:p>
             <w:pPr>
@@ -9339,7 +9507,7 @@
         </w:tc>
         <w:tc>
           <w:tcPr>
-            <w:tcW w:w="3904" w:type="dxa"/>
+            <w:tcW w:w="3899" w:type="dxa"/>
           </w:tcPr>
           <w:p>
             <w:pPr>
@@ -9357,20 +9525,20 @@
         </w:trPr>
         <w:tc>
           <w:tcPr>
-            <w:tcW w:w="2143" w:type="dxa"/>
-          </w:tcPr>
-          <w:p>
-            <w:pPr>
-              <w:pStyle w:val="Compact"/>
-            </w:pPr>
-            <w:r>
-              <w:t xml:space="preserve">pass</w:t>
-            </w:r>
-          </w:p>
-        </w:tc>
-        <w:tc>
-          <w:tcPr>
-            <w:tcW w:w="3364" w:type="dxa"/>
+            <w:tcW w:w="2141" w:type="dxa"/>
+          </w:tcPr>
+          <w:p>
+            <w:pPr>
+              <w:pStyle w:val="Compact"/>
+            </w:pPr>
+            <w:r>
+              <w:t xml:space="preserve">pass</w:t>
+            </w:r>
+          </w:p>
+        </w:tc>
+        <w:tc>
+          <w:tcPr>
+            <w:tcW w:w="3371" w:type="dxa"/>
           </w:tcPr>
           <w:p>
             <w:pPr>
@@ -9383,7 +9551,7 @@
         </w:tc>
         <w:tc>
           <w:tcPr>
-            <w:tcW w:w="3904" w:type="dxa"/>
+            <w:tcW w:w="3899" w:type="dxa"/>
           </w:tcPr>
           <w:p>
             <w:pPr>
@@ -9401,7 +9569,7 @@
         </w:trPr>
         <w:tc>
           <w:tcPr>
-            <w:tcW w:w="2143" w:type="dxa"/>
+            <w:tcW w:w="2141" w:type="dxa"/>
           </w:tcPr>
           <w:p>
             <w:pPr>
@@ -9414,7 +9582,7 @@
         </w:tc>
         <w:tc>
           <w:tcPr>
-            <w:tcW w:w="3364" w:type="dxa"/>
+            <w:tcW w:w="3371" w:type="dxa"/>
           </w:tcPr>
           <w:p>
             <w:pPr>
@@ -9427,7 +9595,7 @@
         </w:tc>
         <w:tc>
           <w:tcPr>
-            <w:tcW w:w="3904" w:type="dxa"/>
+            <w:tcW w:w="3899" w:type="dxa"/>
           </w:tcPr>
           <w:p>
             <w:pPr>
@@ -9445,20 +9613,20 @@
         </w:trPr>
         <w:tc>
           <w:tcPr>
-            <w:tcW w:w="2143" w:type="dxa"/>
-          </w:tcPr>
-          <w:p>
-            <w:pPr>
-              <w:pStyle w:val="Compact"/>
-            </w:pPr>
-            <w:r>
-              <w:t xml:space="preserve">pass</w:t>
-            </w:r>
-          </w:p>
-        </w:tc>
-        <w:tc>
-          <w:tcPr>
-            <w:tcW w:w="3364" w:type="dxa"/>
+            <w:tcW w:w="2141" w:type="dxa"/>
+          </w:tcPr>
+          <w:p>
+            <w:pPr>
+              <w:pStyle w:val="Compact"/>
+            </w:pPr>
+            <w:r>
+              <w:t xml:space="preserve">pass</w:t>
+            </w:r>
+          </w:p>
+        </w:tc>
+        <w:tc>
+          <w:tcPr>
+            <w:tcW w:w="3371" w:type="dxa"/>
           </w:tcPr>
           <w:p>
             <w:pPr>
@@ -9471,7 +9639,7 @@
         </w:tc>
         <w:tc>
           <w:tcPr>
-            <w:tcW w:w="3904" w:type="dxa"/>
+            <w:tcW w:w="3899" w:type="dxa"/>
           </w:tcPr>
           <w:p>
             <w:pPr>
@@ -9489,7 +9657,7 @@
         </w:trPr>
         <w:tc>
           <w:tcPr>
-            <w:tcW w:w="2143" w:type="dxa"/>
+            <w:tcW w:w="2141" w:type="dxa"/>
           </w:tcPr>
           <w:p>
             <w:pPr>
@@ -9502,7 +9670,7 @@
         </w:tc>
         <w:tc>
           <w:tcPr>
-            <w:tcW w:w="3364" w:type="dxa"/>
+            <w:tcW w:w="3371" w:type="dxa"/>
           </w:tcPr>
           <w:p>
             <w:pPr>
@@ -9515,7 +9683,7 @@
         </w:tc>
         <w:tc>
           <w:tcPr>
-            <w:tcW w:w="3904" w:type="dxa"/>
+            <w:tcW w:w="3899" w:type="dxa"/>
           </w:tcPr>
           <w:p>
             <w:pPr>
@@ -9533,20 +9701,20 @@
         </w:trPr>
         <w:tc>
           <w:tcPr>
-            <w:tcW w:w="2143" w:type="dxa"/>
-          </w:tcPr>
-          <w:p>
-            <w:pPr>
-              <w:pStyle w:val="Compact"/>
-            </w:pPr>
-            <w:r>
-              <w:t xml:space="preserve">pass</w:t>
-            </w:r>
-          </w:p>
-        </w:tc>
-        <w:tc>
-          <w:tcPr>
-            <w:tcW w:w="3364" w:type="dxa"/>
+            <w:tcW w:w="2141" w:type="dxa"/>
+          </w:tcPr>
+          <w:p>
+            <w:pPr>
+              <w:pStyle w:val="Compact"/>
+            </w:pPr>
+            <w:r>
+              <w:t xml:space="preserve">pass</w:t>
+            </w:r>
+          </w:p>
+        </w:tc>
+        <w:tc>
+          <w:tcPr>
+            <w:tcW w:w="3371" w:type="dxa"/>
           </w:tcPr>
           <w:p>
             <w:pPr>
@@ -9559,7 +9727,7 @@
         </w:tc>
         <w:tc>
           <w:tcPr>
-            <w:tcW w:w="3904" w:type="dxa"/>
+            <w:tcW w:w="3899" w:type="dxa"/>
           </w:tcPr>
           <w:p>
             <w:pPr>
@@ -9577,7 +9745,7 @@
         </w:trPr>
         <w:tc>
           <w:tcPr>
-            <w:tcW w:w="2143" w:type="dxa"/>
+            <w:tcW w:w="2141" w:type="dxa"/>
           </w:tcPr>
           <w:p>
             <w:pPr>
@@ -9590,7 +9758,7 @@
         </w:tc>
         <w:tc>
           <w:tcPr>
-            <w:tcW w:w="3364" w:type="dxa"/>
+            <w:tcW w:w="3371" w:type="dxa"/>
           </w:tcPr>
           <w:p>
             <w:pPr>
@@ -9603,7 +9771,7 @@
         </w:tc>
         <w:tc>
           <w:tcPr>
-            <w:tcW w:w="3904" w:type="dxa"/>
+            <w:tcW w:w="3899" w:type="dxa"/>
           </w:tcPr>
           <w:p>
             <w:pPr>
@@ -9621,20 +9789,20 @@
         </w:trPr>
         <w:tc>
           <w:tcPr>
-            <w:tcW w:w="2143" w:type="dxa"/>
-          </w:tcPr>
-          <w:p>
-            <w:pPr>
-              <w:pStyle w:val="Compact"/>
-            </w:pPr>
-            <w:r>
-              <w:t xml:space="preserve">pass</w:t>
-            </w:r>
-          </w:p>
-        </w:tc>
-        <w:tc>
-          <w:tcPr>
-            <w:tcW w:w="3364" w:type="dxa"/>
+            <w:tcW w:w="2141" w:type="dxa"/>
+          </w:tcPr>
+          <w:p>
+            <w:pPr>
+              <w:pStyle w:val="Compact"/>
+            </w:pPr>
+            <w:r>
+              <w:t xml:space="preserve">pass</w:t>
+            </w:r>
+          </w:p>
+        </w:tc>
+        <w:tc>
+          <w:tcPr>
+            <w:tcW w:w="3371" w:type="dxa"/>
           </w:tcPr>
           <w:p>
             <w:pPr>
@@ -9647,7 +9815,7 @@
         </w:tc>
         <w:tc>
           <w:tcPr>
-            <w:tcW w:w="3904" w:type="dxa"/>
+            <w:tcW w:w="3899" w:type="dxa"/>
           </w:tcPr>
           <w:p>
             <w:pPr>
@@ -9665,20 +9833,20 @@
         </w:trPr>
         <w:tc>
           <w:tcPr>
-            <w:tcW w:w="2143" w:type="dxa"/>
-          </w:tcPr>
-          <w:p>
-            <w:pPr>
-              <w:pStyle w:val="Compact"/>
-            </w:pPr>
-            <w:r>
-              <w:t xml:space="preserve">pass</w:t>
-            </w:r>
-          </w:p>
-        </w:tc>
-        <w:tc>
-          <w:tcPr>
-            <w:tcW w:w="3364" w:type="dxa"/>
+            <w:tcW w:w="2141" w:type="dxa"/>
+          </w:tcPr>
+          <w:p>
+            <w:pPr>
+              <w:pStyle w:val="Compact"/>
+            </w:pPr>
+            <w:r>
+              <w:t xml:space="preserve">pass</w:t>
+            </w:r>
+          </w:p>
+        </w:tc>
+        <w:tc>
+          <w:tcPr>
+            <w:tcW w:w="3371" w:type="dxa"/>
           </w:tcPr>
           <w:p>
             <w:pPr>
@@ -9691,25 +9859,69 @@
         </w:tc>
         <w:tc>
           <w:tcPr>
-            <w:tcW w:w="3904" w:type="dxa"/>
-          </w:tcPr>
-          <w:p>
-            <w:pPr>
-              <w:pStyle w:val="Compact"/>
-            </w:pPr>
-            <w:r>
-              <w:t xml:space="preserve">lights_phase() alternates LED_V against the shift register, and both halves of the lead-off word are read: neither detector gone = green, exactly one = amber, both = red</w:t>
-            </w:r>
-          </w:p>
-        </w:tc>
-      </w:tr>
-      <w:tr>
-        <w:trPr>
-          <w:cantSplit/>
-        </w:trPr>
-        <w:tc>
-          <w:tcPr>
-            <w:tcW w:w="2143" w:type="dxa"/>
+            <w:tcW w:w="3899" w:type="dxa"/>
+          </w:tcPr>
+          <w:p>
+            <w:pPr>
+              <w:pStyle w:val="Compact"/>
+            </w:pPr>
+            <w:r>
+              <w:t xml:space="preserve">lights_phase() alternates LED_V against the shift register</w:t>
+            </w:r>
+          </w:p>
+        </w:tc>
+      </w:tr>
+      <w:tr>
+        <w:trPr>
+          <w:cantSplit/>
+        </w:trPr>
+        <w:tc>
+          <w:tcPr>
+            <w:tcW w:w="2141" w:type="dxa"/>
+          </w:tcPr>
+          <w:p>
+            <w:pPr>
+              <w:pStyle w:val="Compact"/>
+            </w:pPr>
+            <w:r>
+              <w:t xml:space="preserve">pass</w:t>
+            </w:r>
+          </w:p>
+        </w:tc>
+        <w:tc>
+          <w:tcPr>
+            <w:tcW w:w="3371" w:type="dxa"/>
+          </w:tcPr>
+          <w:p>
+            <w:pPr>
+              <w:pStyle w:val="Compact"/>
+            </w:pPr>
+            <w:r>
+              <w:t xml:space="preserve">E-27: all three colours are reachable from what ads_init() enables</w:t>
+            </w:r>
+          </w:p>
+        </w:tc>
+        <w:tc>
+          <w:tcPr>
+            <w:tcW w:w="3899" w:type="dxa"/>
+          </w:tcPr>
+          <w:p>
+            <w:pPr>
+              <w:pStyle w:val="Compact"/>
+            </w:pPr>
+            <w:r>
+              <w:t xml:space="preserve">green, amber and red are computed from g_loff_insens, g_loff_sens, and the converter is configured to feed a swept LOFF_SENSP comparator</w:t>
+            </w:r>
+          </w:p>
+        </w:tc>
+      </w:tr>
+      <w:tr>
+        <w:trPr>
+          <w:cantSplit/>
+        </w:trPr>
+        <w:tc>
+          <w:tcPr>
+            <w:tcW w:w="2141" w:type="dxa"/>
           </w:tcPr>
           <w:p>
             <w:pPr>
@@ -9726,7 +9938,7 @@
         </w:tc>
         <w:tc>
           <w:tcPr>
-            <w:tcW w:w="3364" w:type="dxa"/>
+            <w:tcW w:w="3371" w:type="dxa"/>
           </w:tcPr>
           <w:p>
             <w:pPr>
@@ -9739,7 +9951,7 @@
         </w:tc>
         <w:tc>
           <w:tcPr>
-            <w:tcW w:w="3904" w:type="dxa"/>
+            <w:tcW w:w="3899" w:type="dxa"/>
           </w:tcPr>
           <w:p>
             <w:pPr>
@@ -9769,7 +9981,7 @@
         </w:trPr>
         <w:tc>
           <w:tcPr>
-            <w:tcW w:w="2143" w:type="dxa"/>
+            <w:tcW w:w="2141" w:type="dxa"/>
           </w:tcPr>
           <w:p>
             <w:pPr>
@@ -9782,7 +9994,7 @@
         </w:tc>
         <w:tc>
           <w:tcPr>
-            <w:tcW w:w="3364" w:type="dxa"/>
+            <w:tcW w:w="3371" w:type="dxa"/>
           </w:tcPr>
           <w:p>
             <w:pPr>
@@ -9795,7 +10007,7 @@
         </w:tc>
         <w:tc>
           <w:tcPr>
-            <w:tcW w:w="3904" w:type="dxa"/>
+            <w:tcW w:w="3899" w:type="dxa"/>
           </w:tcPr>
           <w:p>
             <w:pPr>
@@ -9813,7 +10025,7 @@
         </w:trPr>
         <w:tc>
           <w:tcPr>
-            <w:tcW w:w="2143" w:type="dxa"/>
+            <w:tcW w:w="2141" w:type="dxa"/>
           </w:tcPr>
           <w:p>
             <w:pPr>
@@ -9826,7 +10038,7 @@
         </w:tc>
         <w:tc>
           <w:tcPr>
-            <w:tcW w:w="3364" w:type="dxa"/>
+            <w:tcW w:w="3371" w:type="dxa"/>
           </w:tcPr>
           <w:p>
             <w:pPr>
@@ -9839,7 +10051,7 @@
         </w:tc>
         <w:tc>
           <w:tcPr>
-            <w:tcW w:w="3904" w:type="dxa"/>
+            <w:tcW w:w="3899" w:type="dxa"/>
           </w:tcPr>
           <w:p>
             <w:pPr>
@@ -9857,20 +10069,20 @@
         </w:trPr>
         <w:tc>
           <w:tcPr>
-            <w:tcW w:w="2143" w:type="dxa"/>
-          </w:tcPr>
-          <w:p>
-            <w:pPr>
-              <w:pStyle w:val="Compact"/>
-            </w:pPr>
-            <w:r>
-              <w:t xml:space="preserve">pass</w:t>
-            </w:r>
-          </w:p>
-        </w:tc>
-        <w:tc>
-          <w:tcPr>
-            <w:tcW w:w="3364" w:type="dxa"/>
+            <w:tcW w:w="2141" w:type="dxa"/>
+          </w:tcPr>
+          <w:p>
+            <w:pPr>
+              <w:pStyle w:val="Compact"/>
+            </w:pPr>
+            <w:r>
+              <w:t xml:space="preserve">pass</w:t>
+            </w:r>
+          </w:p>
+        </w:tc>
+        <w:tc>
+          <w:tcPr>
+            <w:tcW w:w="3371" w:type="dxa"/>
           </w:tcPr>
           <w:p>
             <w:pPr>
@@ -9883,7 +10095,7 @@
         </w:tc>
         <w:tc>
           <w:tcPr>
-            <w:tcW w:w="3904" w:type="dxa"/>
+            <w:tcW w:w="3899" w:type="dxa"/>
           </w:tcPr>
           <w:p>
             <w:pPr>
@@ -9901,20 +10113,20 @@
         </w:trPr>
         <w:tc>
           <w:tcPr>
-            <w:tcW w:w="2143" w:type="dxa"/>
-          </w:tcPr>
-          <w:p>
-            <w:pPr>
-              <w:pStyle w:val="Compact"/>
-            </w:pPr>
-            <w:r>
-              <w:t xml:space="preserve">pass</w:t>
-            </w:r>
-          </w:p>
-        </w:tc>
-        <w:tc>
-          <w:tcPr>
-            <w:tcW w:w="3364" w:type="dxa"/>
+            <w:tcW w:w="2141" w:type="dxa"/>
+          </w:tcPr>
+          <w:p>
+            <w:pPr>
+              <w:pStyle w:val="Compact"/>
+            </w:pPr>
+            <w:r>
+              <w:t xml:space="preserve">pass</w:t>
+            </w:r>
+          </w:p>
+        </w:tc>
+        <w:tc>
+          <w:tcPr>
+            <w:tcW w:w="3371" w:type="dxa"/>
           </w:tcPr>
           <w:p>
             <w:pPr>
@@ -9927,7 +10139,7 @@
         </w:tc>
         <w:tc>
           <w:tcPr>
-            <w:tcW w:w="3904" w:type="dxa"/>
+            <w:tcW w:w="3899" w:type="dxa"/>
           </w:tcPr>
           <w:p>
             <w:pPr>
@@ -9945,20 +10157,20 @@
         </w:trPr>
         <w:tc>
           <w:tcPr>
-            <w:tcW w:w="2143" w:type="dxa"/>
-          </w:tcPr>
-          <w:p>
-            <w:pPr>
-              <w:pStyle w:val="Compact"/>
-            </w:pPr>
-            <w:r>
-              <w:t xml:space="preserve">pass</w:t>
-            </w:r>
-          </w:p>
-        </w:tc>
-        <w:tc>
-          <w:tcPr>
-            <w:tcW w:w="3364" w:type="dxa"/>
+            <w:tcW w:w="2141" w:type="dxa"/>
+          </w:tcPr>
+          <w:p>
+            <w:pPr>
+              <w:pStyle w:val="Compact"/>
+            </w:pPr>
+            <w:r>
+              <w:t xml:space="preserve">pass</w:t>
+            </w:r>
+          </w:p>
+        </w:tc>
+        <w:tc>
+          <w:tcPr>
+            <w:tcW w:w="3371" w:type="dxa"/>
           </w:tcPr>
           <w:p>
             <w:pPr>
@@ -9971,7 +10183,7 @@
         </w:tc>
         <w:tc>
           <w:tcPr>
-            <w:tcW w:w="3904" w:type="dxa"/>
+            <w:tcW w:w="3899" w:type="dxa"/>
           </w:tcPr>
           <w:p>
             <w:pPr>
@@ -9989,7 +10201,7 @@
         </w:trPr>
         <w:tc>
           <w:tcPr>
-            <w:tcW w:w="2143" w:type="dxa"/>
+            <w:tcW w:w="2141" w:type="dxa"/>
           </w:tcPr>
           <w:p>
             <w:pPr>
@@ -10002,7 +10214,7 @@
         </w:tc>
         <w:tc>
           <w:tcPr>
-            <w:tcW w:w="3364" w:type="dxa"/>
+            <w:tcW w:w="3371" w:type="dxa"/>
           </w:tcPr>
           <w:p>
             <w:pPr>
@@ -10015,7 +10227,7 @@
         </w:tc>
         <w:tc>
           <w:tcPr>
-            <w:tcW w:w="3904" w:type="dxa"/>
+            <w:tcW w:w="3899" w:type="dxa"/>
           </w:tcPr>
           <w:p>
             <w:pPr>
@@ -10033,20 +10245,20 @@
         </w:trPr>
         <w:tc>
           <w:tcPr>
-            <w:tcW w:w="2143" w:type="dxa"/>
-          </w:tcPr>
-          <w:p>
-            <w:pPr>
-              <w:pStyle w:val="Compact"/>
-            </w:pPr>
-            <w:r>
-              <w:t xml:space="preserve">pass</w:t>
-            </w:r>
-          </w:p>
-        </w:tc>
-        <w:tc>
-          <w:tcPr>
-            <w:tcW w:w="3364" w:type="dxa"/>
+            <w:tcW w:w="2141" w:type="dxa"/>
+          </w:tcPr>
+          <w:p>
+            <w:pPr>
+              <w:pStyle w:val="Compact"/>
+            </w:pPr>
+            <w:r>
+              <w:t xml:space="preserve">pass</w:t>
+            </w:r>
+          </w:p>
+        </w:tc>
+        <w:tc>
+          <w:tcPr>
+            <w:tcW w:w="3371" w:type="dxa"/>
           </w:tcPr>
           <w:p>
             <w:pPr>
@@ -10059,7 +10271,7 @@
         </w:tc>
         <w:tc>
           <w:tcPr>
-            <w:tcW w:w="3904" w:type="dxa"/>
+            <w:tcW w:w="3899" w:type="dxa"/>
           </w:tcPr>
           <w:p>
             <w:pPr>
@@ -10077,7 +10289,7 @@
         </w:trPr>
         <w:tc>
           <w:tcPr>
-            <w:tcW w:w="2143" w:type="dxa"/>
+            <w:tcW w:w="2141" w:type="dxa"/>
           </w:tcPr>
           <w:p>
             <w:pPr>
@@ -10090,7 +10302,7 @@
         </w:tc>
         <w:tc>
           <w:tcPr>
-            <w:tcW w:w="3364" w:type="dxa"/>
+            <w:tcW w:w="3371" w:type="dxa"/>
           </w:tcPr>
           <w:p>
             <w:pPr>
@@ -10103,7 +10315,7 @@
         </w:tc>
         <w:tc>
           <w:tcPr>
-            <w:tcW w:w="3904" w:type="dxa"/>
+            <w:tcW w:w="3899" w:type="dxa"/>
           </w:tcPr>
           <w:p>
             <w:pPr>
@@ -10121,7 +10333,7 @@
         </w:trPr>
         <w:tc>
           <w:tcPr>
-            <w:tcW w:w="2143" w:type="dxa"/>
+            <w:tcW w:w="2141" w:type="dxa"/>
           </w:tcPr>
           <w:p>
             <w:pPr>
@@ -10134,7 +10346,7 @@
         </w:tc>
         <w:tc>
           <w:tcPr>
-            <w:tcW w:w="3364" w:type="dxa"/>
+            <w:tcW w:w="3371" w:type="dxa"/>
           </w:tcPr>
           <w:p>
             <w:pPr>
@@ -10147,7 +10359,7 @@
         </w:tc>
         <w:tc>
           <w:tcPr>
-            <w:tcW w:w="3904" w:type="dxa"/>
+            <w:tcW w:w="3899" w:type="dxa"/>
           </w:tcPr>
           <w:p>
             <w:pPr>
@@ -10165,20 +10377,20 @@
         </w:trPr>
         <w:tc>
           <w:tcPr>
-            <w:tcW w:w="2143" w:type="dxa"/>
-          </w:tcPr>
-          <w:p>
-            <w:pPr>
-              <w:pStyle w:val="Compact"/>
-            </w:pPr>
-            <w:r>
-              <w:t xml:space="preserve">pass</w:t>
-            </w:r>
-          </w:p>
-        </w:tc>
-        <w:tc>
-          <w:tcPr>
-            <w:tcW w:w="3364" w:type="dxa"/>
+            <w:tcW w:w="2141" w:type="dxa"/>
+          </w:tcPr>
+          <w:p>
+            <w:pPr>
+              <w:pStyle w:val="Compact"/>
+            </w:pPr>
+            <w:r>
+              <w:t xml:space="preserve">pass</w:t>
+            </w:r>
+          </w:p>
+        </w:tc>
+        <w:tc>
+          <w:tcPr>
+            <w:tcW w:w="3371" w:type="dxa"/>
           </w:tcPr>
           <w:p>
             <w:pPr>
@@ -10191,7 +10403,7 @@
         </w:tc>
         <w:tc>
           <w:tcPr>
-            <w:tcW w:w="3904" w:type="dxa"/>
+            <w:tcW w:w="3899" w:type="dxa"/>
           </w:tcPr>
           <w:p>
             <w:pPr>
@@ -10209,20 +10421,20 @@
         </w:trPr>
         <w:tc>
           <w:tcPr>
-            <w:tcW w:w="2143" w:type="dxa"/>
-          </w:tcPr>
-          <w:p>
-            <w:pPr>
-              <w:pStyle w:val="Compact"/>
-            </w:pPr>
-            <w:r>
-              <w:t xml:space="preserve">pass</w:t>
-            </w:r>
-          </w:p>
-        </w:tc>
-        <w:tc>
-          <w:tcPr>
-            <w:tcW w:w="3364" w:type="dxa"/>
+            <w:tcW w:w="2141" w:type="dxa"/>
+          </w:tcPr>
+          <w:p>
+            <w:pPr>
+              <w:pStyle w:val="Compact"/>
+            </w:pPr>
+            <w:r>
+              <w:t xml:space="preserve">pass</w:t>
+            </w:r>
+          </w:p>
+        </w:tc>
+        <w:tc>
+          <w:tcPr>
+            <w:tcW w:w="3371" w:type="dxa"/>
           </w:tcPr>
           <w:p>
             <w:pPr>
@@ -10235,7 +10447,7 @@
         </w:tc>
         <w:tc>
           <w:tcPr>
-            <w:tcW w:w="3904" w:type="dxa"/>
+            <w:tcW w:w="3899" w:type="dxa"/>
           </w:tcPr>
           <w:p>
             <w:pPr>
@@ -10253,7 +10465,7 @@
         </w:trPr>
         <w:tc>
           <w:tcPr>
-            <w:tcW w:w="2143" w:type="dxa"/>
+            <w:tcW w:w="2141" w:type="dxa"/>
           </w:tcPr>
           <w:p>
             <w:pPr>
@@ -10270,7 +10482,7 @@
         </w:tc>
         <w:tc>
           <w:tcPr>
-            <w:tcW w:w="3364" w:type="dxa"/>
+            <w:tcW w:w="3371" w:type="dxa"/>
           </w:tcPr>
           <w:p>
             <w:pPr>
@@ -10283,7 +10495,7 @@
         </w:tc>
         <w:tc>
           <w:tcPr>
-            <w:tcW w:w="3904" w:type="dxa"/>
+            <w:tcW w:w="3899" w:type="dxa"/>
           </w:tcPr>
           <w:p>
             <w:pPr>
@@ -10301,7 +10513,7 @@
         </w:trPr>
         <w:tc>
           <w:tcPr>
-            <w:tcW w:w="2143" w:type="dxa"/>
+            <w:tcW w:w="2141" w:type="dxa"/>
           </w:tcPr>
           <w:p>
             <w:pPr>
@@ -10314,7 +10526,7 @@
         </w:tc>
         <w:tc>
           <w:tcPr>
-            <w:tcW w:w="3364" w:type="dxa"/>
+            <w:tcW w:w="3371" w:type="dxa"/>
           </w:tcPr>
           <w:p>
             <w:pPr>
@@ -10327,7 +10539,7 @@
         </w:tc>
         <w:tc>
           <w:tcPr>
-            <w:tcW w:w="3904" w:type="dxa"/>
+            <w:tcW w:w="3899" w:type="dxa"/>
           </w:tcPr>
           <w:p>
             <w:pPr>
@@ -10345,20 +10557,20 @@
         </w:trPr>
         <w:tc>
           <w:tcPr>
-            <w:tcW w:w="2143" w:type="dxa"/>
-          </w:tcPr>
-          <w:p>
-            <w:pPr>
-              <w:pStyle w:val="Compact"/>
-            </w:pPr>
-            <w:r>
-              <w:t xml:space="preserve">pass</w:t>
-            </w:r>
-          </w:p>
-        </w:tc>
-        <w:tc>
-          <w:tcPr>
-            <w:tcW w:w="3364" w:type="dxa"/>
+            <w:tcW w:w="2141" w:type="dxa"/>
+          </w:tcPr>
+          <w:p>
+            <w:pPr>
+              <w:pStyle w:val="Compact"/>
+            </w:pPr>
+            <w:r>
+              <w:t xml:space="preserve">pass</w:t>
+            </w:r>
+          </w:p>
+        </w:tc>
+        <w:tc>
+          <w:tcPr>
+            <w:tcW w:w="3371" w:type="dxa"/>
           </w:tcPr>
           <w:p>
             <w:pPr>
@@ -10371,7 +10583,7 @@
         </w:tc>
         <w:tc>
           <w:tcPr>
-            <w:tcW w:w="3904" w:type="dxa"/>
+            <w:tcW w:w="3899" w:type="dxa"/>
           </w:tcPr>
           <w:p>
             <w:pPr>
@@ -10389,7 +10601,7 @@
         </w:trPr>
         <w:tc>
           <w:tcPr>
-            <w:tcW w:w="2143" w:type="dxa"/>
+            <w:tcW w:w="2141" w:type="dxa"/>
           </w:tcPr>
           <w:p>
             <w:pPr>
@@ -10402,7 +10614,7 @@
         </w:tc>
         <w:tc>
           <w:tcPr>
-            <w:tcW w:w="3364" w:type="dxa"/>
+            <w:tcW w:w="3371" w:type="dxa"/>
           </w:tcPr>
           <w:p>
             <w:pPr>
@@ -10415,7 +10627,7 @@
         </w:tc>
         <w:tc>
           <w:tcPr>
-            <w:tcW w:w="3904" w:type="dxa"/>
+            <w:tcW w:w="3899" w:type="dxa"/>
           </w:tcPr>
           <w:p>
             <w:pPr>
@@ -10433,20 +10645,20 @@
         </w:trPr>
         <w:tc>
           <w:tcPr>
-            <w:tcW w:w="2143" w:type="dxa"/>
-          </w:tcPr>
-          <w:p>
-            <w:pPr>
-              <w:pStyle w:val="Compact"/>
-            </w:pPr>
-            <w:r>
-              <w:t xml:space="preserve">pass</w:t>
-            </w:r>
-          </w:p>
-        </w:tc>
-        <w:tc>
-          <w:tcPr>
-            <w:tcW w:w="3364" w:type="dxa"/>
+            <w:tcW w:w="2141" w:type="dxa"/>
+          </w:tcPr>
+          <w:p>
+            <w:pPr>
+              <w:pStyle w:val="Compact"/>
+            </w:pPr>
+            <w:r>
+              <w:t xml:space="preserve">pass</w:t>
+            </w:r>
+          </w:p>
+        </w:tc>
+        <w:tc>
+          <w:tcPr>
+            <w:tcW w:w="3371" w:type="dxa"/>
           </w:tcPr>
           <w:p>
             <w:pPr>
@@ -10459,7 +10671,7 @@
         </w:tc>
         <w:tc>
           <w:tcPr>
-            <w:tcW w:w="3904" w:type="dxa"/>
+            <w:tcW w:w="3899" w:type="dxa"/>
           </w:tcPr>
           <w:p>
             <w:pPr>
@@ -10477,7 +10689,7 @@
         </w:trPr>
         <w:tc>
           <w:tcPr>
-            <w:tcW w:w="2143" w:type="dxa"/>
+            <w:tcW w:w="2141" w:type="dxa"/>
           </w:tcPr>
           <w:p>
             <w:pPr>
@@ -10494,7 +10706,7 @@
         </w:tc>
         <w:tc>
           <w:tcPr>
-            <w:tcW w:w="3364" w:type="dxa"/>
+            <w:tcW w:w="3371" w:type="dxa"/>
           </w:tcPr>
           <w:p>
             <w:pPr>
@@ -10507,7 +10719,7 @@
         </w:tc>
         <w:tc>
           <w:tcPr>
-            <w:tcW w:w="3904" w:type="dxa"/>
+            <w:tcW w:w="3899" w:type="dxa"/>
           </w:tcPr>
           <w:p>
             <w:pPr>

--- a/docs/SIM-EEG-018_RevA_production_simulation.docx
+++ b/docs/SIM-EEG-018_RevA_production_simulation.docx
@@ -4590,7 +4590,7 @@
               <w:pStyle w:val="Compact"/>
             </w:pPr>
             <w:r>
-              <w:t xml:space="preserve">the ECO-EEG-016 section 3 gate is MET – zero violations, every net one connected copper island. The fabrication data is RELEASED FOR REVIEW under RFQ-EEG-002A and is NOT released for fabrication: no human layout engineer has read this routing, and 169 of its connections close at the minimum conductor or the minimum gap rather than the preferred width</w:t>
+              <w:t xml:space="preserve">the ECO-EEG-016 section 3 gate was MET on this geometry – zero violations, every net one connected copper island – and it was NOT ENOUGH. A layout engineer read the board between 3 and 5 September 2026, declined the review and advised a redesign, and Rev B is WITHDRAWN FROM FABRICATION (ECO-EEG-030). 169 of its connections closed at the minimum conductor or the minimum gap rather than the preferred width, and six of his seven findings were rules this DRC did not have: regraded under them the same geometry shows 1311 occurrences (kicad/EEG-CAR-01_RevB_regraded_ECO-EEG-032.txt). Rev C is UNROUTED and its placement and routing are bought</w:t>
             </w:r>
           </w:p>
         </w:tc>
